--- a/6-过程管理/运行记录类文件/ZGS-06-14-中国广电重庆BOSS系统存储维保项目-信息安全管理计划.docx
+++ b/6-过程管理/运行记录类文件/ZGS-06-14-中国广电重庆BOSS系统存储维保项目-信息安全管理计划.docx
@@ -1,10 +1,11 @@
 
 <file path=word/document.xml><?xml version="1.0" encoding="utf-8"?>
-<w:document xmlns:wpc="http://schemas.microsoft.com/office/word/2010/wordprocessingCanvas" xmlns:mc="http://schemas.openxmlformats.org/markup-compatibility/2006" xmlns:o="urn:schemas-microsoft-com:office:office" xmlns:r="http://schemas.openxmlformats.org/officeDocument/2006/relationships" xmlns:m="http://schemas.openxmlformats.org/officeDocument/2006/math" xmlns:v="urn:schemas-microsoft-com:vml" xmlns:wp14="http://schemas.microsoft.com/office/word/2010/wordprocessingDrawing" xmlns:wp="http://schemas.openxmlformats.org/drawingml/2006/wordprocessingDrawing" xmlns:w="http://schemas.openxmlformats.org/wordprocessingml/2006/main" xmlns:w14="http://schemas.microsoft.com/office/word/2010/wordml" xmlns:w10="urn:schemas-microsoft-com:office:word" xmlns:w15="http://schemas.microsoft.com/office/word/2012/wordml" xmlns:wpg="http://schemas.microsoft.com/office/word/2010/wordprocessingGroup" xmlns:wpi="http://schemas.microsoft.com/office/word/2010/wordprocessingInk" xmlns:wne="http://schemas.microsoft.com/office/word/2006/wordml" xmlns:wps="http://schemas.microsoft.com/office/word/2010/wordprocessingShape" xmlns:wpsCustomData="http://www.wps.cn/officeDocument/2013/wpsCustomData" mc:Ignorable="w14 w15 wp14">
+<w:document xmlns:wpc="http://schemas.microsoft.com/office/word/2010/wordprocessingCanvas" xmlns:mc="http://schemas.openxmlformats.org/markup-compatibility/2006" xmlns:o="urn:schemas-microsoft-com:office:office" xmlns:r="http://schemas.openxmlformats.org/officeDocument/2006/relationships" xmlns:m="http://schemas.openxmlformats.org/officeDocument/2006/math" xmlns:v="urn:schemas-microsoft-com:vml" xmlns:wp14="http://schemas.microsoft.com/office/word/2010/wordprocessingDrawing" xmlns:wp="http://schemas.openxmlformats.org/drawingml/2006/wordprocessingDrawing" xmlns:w10="urn:schemas-microsoft-com:office:word" xmlns:w="http://schemas.openxmlformats.org/wordprocessingml/2006/main" xmlns:w14="http://schemas.microsoft.com/office/word/2010/wordml" xmlns:w15="http://schemas.microsoft.com/office/word/2012/wordml" xmlns:wne="http://schemas.microsoft.com/office/word/2006/wordml" xmlns:wpg="http://schemas.microsoft.com/office/word/2010/wordprocessingGroup" xmlns:wpi="http://schemas.microsoft.com/office/word/2010/wordprocessingInk" xmlns:wps="http://schemas.microsoft.com/office/word/2010/wordprocessingShape" mc:Ignorable="w14 w15 wp14">
+  <!-- Generated by Aspose.Words for .NET 13.3.0.1 -->
   <w:body>
     <w:p>
       <w:pPr>
-        <w:pStyle w:val="24"/>
+        <w:pStyle w:val="a"/>
         <w:keepNext w:val="0"/>
         <w:keepLines w:val="0"/>
         <w:pageBreakBefore w:val="0"/>
@@ -24,7 +25,7 @@
       <w:bookmarkStart w:id="0" w:name="_Toc3514"/>
       <w:r>
         <w:drawing>
-          <wp:anchor distT="0" distB="0" distL="114300" distR="114300" simplePos="0" relativeHeight="251660288" behindDoc="1" locked="0" layoutInCell="1" allowOverlap="1">
+          <wp:anchor distT="0" distB="0" distL="114300" distR="114300" simplePos="0" relativeHeight="251659264" behindDoc="1" locked="0" layoutInCell="1" allowOverlap="1">
             <wp:simplePos x="0" y="0"/>
             <wp:positionH relativeFrom="column">
               <wp:posOffset>0</wp:posOffset>
@@ -49,7 +50,7 @@
                     </pic:cNvPicPr>
                   </pic:nvPicPr>
                   <pic:blipFill>
-                    <a:blip r:embed="rId12"/>
+                    <a:blip xmlns:r="http://schemas.openxmlformats.org/officeDocument/2006/relationships" r:embed="rId4"/>
                     <a:stretch>
                       <a:fillRect/>
                     </a:stretch>
@@ -79,7 +80,7 @@
           <w:lang w:val="en-US" w:eastAsia="zh-CN"/>
         </w:rPr>
         <w:drawing>
-          <wp:anchor distT="0" distB="0" distL="114300" distR="114300" simplePos="0" relativeHeight="251659264" behindDoc="1" locked="0" layoutInCell="1" allowOverlap="1">
+          <wp:anchor distT="0" distB="0" distL="114300" distR="114300" simplePos="0" relativeHeight="251658240" behindDoc="1" locked="0" layoutInCell="1" allowOverlap="1">
             <wp:simplePos x="0" y="0"/>
             <wp:positionH relativeFrom="column">
               <wp:posOffset>635</wp:posOffset>
@@ -104,7 +105,7 @@
                     </pic:cNvPicPr>
                   </pic:nvPicPr>
                   <pic:blipFill>
-                    <a:blip r:embed="rId13">
+                    <a:blip xmlns:r="http://schemas.openxmlformats.org/officeDocument/2006/relationships" r:embed="rId5">
                       <a:alphaModFix amt="58000"/>
                       <a:lum contrast="-52000"/>
                     </a:blip>
@@ -138,7 +139,7 @@
     </w:p>
     <w:p>
       <w:pPr>
-        <w:pStyle w:val="25"/>
+        <w:pStyle w:val="a0"/>
         <w:keepNext w:val="0"/>
         <w:keepLines w:val="0"/>
         <w:pageBreakBefore w:val="0"/>
@@ -185,11 +186,11 @@
         <w:adjustRightInd w:val="0"/>
         <w:snapToGrid w:val="0"/>
         <w:spacing w:after="624" w:afterLines="200" w:line="219" w:lineRule="auto"/>
-        <w:ind w:left="0" w:leftChars="0" w:right="0" w:rightChars="0" w:firstLine="0" w:firstLineChars="0"/>
+        <w:ind w:left="0" w:right="0" w:firstLine="0" w:leftChars="0" w:rightChars="0" w:firstLineChars="0"/>
         <w:jc w:val="center"/>
         <w:textAlignment w:val="baseline"/>
         <w:rPr>
-          <w:rFonts w:hint="default" w:ascii="宋体" w:hAnsi="宋体" w:eastAsia="宋体" w:cs="宋体"/>
+          <w:rFonts w:ascii="宋体" w:eastAsia="宋体" w:hAnsi="宋体" w:cs="宋体" w:hint="default"/>
           <w:sz w:val="24"/>
           <w:szCs w:val="24"/>
           <w:lang w:val="en-US" w:eastAsia="zh-CN"/>
@@ -197,7 +198,7 @@
       </w:pPr>
       <w:r>
         <w:rPr>
-          <w:rFonts w:ascii="宋体" w:hAnsi="宋体" w:eastAsia="宋体" w:cs="宋体"/>
+          <w:rFonts w:ascii="宋体" w:eastAsia="宋体" w:hAnsi="宋体" w:cs="宋体"/>
           <w:b/>
           <w:bCs/>
           <w:spacing w:val="-3"/>
@@ -209,18 +210,17 @@
     </w:p>
     <w:tbl>
       <w:tblPr>
-        <w:tblStyle w:val="21"/>
+        <w:tblStyle w:val="TableGrid"/>
         <w:tblW w:w="0" w:type="auto"/>
         <w:jc w:val="center"/>
         <w:tblBorders>
-          <w:top w:val="none" w:color="auto" w:sz="0" w:space="0"/>
-          <w:left w:val="none" w:color="auto" w:sz="0" w:space="0"/>
-          <w:bottom w:val="none" w:color="auto" w:sz="0" w:space="0"/>
-          <w:right w:val="none" w:color="auto" w:sz="0" w:space="0"/>
-          <w:insideH w:val="none" w:color="auto" w:sz="0" w:space="0"/>
-          <w:insideV w:val="none" w:color="auto" w:sz="0" w:space="0"/>
+          <w:top w:val="nil"/>
+          <w:left w:val="nil"/>
+          <w:bottom w:val="nil"/>
+          <w:right w:val="nil"/>
+          <w:insideH w:val="nil"/>
+          <w:insideV w:val="nil"/>
         </w:tblBorders>
-        <w:tblLayout w:type="autofit"/>
         <w:tblCellMar>
           <w:top w:w="0" w:type="dxa"/>
           <w:left w:w="108" w:type="dxa"/>
@@ -234,13 +234,15 @@
       </w:tblGrid>
       <w:tr>
         <w:tblPrEx>
+          <w:tblW w:w="0" w:type="auto"/>
+          <w:jc w:val="center"/>
           <w:tblBorders>
-            <w:top w:val="none" w:color="auto" w:sz="0" w:space="0"/>
-            <w:left w:val="none" w:color="auto" w:sz="0" w:space="0"/>
-            <w:bottom w:val="none" w:color="auto" w:sz="0" w:space="0"/>
-            <w:right w:val="none" w:color="auto" w:sz="0" w:space="0"/>
-            <w:insideH w:val="none" w:color="auto" w:sz="0" w:space="0"/>
-            <w:insideV w:val="none" w:color="auto" w:sz="0" w:space="0"/>
+            <w:top w:val="nil"/>
+            <w:left w:val="nil"/>
+            <w:bottom w:val="nil"/>
+            <w:right w:val="nil"/>
+            <w:insideH w:val="nil"/>
+            <w:insideV w:val="nil"/>
           </w:tblBorders>
           <w:tblCellMar>
             <w:top w:w="0" w:type="dxa"/>
@@ -250,7 +252,7 @@
           </w:tblCellMar>
         </w:tblPrEx>
         <w:trPr>
-          <w:trHeight w:val="810" w:hRule="atLeast"/>
+          <w:trHeight w:val="810"/>
           <w:jc w:val="center"/>
         </w:trPr>
         <w:tc>
@@ -323,7 +325,7 @@
             </w:r>
             <w:r>
               <w:rPr>
-                <w:rFonts w:hint="eastAsia" w:asciiTheme="minorAscii" w:hAnsiTheme="minorAscii" w:eastAsiaTheme="minorEastAsia"/>
+                <w:rFonts w:asciiTheme="minorAscii" w:eastAsiaTheme="minorEastAsia" w:hAnsiTheme="minorAscii" w:hint="eastAsia"/>
                 <w:spacing w:val="227"/>
                 <w:sz w:val="21"/>
                 <w:vertAlign w:val="baseline"/>
@@ -345,14 +347,8 @@
       </w:tr>
       <w:tr>
         <w:tblPrEx>
-          <w:tblBorders>
-            <w:top w:val="none" w:color="auto" w:sz="0" w:space="0"/>
-            <w:left w:val="none" w:color="auto" w:sz="0" w:space="0"/>
-            <w:bottom w:val="none" w:color="auto" w:sz="0" w:space="0"/>
-            <w:right w:val="none" w:color="auto" w:sz="0" w:space="0"/>
-            <w:insideH w:val="none" w:color="auto" w:sz="0" w:space="0"/>
-            <w:insideV w:val="none" w:color="auto" w:sz="0" w:space="0"/>
-          </w:tblBorders>
+          <w:tblW w:w="0" w:type="auto"/>
+          <w:jc w:val="center"/>
           <w:tblCellMar>
             <w:top w:w="0" w:type="dxa"/>
             <w:left w:w="108" w:type="dxa"/>
@@ -361,7 +357,7 @@
           </w:tblCellMar>
         </w:tblPrEx>
         <w:trPr>
-          <w:trHeight w:val="810" w:hRule="atLeast"/>
+          <w:trHeight w:val="810"/>
           <w:jc w:val="center"/>
         </w:trPr>
         <w:tc>
@@ -385,7 +381,7 @@
               <w:snapToGrid w:val="0"/>
               <w:textAlignment w:val="baseline"/>
               <w:rPr>
-                <w:rFonts w:hint="default" w:ascii="Arial" w:hAnsi="Arial" w:eastAsia="Arial" w:cs="Arial"/>
+                <w:rFonts w:ascii="Arial" w:eastAsia="Arial" w:hAnsi="Arial" w:cs="Arial" w:hint="default"/>
                 <w:snapToGrid w:val="0"/>
                 <w:color w:val="000000"/>
                 <w:kern w:val="0"/>
@@ -417,7 +413,7 @@
             </w:r>
             <w:r>
               <w:rPr>
-                <w:rFonts w:hint="default" w:asciiTheme="minorAscii" w:hAnsiTheme="minorAscii" w:eastAsiaTheme="minorEastAsia"/>
+                <w:rFonts w:asciiTheme="minorAscii" w:eastAsiaTheme="minorEastAsia" w:hAnsiTheme="minorAscii" w:hint="default"/>
                 <w:spacing w:val="227"/>
                 <w:sz w:val="21"/>
                 <w:vertAlign w:val="baseline"/>
@@ -470,7 +466,7 @@
               <w:snapToGrid w:val="0"/>
               <w:textAlignment w:val="baseline"/>
               <w:rPr>
-                <w:rFonts w:hint="default" w:ascii="Arial" w:hAnsi="Arial" w:eastAsia="Arial" w:cs="Arial"/>
+                <w:rFonts w:ascii="Arial" w:eastAsia="Arial" w:hAnsi="Arial" w:cs="Arial" w:hint="default"/>
                 <w:snapToGrid w:val="0"/>
                 <w:color w:val="000000"/>
                 <w:kern w:val="0"/>
@@ -490,7 +486,7 @@
             </w:r>
             <w:r>
               <w:rPr>
-                <w:rFonts w:hint="eastAsia" w:asciiTheme="minorAscii" w:hAnsiTheme="minorAscii" w:eastAsiaTheme="minorEastAsia"/>
+                <w:rFonts w:asciiTheme="minorAscii" w:eastAsiaTheme="minorEastAsia" w:hAnsiTheme="minorAscii" w:hint="eastAsia"/>
                 <w:spacing w:val="227"/>
                 <w:sz w:val="21"/>
                 <w:vertAlign w:val="baseline"/>
@@ -512,14 +508,8 @@
       </w:tr>
       <w:tr>
         <w:tblPrEx>
-          <w:tblBorders>
-            <w:top w:val="none" w:color="auto" w:sz="0" w:space="0"/>
-            <w:left w:val="none" w:color="auto" w:sz="0" w:space="0"/>
-            <w:bottom w:val="none" w:color="auto" w:sz="0" w:space="0"/>
-            <w:right w:val="none" w:color="auto" w:sz="0" w:space="0"/>
-            <w:insideH w:val="none" w:color="auto" w:sz="0" w:space="0"/>
-            <w:insideV w:val="none" w:color="auto" w:sz="0" w:space="0"/>
-          </w:tblBorders>
+          <w:tblW w:w="0" w:type="auto"/>
+          <w:jc w:val="center"/>
           <w:tblCellMar>
             <w:top w:w="0" w:type="dxa"/>
             <w:left w:w="108" w:type="dxa"/>
@@ -528,7 +518,7 @@
           </w:tblCellMar>
         </w:tblPrEx>
         <w:trPr>
-          <w:trHeight w:val="635" w:hRule="atLeast"/>
+          <w:trHeight w:val="635"/>
           <w:jc w:val="center"/>
         </w:trPr>
         <w:tc>
@@ -603,7 +593,7 @@
             </w:r>
             <w:r>
               <w:rPr>
-                <w:rFonts w:hint="eastAsia" w:asciiTheme="minorAscii" w:hAnsiTheme="minorAscii" w:eastAsiaTheme="minorEastAsia"/>
+                <w:rFonts w:asciiTheme="minorAscii" w:eastAsiaTheme="minorEastAsia" w:hAnsiTheme="minorAscii" w:hint="eastAsia"/>
                 <w:spacing w:val="227"/>
                 <w:sz w:val="21"/>
                 <w:vertAlign w:val="baseline"/>
@@ -662,14 +652,14 @@
         <w:ind w:left="3634"/>
         <w:textAlignment w:val="baseline"/>
         <w:rPr>
-          <w:rFonts w:ascii="宋体" w:hAnsi="宋体" w:eastAsia="宋体" w:cs="宋体"/>
+          <w:rFonts w:ascii="宋体" w:eastAsia="宋体" w:hAnsi="宋体" w:cs="宋体"/>
           <w:sz w:val="31"/>
           <w:szCs w:val="31"/>
         </w:rPr>
       </w:pPr>
       <w:r>
         <w:rPr>
-          <w:rFonts w:ascii="宋体" w:hAnsi="宋体" w:eastAsia="宋体" w:cs="宋体"/>
+          <w:rFonts w:ascii="宋体" w:eastAsia="宋体" w:hAnsi="宋体" w:cs="宋体"/>
           <w:b/>
           <w:bCs/>
           <w:spacing w:val="4"/>
@@ -681,16 +671,16 @@
     </w:p>
     <w:tbl>
       <w:tblPr>
-        <w:tblStyle w:val="26"/>
+        <w:tblStyle w:val="TableNormal0"/>
         <w:tblW w:w="7137" w:type="dxa"/>
         <w:jc w:val="center"/>
         <w:tblBorders>
-          <w:top w:val="single" w:color="000000" w:sz="2" w:space="0"/>
-          <w:left w:val="single" w:color="000000" w:sz="2" w:space="0"/>
-          <w:bottom w:val="single" w:color="000000" w:sz="2" w:space="0"/>
-          <w:right w:val="single" w:color="000000" w:sz="2" w:space="0"/>
-          <w:insideH w:val="single" w:color="000000" w:sz="2" w:space="0"/>
-          <w:insideV w:val="single" w:color="000000" w:sz="2" w:space="0"/>
+          <w:top w:val="single" w:sz="2" w:space="0" w:color="000000"/>
+          <w:left w:val="single" w:sz="2" w:space="0" w:color="000000"/>
+          <w:bottom w:val="single" w:sz="2" w:space="0" w:color="000000"/>
+          <w:right w:val="single" w:sz="2" w:space="0" w:color="000000"/>
+          <w:insideH w:val="single" w:sz="2" w:space="0" w:color="000000"/>
+          <w:insideV w:val="single" w:sz="2" w:space="0" w:color="000000"/>
         </w:tblBorders>
         <w:tblLayout w:type="fixed"/>
         <w:tblCellMar>
@@ -708,14 +698,17 @@
       </w:tblGrid>
       <w:tr>
         <w:tblPrEx>
+          <w:tblW w:w="7137" w:type="dxa"/>
+          <w:jc w:val="center"/>
           <w:tblBorders>
-            <w:top w:val="single" w:color="000000" w:sz="2" w:space="0"/>
-            <w:left w:val="single" w:color="000000" w:sz="2" w:space="0"/>
-            <w:bottom w:val="single" w:color="000000" w:sz="2" w:space="0"/>
-            <w:right w:val="single" w:color="000000" w:sz="2" w:space="0"/>
-            <w:insideH w:val="single" w:color="000000" w:sz="2" w:space="0"/>
-            <w:insideV w:val="single" w:color="000000" w:sz="2" w:space="0"/>
+            <w:top w:val="single" w:sz="2" w:space="0" w:color="000000"/>
+            <w:left w:val="single" w:sz="2" w:space="0" w:color="000000"/>
+            <w:bottom w:val="single" w:sz="2" w:space="0" w:color="000000"/>
+            <w:right w:val="single" w:sz="2" w:space="0" w:color="000000"/>
+            <w:insideH w:val="single" w:sz="2" w:space="0" w:color="000000"/>
+            <w:insideV w:val="single" w:sz="2" w:space="0" w:color="000000"/>
           </w:tblBorders>
+          <w:tblLayout w:type="fixed"/>
           <w:tblCellMar>
             <w:top w:w="0" w:type="dxa"/>
             <w:left w:w="0" w:type="dxa"/>
@@ -724,7 +717,7 @@
           </w:tblCellMar>
         </w:tblPrEx>
         <w:trPr>
-          <w:trHeight w:val="593" w:hRule="atLeast"/>
+          <w:trHeight w:val="593"/>
           <w:jc w:val="center"/>
         </w:trPr>
         <w:tc>
@@ -746,18 +739,18 @@
               <w:adjustRightInd w:val="0"/>
               <w:snapToGrid w:val="0"/>
               <w:spacing w:before="176" w:line="228" w:lineRule="auto"/>
-              <w:ind w:left="0" w:leftChars="0" w:right="0" w:rightChars="0" w:firstLine="0" w:firstLineChars="0"/>
+              <w:ind w:left="0" w:right="0" w:firstLine="0" w:leftChars="0" w:rightChars="0" w:firstLineChars="0"/>
               <w:jc w:val="center"/>
               <w:textAlignment w:val="baseline"/>
               <w:rPr>
-                <w:rFonts w:ascii="宋体" w:hAnsi="宋体" w:eastAsia="宋体" w:cs="宋体"/>
+                <w:rFonts w:ascii="宋体" w:eastAsia="宋体" w:hAnsi="宋体" w:cs="宋体"/>
                 <w:sz w:val="20"/>
                 <w:szCs w:val="20"/>
               </w:rPr>
             </w:pPr>
             <w:r>
               <w:rPr>
-                <w:rFonts w:ascii="宋体" w:hAnsi="宋体" w:eastAsia="宋体" w:cs="宋体"/>
+                <w:rFonts w:ascii="宋体" w:eastAsia="宋体" w:hAnsi="宋体" w:cs="宋体"/>
                 <w:spacing w:val="-14"/>
                 <w:sz w:val="20"/>
                 <w:szCs w:val="20"/>
@@ -785,18 +778,18 @@
               <w:adjustRightInd w:val="0"/>
               <w:snapToGrid w:val="0"/>
               <w:spacing w:before="175" w:line="227" w:lineRule="auto"/>
-              <w:ind w:left="0" w:leftChars="0" w:right="0" w:rightChars="0" w:firstLine="0" w:firstLineChars="0"/>
+              <w:ind w:left="0" w:right="0" w:firstLine="0" w:leftChars="0" w:rightChars="0" w:firstLineChars="0"/>
               <w:jc w:val="center"/>
               <w:textAlignment w:val="baseline"/>
               <w:rPr>
-                <w:rFonts w:ascii="宋体" w:hAnsi="宋体" w:eastAsia="宋体" w:cs="宋体"/>
+                <w:rFonts w:ascii="宋体" w:eastAsia="宋体" w:hAnsi="宋体" w:cs="宋体"/>
                 <w:sz w:val="20"/>
                 <w:szCs w:val="20"/>
               </w:rPr>
             </w:pPr>
             <w:r>
               <w:rPr>
-                <w:rFonts w:ascii="宋体" w:hAnsi="宋体" w:eastAsia="宋体" w:cs="宋体"/>
+                <w:rFonts w:ascii="宋体" w:eastAsia="宋体" w:hAnsi="宋体" w:cs="宋体"/>
                 <w:spacing w:val="4"/>
                 <w:sz w:val="20"/>
                 <w:szCs w:val="20"/>
@@ -824,18 +817,18 @@
               <w:adjustRightInd w:val="0"/>
               <w:snapToGrid w:val="0"/>
               <w:spacing w:before="175" w:line="228" w:lineRule="auto"/>
-              <w:ind w:left="0" w:leftChars="0" w:right="0" w:rightChars="0" w:firstLine="0" w:firstLineChars="0"/>
+              <w:ind w:left="0" w:right="0" w:firstLine="0" w:leftChars="0" w:rightChars="0" w:firstLineChars="0"/>
               <w:jc w:val="center"/>
               <w:textAlignment w:val="baseline"/>
               <w:rPr>
-                <w:rFonts w:ascii="宋体" w:hAnsi="宋体" w:eastAsia="宋体" w:cs="宋体"/>
+                <w:rFonts w:ascii="宋体" w:eastAsia="宋体" w:hAnsi="宋体" w:cs="宋体"/>
                 <w:sz w:val="20"/>
                 <w:szCs w:val="20"/>
               </w:rPr>
             </w:pPr>
             <w:r>
               <w:rPr>
-                <w:rFonts w:ascii="宋体" w:hAnsi="宋体" w:eastAsia="宋体" w:cs="宋体"/>
+                <w:rFonts w:ascii="宋体" w:eastAsia="宋体" w:hAnsi="宋体" w:cs="宋体"/>
                 <w:spacing w:val="7"/>
                 <w:sz w:val="20"/>
                 <w:szCs w:val="20"/>
@@ -863,18 +856,18 @@
               <w:adjustRightInd w:val="0"/>
               <w:snapToGrid w:val="0"/>
               <w:spacing w:before="176" w:line="229" w:lineRule="auto"/>
-              <w:ind w:left="0" w:leftChars="0" w:right="0" w:rightChars="0" w:firstLine="0" w:firstLineChars="0"/>
+              <w:ind w:left="0" w:right="0" w:firstLine="0" w:leftChars="0" w:rightChars="0" w:firstLineChars="0"/>
               <w:jc w:val="center"/>
               <w:textAlignment w:val="baseline"/>
               <w:rPr>
-                <w:rFonts w:ascii="宋体" w:hAnsi="宋体" w:eastAsia="宋体" w:cs="宋体"/>
+                <w:rFonts w:ascii="宋体" w:eastAsia="宋体" w:hAnsi="宋体" w:cs="宋体"/>
                 <w:sz w:val="20"/>
                 <w:szCs w:val="20"/>
               </w:rPr>
             </w:pPr>
             <w:r>
               <w:rPr>
-                <w:rFonts w:ascii="宋体" w:hAnsi="宋体" w:eastAsia="宋体" w:cs="宋体"/>
+                <w:rFonts w:ascii="宋体" w:eastAsia="宋体" w:hAnsi="宋体" w:cs="宋体"/>
                 <w:spacing w:val="7"/>
                 <w:sz w:val="20"/>
                 <w:szCs w:val="20"/>
@@ -886,14 +879,9 @@
       </w:tr>
       <w:tr>
         <w:tblPrEx>
-          <w:tblBorders>
-            <w:top w:val="single" w:color="000000" w:sz="2" w:space="0"/>
-            <w:left w:val="single" w:color="000000" w:sz="2" w:space="0"/>
-            <w:bottom w:val="single" w:color="000000" w:sz="2" w:space="0"/>
-            <w:right w:val="single" w:color="000000" w:sz="2" w:space="0"/>
-            <w:insideH w:val="single" w:color="000000" w:sz="2" w:space="0"/>
-            <w:insideV w:val="single" w:color="000000" w:sz="2" w:space="0"/>
-          </w:tblBorders>
+          <w:tblW w:w="7137" w:type="dxa"/>
+          <w:jc w:val="center"/>
+          <w:tblLayout w:type="fixed"/>
           <w:tblCellMar>
             <w:top w:w="0" w:type="dxa"/>
             <w:left w:w="0" w:type="dxa"/>
@@ -902,7 +890,7 @@
           </w:tblCellMar>
         </w:tblPrEx>
         <w:trPr>
-          <w:trHeight w:val="516" w:hRule="atLeast"/>
+          <w:trHeight w:val="516"/>
           <w:jc w:val="center"/>
         </w:trPr>
         <w:tc>
@@ -924,11 +912,11 @@
               <w:adjustRightInd w:val="0"/>
               <w:snapToGrid w:val="0"/>
               <w:spacing w:before="173" w:line="267" w:lineRule="exact"/>
-              <w:ind w:left="0" w:leftChars="0" w:right="0" w:rightChars="0" w:firstLine="0" w:firstLineChars="0"/>
+              <w:ind w:left="0" w:right="0" w:firstLine="0" w:leftChars="0" w:rightChars="0" w:firstLineChars="0"/>
               <w:jc w:val="center"/>
               <w:textAlignment w:val="baseline"/>
               <w:rPr>
-                <w:rFonts w:hint="default" w:ascii="宋体" w:hAnsi="宋体" w:eastAsia="宋体" w:cs="宋体"/>
+                <w:rFonts w:ascii="宋体" w:eastAsia="宋体" w:hAnsi="宋体" w:cs="宋体" w:hint="default"/>
                 <w:sz w:val="20"/>
                 <w:szCs w:val="20"/>
                 <w:lang w:val="en-US" w:eastAsia="zh-CN"/>
@@ -936,7 +924,7 @@
             </w:pPr>
             <w:r>
               <w:rPr>
-                <w:rFonts w:ascii="宋体" w:hAnsi="宋体" w:eastAsia="宋体" w:cs="宋体"/>
+                <w:rFonts w:ascii="宋体" w:eastAsia="宋体" w:hAnsi="宋体" w:cs="宋体"/>
                 <w:spacing w:val="3"/>
                 <w:position w:val="1"/>
                 <w:sz w:val="20"/>
@@ -946,7 +934,7 @@
             </w:r>
             <w:r>
               <w:rPr>
-                <w:rFonts w:hint="eastAsia" w:ascii="宋体" w:hAnsi="宋体" w:cs="宋体"/>
+                <w:rFonts w:ascii="宋体" w:hAnsi="宋体" w:cs="宋体" w:hint="eastAsia"/>
                 <w:spacing w:val="3"/>
                 <w:position w:val="1"/>
                 <w:sz w:val="20"/>
@@ -957,7 +945,7 @@
             </w:r>
             <w:r>
               <w:rPr>
-                <w:rFonts w:ascii="宋体" w:hAnsi="宋体" w:eastAsia="宋体" w:cs="宋体"/>
+                <w:rFonts w:ascii="宋体" w:eastAsia="宋体" w:hAnsi="宋体" w:cs="宋体"/>
                 <w:spacing w:val="3"/>
                 <w:position w:val="1"/>
                 <w:sz w:val="20"/>
@@ -967,7 +955,7 @@
             </w:r>
             <w:r>
               <w:rPr>
-                <w:rFonts w:hint="eastAsia" w:ascii="宋体" w:hAnsi="宋体" w:cs="宋体"/>
+                <w:rFonts w:ascii="宋体" w:hAnsi="宋体" w:cs="宋体" w:hint="eastAsia"/>
                 <w:spacing w:val="3"/>
                 <w:position w:val="1"/>
                 <w:sz w:val="20"/>
@@ -997,18 +985,18 @@
               <w:adjustRightInd w:val="0"/>
               <w:snapToGrid w:val="0"/>
               <w:spacing w:before="173" w:line="267" w:lineRule="exact"/>
-              <w:ind w:left="0" w:leftChars="0" w:right="0" w:rightChars="0" w:firstLine="0" w:firstLineChars="0"/>
+              <w:ind w:left="0" w:right="0" w:firstLine="0" w:leftChars="0" w:rightChars="0" w:firstLineChars="0"/>
               <w:jc w:val="center"/>
               <w:textAlignment w:val="baseline"/>
               <w:rPr>
-                <w:rFonts w:ascii="宋体" w:hAnsi="宋体" w:eastAsia="宋体" w:cs="宋体"/>
+                <w:rFonts w:ascii="宋体" w:eastAsia="宋体" w:hAnsi="宋体" w:cs="宋体"/>
                 <w:sz w:val="20"/>
                 <w:szCs w:val="20"/>
               </w:rPr>
             </w:pPr>
             <w:r>
               <w:rPr>
-                <w:rFonts w:ascii="宋体" w:hAnsi="宋体" w:eastAsia="宋体" w:cs="宋体"/>
+                <w:rFonts w:ascii="宋体" w:eastAsia="宋体" w:hAnsi="宋体" w:cs="宋体"/>
                 <w:spacing w:val="4"/>
                 <w:position w:val="1"/>
                 <w:sz w:val="20"/>
@@ -1037,18 +1025,18 @@
               <w:adjustRightInd w:val="0"/>
               <w:snapToGrid w:val="0"/>
               <w:spacing w:before="172" w:line="228" w:lineRule="auto"/>
-              <w:ind w:left="0" w:leftChars="0" w:right="0" w:rightChars="0" w:firstLine="0" w:firstLineChars="0"/>
+              <w:ind w:left="0" w:right="0" w:firstLine="0" w:leftChars="0" w:rightChars="0" w:firstLineChars="0"/>
               <w:jc w:val="center"/>
               <w:textAlignment w:val="baseline"/>
               <w:rPr>
-                <w:rFonts w:ascii="宋体" w:hAnsi="宋体" w:eastAsia="宋体" w:cs="宋体"/>
+                <w:rFonts w:ascii="宋体" w:eastAsia="宋体" w:hAnsi="宋体" w:cs="宋体"/>
                 <w:sz w:val="20"/>
                 <w:szCs w:val="20"/>
               </w:rPr>
             </w:pPr>
             <w:r>
               <w:rPr>
-                <w:rFonts w:ascii="宋体" w:hAnsi="宋体" w:eastAsia="宋体" w:cs="宋体"/>
+                <w:rFonts w:ascii="宋体" w:eastAsia="宋体" w:hAnsi="宋体" w:cs="宋体"/>
                 <w:spacing w:val="7"/>
                 <w:sz w:val="20"/>
                 <w:szCs w:val="20"/>
@@ -1076,11 +1064,11 @@
               <w:adjustRightInd w:val="0"/>
               <w:snapToGrid w:val="0"/>
               <w:spacing w:before="173" w:line="229" w:lineRule="auto"/>
-              <w:ind w:left="0" w:leftChars="0" w:right="0" w:rightChars="0" w:firstLine="0" w:firstLineChars="0"/>
+              <w:ind w:left="0" w:right="0" w:firstLine="0" w:leftChars="0" w:rightChars="0" w:firstLineChars="0"/>
               <w:jc w:val="center"/>
               <w:textAlignment w:val="baseline"/>
               <w:rPr>
-                <w:rFonts w:ascii="宋体" w:hAnsi="宋体" w:eastAsia="宋体" w:cs="宋体"/>
+                <w:rFonts w:ascii="宋体" w:eastAsia="宋体" w:hAnsi="宋体" w:cs="宋体"/>
                 <w:sz w:val="20"/>
                 <w:szCs w:val="20"/>
               </w:rPr>
@@ -1097,14 +1085,9 @@
       </w:tr>
       <w:tr>
         <w:tblPrEx>
-          <w:tblBorders>
-            <w:top w:val="single" w:color="000000" w:sz="2" w:space="0"/>
-            <w:left w:val="single" w:color="000000" w:sz="2" w:space="0"/>
-            <w:bottom w:val="single" w:color="000000" w:sz="2" w:space="0"/>
-            <w:right w:val="single" w:color="000000" w:sz="2" w:space="0"/>
-            <w:insideH w:val="single" w:color="000000" w:sz="2" w:space="0"/>
-            <w:insideV w:val="single" w:color="000000" w:sz="2" w:space="0"/>
-          </w:tblBorders>
+          <w:tblW w:w="7137" w:type="dxa"/>
+          <w:jc w:val="center"/>
+          <w:tblLayout w:type="fixed"/>
           <w:tblCellMar>
             <w:top w:w="0" w:type="dxa"/>
             <w:left w:w="0" w:type="dxa"/>
@@ -1113,7 +1096,7 @@
           </w:tblCellMar>
         </w:tblPrEx>
         <w:trPr>
-          <w:trHeight w:val="556" w:hRule="atLeast"/>
+          <w:trHeight w:val="556"/>
           <w:jc w:val="center"/>
         </w:trPr>
         <w:tc>
@@ -1122,7 +1105,7 @@
           </w:tcPr>
           <w:p>
             <w:pPr>
-              <w:pStyle w:val="27"/>
+              <w:pStyle w:val="TableText"/>
               <w:keepNext w:val="0"/>
               <w:keepLines w:val="0"/>
               <w:pageBreakBefore w:val="0"/>
@@ -1135,7 +1118,7 @@
               <w:bidi w:val="0"/>
               <w:adjustRightInd w:val="0"/>
               <w:snapToGrid w:val="0"/>
-              <w:ind w:left="0" w:leftChars="0" w:right="0" w:rightChars="0" w:firstLine="0" w:firstLineChars="0"/>
+              <w:ind w:left="0" w:right="0" w:firstLine="0" w:leftChars="0" w:rightChars="0" w:firstLineChars="0"/>
               <w:jc w:val="center"/>
               <w:textAlignment w:val="baseline"/>
             </w:pPr>
@@ -1147,7 +1130,7 @@
           </w:tcPr>
           <w:p>
             <w:pPr>
-              <w:pStyle w:val="27"/>
+              <w:pStyle w:val="TableText"/>
               <w:keepNext w:val="0"/>
               <w:keepLines w:val="0"/>
               <w:pageBreakBefore w:val="0"/>
@@ -1160,7 +1143,7 @@
               <w:bidi w:val="0"/>
               <w:adjustRightInd w:val="0"/>
               <w:snapToGrid w:val="0"/>
-              <w:ind w:left="0" w:leftChars="0" w:right="0" w:rightChars="0" w:firstLine="0" w:firstLineChars="0"/>
+              <w:ind w:left="0" w:right="0" w:firstLine="0" w:leftChars="0" w:rightChars="0" w:firstLineChars="0"/>
               <w:jc w:val="center"/>
               <w:textAlignment w:val="baseline"/>
             </w:pPr>
@@ -1172,7 +1155,7 @@
           </w:tcPr>
           <w:p>
             <w:pPr>
-              <w:pStyle w:val="27"/>
+              <w:pStyle w:val="TableText"/>
               <w:keepNext w:val="0"/>
               <w:keepLines w:val="0"/>
               <w:pageBreakBefore w:val="0"/>
@@ -1185,7 +1168,7 @@
               <w:bidi w:val="0"/>
               <w:adjustRightInd w:val="0"/>
               <w:snapToGrid w:val="0"/>
-              <w:ind w:left="0" w:leftChars="0" w:right="0" w:rightChars="0" w:firstLine="0" w:firstLineChars="0"/>
+              <w:ind w:left="0" w:right="0" w:firstLine="0" w:leftChars="0" w:rightChars="0" w:firstLineChars="0"/>
               <w:jc w:val="center"/>
               <w:textAlignment w:val="baseline"/>
             </w:pPr>
@@ -1197,7 +1180,7 @@
           </w:tcPr>
           <w:p>
             <w:pPr>
-              <w:pStyle w:val="27"/>
+              <w:pStyle w:val="TableText"/>
               <w:keepNext w:val="0"/>
               <w:keepLines w:val="0"/>
               <w:pageBreakBefore w:val="0"/>
@@ -1210,7 +1193,7 @@
               <w:bidi w:val="0"/>
               <w:adjustRightInd w:val="0"/>
               <w:snapToGrid w:val="0"/>
-              <w:ind w:left="0" w:leftChars="0" w:right="0" w:rightChars="0" w:firstLine="0" w:firstLineChars="0"/>
+              <w:ind w:left="0" w:right="0" w:firstLine="0" w:leftChars="0" w:rightChars="0" w:firstLineChars="0"/>
               <w:jc w:val="center"/>
               <w:textAlignment w:val="baseline"/>
             </w:pPr>
@@ -1219,14 +1202,9 @@
       </w:tr>
       <w:tr>
         <w:tblPrEx>
-          <w:tblBorders>
-            <w:top w:val="single" w:color="000000" w:sz="2" w:space="0"/>
-            <w:left w:val="single" w:color="000000" w:sz="2" w:space="0"/>
-            <w:bottom w:val="single" w:color="000000" w:sz="2" w:space="0"/>
-            <w:right w:val="single" w:color="000000" w:sz="2" w:space="0"/>
-            <w:insideH w:val="single" w:color="000000" w:sz="2" w:space="0"/>
-            <w:insideV w:val="single" w:color="000000" w:sz="2" w:space="0"/>
-          </w:tblBorders>
+          <w:tblW w:w="7137" w:type="dxa"/>
+          <w:jc w:val="center"/>
+          <w:tblLayout w:type="fixed"/>
           <w:tblCellMar>
             <w:top w:w="0" w:type="dxa"/>
             <w:left w:w="0" w:type="dxa"/>
@@ -1235,7 +1213,7 @@
           </w:tblCellMar>
         </w:tblPrEx>
         <w:trPr>
-          <w:trHeight w:val="556" w:hRule="atLeast"/>
+          <w:trHeight w:val="556"/>
           <w:jc w:val="center"/>
         </w:trPr>
         <w:tc>
@@ -1244,7 +1222,7 @@
           </w:tcPr>
           <w:p>
             <w:pPr>
-              <w:pStyle w:val="27"/>
+              <w:pStyle w:val="TableText"/>
               <w:keepNext w:val="0"/>
               <w:keepLines w:val="0"/>
               <w:pageBreakBefore w:val="0"/>
@@ -1257,7 +1235,7 @@
               <w:bidi w:val="0"/>
               <w:adjustRightInd w:val="0"/>
               <w:snapToGrid w:val="0"/>
-              <w:ind w:left="0" w:leftChars="0" w:right="0" w:rightChars="0" w:firstLine="0" w:firstLineChars="0"/>
+              <w:ind w:left="0" w:right="0" w:firstLine="0" w:leftChars="0" w:rightChars="0" w:firstLineChars="0"/>
               <w:jc w:val="center"/>
               <w:textAlignment w:val="baseline"/>
             </w:pPr>
@@ -1269,7 +1247,7 @@
           </w:tcPr>
           <w:p>
             <w:pPr>
-              <w:pStyle w:val="27"/>
+              <w:pStyle w:val="TableText"/>
               <w:keepNext w:val="0"/>
               <w:keepLines w:val="0"/>
               <w:pageBreakBefore w:val="0"/>
@@ -1282,7 +1260,7 @@
               <w:bidi w:val="0"/>
               <w:adjustRightInd w:val="0"/>
               <w:snapToGrid w:val="0"/>
-              <w:ind w:left="0" w:leftChars="0" w:right="0" w:rightChars="0" w:firstLine="0" w:firstLineChars="0"/>
+              <w:ind w:left="0" w:right="0" w:firstLine="0" w:leftChars="0" w:rightChars="0" w:firstLineChars="0"/>
               <w:jc w:val="center"/>
               <w:textAlignment w:val="baseline"/>
             </w:pPr>
@@ -1294,7 +1272,7 @@
           </w:tcPr>
           <w:p>
             <w:pPr>
-              <w:pStyle w:val="27"/>
+              <w:pStyle w:val="TableText"/>
               <w:keepNext w:val="0"/>
               <w:keepLines w:val="0"/>
               <w:pageBreakBefore w:val="0"/>
@@ -1307,7 +1285,7 @@
               <w:bidi w:val="0"/>
               <w:adjustRightInd w:val="0"/>
               <w:snapToGrid w:val="0"/>
-              <w:ind w:left="0" w:leftChars="0" w:right="0" w:rightChars="0" w:firstLine="0" w:firstLineChars="0"/>
+              <w:ind w:left="0" w:right="0" w:firstLine="0" w:leftChars="0" w:rightChars="0" w:firstLineChars="0"/>
               <w:jc w:val="center"/>
               <w:textAlignment w:val="baseline"/>
             </w:pPr>
@@ -1319,7 +1297,7 @@
           </w:tcPr>
           <w:p>
             <w:pPr>
-              <w:pStyle w:val="27"/>
+              <w:pStyle w:val="TableText"/>
               <w:keepNext w:val="0"/>
               <w:keepLines w:val="0"/>
               <w:pageBreakBefore w:val="0"/>
@@ -1332,7 +1310,7 @@
               <w:bidi w:val="0"/>
               <w:adjustRightInd w:val="0"/>
               <w:snapToGrid w:val="0"/>
-              <w:ind w:left="0" w:leftChars="0" w:right="0" w:rightChars="0" w:firstLine="0" w:firstLineChars="0"/>
+              <w:ind w:left="0" w:right="0" w:firstLine="0" w:leftChars="0" w:rightChars="0" w:firstLineChars="0"/>
               <w:jc w:val="center"/>
               <w:textAlignment w:val="baseline"/>
             </w:pPr>
@@ -1341,14 +1319,9 @@
       </w:tr>
       <w:tr>
         <w:tblPrEx>
-          <w:tblBorders>
-            <w:top w:val="single" w:color="000000" w:sz="2" w:space="0"/>
-            <w:left w:val="single" w:color="000000" w:sz="2" w:space="0"/>
-            <w:bottom w:val="single" w:color="000000" w:sz="2" w:space="0"/>
-            <w:right w:val="single" w:color="000000" w:sz="2" w:space="0"/>
-            <w:insideH w:val="single" w:color="000000" w:sz="2" w:space="0"/>
-            <w:insideV w:val="single" w:color="000000" w:sz="2" w:space="0"/>
-          </w:tblBorders>
+          <w:tblW w:w="7137" w:type="dxa"/>
+          <w:jc w:val="center"/>
+          <w:tblLayout w:type="fixed"/>
           <w:tblCellMar>
             <w:top w:w="0" w:type="dxa"/>
             <w:left w:w="0" w:type="dxa"/>
@@ -1357,7 +1330,7 @@
           </w:tblCellMar>
         </w:tblPrEx>
         <w:trPr>
-          <w:trHeight w:val="557" w:hRule="atLeast"/>
+          <w:trHeight w:val="557"/>
           <w:jc w:val="center"/>
         </w:trPr>
         <w:tc>
@@ -1366,7 +1339,7 @@
           </w:tcPr>
           <w:p>
             <w:pPr>
-              <w:pStyle w:val="27"/>
+              <w:pStyle w:val="TableText"/>
               <w:keepNext w:val="0"/>
               <w:keepLines w:val="0"/>
               <w:pageBreakBefore w:val="0"/>
@@ -1379,7 +1352,7 @@
               <w:bidi w:val="0"/>
               <w:adjustRightInd w:val="0"/>
               <w:snapToGrid w:val="0"/>
-              <w:ind w:left="0" w:leftChars="0" w:right="0" w:rightChars="0" w:firstLine="0" w:firstLineChars="0"/>
+              <w:ind w:left="0" w:right="0" w:firstLine="0" w:leftChars="0" w:rightChars="0" w:firstLineChars="0"/>
               <w:jc w:val="center"/>
               <w:textAlignment w:val="baseline"/>
             </w:pPr>
@@ -1391,7 +1364,7 @@
           </w:tcPr>
           <w:p>
             <w:pPr>
-              <w:pStyle w:val="27"/>
+              <w:pStyle w:val="TableText"/>
               <w:keepNext w:val="0"/>
               <w:keepLines w:val="0"/>
               <w:pageBreakBefore w:val="0"/>
@@ -1404,7 +1377,7 @@
               <w:bidi w:val="0"/>
               <w:adjustRightInd w:val="0"/>
               <w:snapToGrid w:val="0"/>
-              <w:ind w:left="0" w:leftChars="0" w:right="0" w:rightChars="0" w:firstLine="0" w:firstLineChars="0"/>
+              <w:ind w:left="0" w:right="0" w:firstLine="0" w:leftChars="0" w:rightChars="0" w:firstLineChars="0"/>
               <w:jc w:val="center"/>
               <w:textAlignment w:val="baseline"/>
             </w:pPr>
@@ -1416,7 +1389,7 @@
           </w:tcPr>
           <w:p>
             <w:pPr>
-              <w:pStyle w:val="27"/>
+              <w:pStyle w:val="TableText"/>
               <w:keepNext w:val="0"/>
               <w:keepLines w:val="0"/>
               <w:pageBreakBefore w:val="0"/>
@@ -1429,7 +1402,7 @@
               <w:bidi w:val="0"/>
               <w:adjustRightInd w:val="0"/>
               <w:snapToGrid w:val="0"/>
-              <w:ind w:left="0" w:leftChars="0" w:right="0" w:rightChars="0" w:firstLine="0" w:firstLineChars="0"/>
+              <w:ind w:left="0" w:right="0" w:firstLine="0" w:leftChars="0" w:rightChars="0" w:firstLineChars="0"/>
               <w:jc w:val="center"/>
               <w:textAlignment w:val="baseline"/>
             </w:pPr>
@@ -1441,7 +1414,7 @@
           </w:tcPr>
           <w:p>
             <w:pPr>
-              <w:pStyle w:val="27"/>
+              <w:pStyle w:val="TableText"/>
               <w:keepNext w:val="0"/>
               <w:keepLines w:val="0"/>
               <w:pageBreakBefore w:val="0"/>
@@ -1454,7 +1427,7 @@
               <w:bidi w:val="0"/>
               <w:adjustRightInd w:val="0"/>
               <w:snapToGrid w:val="0"/>
-              <w:ind w:left="0" w:leftChars="0" w:right="0" w:rightChars="0" w:firstLine="0" w:firstLineChars="0"/>
+              <w:ind w:left="0" w:right="0" w:firstLine="0" w:leftChars="0" w:rightChars="0" w:firstLineChars="0"/>
               <w:jc w:val="center"/>
               <w:textAlignment w:val="baseline"/>
             </w:pPr>
@@ -1485,7 +1458,7 @@
     <w:sdt>
       <w:sdtPr>
         <w:rPr>
-          <w:rFonts w:ascii="宋体" w:hAnsi="宋体" w:eastAsia="宋体" w:cs="Arial"/>
+          <w:rFonts w:ascii="宋体" w:eastAsia="宋体" w:hAnsi="宋体" w:cs="Arial"/>
           <w:snapToGrid w:val="0"/>
           <w:color w:val="000000"/>
           <w:kern w:val="0"/>
@@ -1501,7 +1474,7 @@
       </w:sdtPr>
       <w:sdtEndPr>
         <w:rPr>
-          <w:rFonts w:hint="eastAsia" w:ascii="宋体" w:hAnsi="宋体" w:eastAsia="宋体" w:cs="宋体"/>
+          <w:rFonts w:ascii="宋体" w:eastAsia="宋体" w:hAnsi="宋体" w:cs="宋体" w:hint="eastAsia"/>
           <w:snapToGrid w:val="0"/>
           <w:color w:val="000000"/>
           <w:kern w:val="0"/>
@@ -1526,18 +1499,18 @@
             <w:adjustRightInd w:val="0"/>
             <w:snapToGrid w:val="0"/>
             <w:spacing w:before="0" w:beforeLines="0" w:after="0" w:afterLines="0" w:line="240" w:lineRule="auto"/>
-            <w:ind w:left="0" w:leftChars="0" w:right="0" w:rightChars="0" w:firstLine="0" w:firstLineChars="0"/>
+            <w:ind w:left="0" w:right="0" w:firstLine="0" w:leftChars="0" w:rightChars="0" w:firstLineChars="0"/>
             <w:jc w:val="center"/>
             <w:textAlignment w:val="baseline"/>
             <w:rPr>
-              <w:rFonts w:hint="eastAsia" w:ascii="宋体" w:hAnsi="宋体" w:eastAsia="宋体" w:cs="宋体"/>
+              <w:rFonts w:ascii="宋体" w:eastAsia="宋体" w:hAnsi="宋体" w:cs="宋体" w:hint="eastAsia"/>
               <w:sz w:val="24"/>
               <w:szCs w:val="24"/>
             </w:rPr>
           </w:pPr>
           <w:r>
             <w:rPr>
-              <w:rFonts w:hint="eastAsia" w:ascii="宋体" w:hAnsi="宋体" w:eastAsia="宋体" w:cs="宋体"/>
+              <w:rFonts w:ascii="宋体" w:eastAsia="宋体" w:hAnsi="宋体" w:cs="宋体" w:hint="eastAsia"/>
               <w:sz w:val="24"/>
               <w:szCs w:val="24"/>
             </w:rPr>
@@ -1546,16 +1519,16 @@
         </w:p>
         <w:p>
           <w:pPr>
-            <w:pStyle w:val="16"/>
+            <w:pStyle w:val="TOC1"/>
             <w:tabs>
               <w:tab w:val="right" w:leader="dot" w:pos="8306"/>
             </w:tabs>
           </w:pPr>
-          <w:bookmarkStart w:id="22" w:name="_GoBack"/>
-          <w:bookmarkEnd w:id="22"/>
-          <w:r>
-            <w:rPr>
-              <w:rFonts w:hint="eastAsia" w:ascii="宋体" w:hAnsi="宋体" w:eastAsia="宋体" w:cs="宋体"/>
+          <w:bookmarkStart w:id="2" w:name="_GoBack"/>
+          <w:bookmarkEnd w:id="2"/>
+          <w:r>
+            <w:rPr>
+              <w:rFonts w:ascii="宋体" w:eastAsia="宋体" w:hAnsi="宋体" w:cs="宋体" w:hint="eastAsia"/>
               <w:sz w:val="24"/>
               <w:szCs w:val="24"/>
             </w:rPr>
@@ -1563,7 +1536,7 @@
           </w:r>
           <w:r>
             <w:rPr>
-              <w:rFonts w:hint="eastAsia" w:ascii="宋体" w:hAnsi="宋体" w:eastAsia="宋体" w:cs="宋体"/>
+              <w:rFonts w:ascii="宋体" w:eastAsia="宋体" w:hAnsi="宋体" w:cs="宋体" w:hint="eastAsia"/>
               <w:sz w:val="24"/>
               <w:szCs w:val="24"/>
             </w:rPr>
@@ -1571,7 +1544,7 @@
           </w:r>
           <w:r>
             <w:rPr>
-              <w:rFonts w:hint="eastAsia" w:ascii="宋体" w:hAnsi="宋体" w:eastAsia="宋体" w:cs="宋体"/>
+              <w:rFonts w:ascii="宋体" w:eastAsia="宋体" w:hAnsi="宋体" w:cs="宋体" w:hint="eastAsia"/>
               <w:sz w:val="24"/>
               <w:szCs w:val="24"/>
             </w:rPr>
@@ -1579,21 +1552,21 @@
           </w:r>
           <w:r>
             <w:rPr>
-              <w:rFonts w:hint="eastAsia" w:ascii="宋体" w:hAnsi="宋体" w:eastAsia="宋体" w:cs="宋体"/>
+              <w:rFonts w:ascii="宋体" w:eastAsia="宋体" w:hAnsi="宋体" w:cs="宋体" w:hint="eastAsia"/>
               <w:szCs w:val="24"/>
             </w:rPr>
             <w:fldChar w:fldCharType="begin"/>
           </w:r>
           <w:r>
             <w:rPr>
-              <w:rFonts w:hint="eastAsia" w:ascii="宋体" w:hAnsi="宋体" w:eastAsia="宋体" w:cs="宋体"/>
+              <w:rFonts w:ascii="宋体" w:eastAsia="宋体" w:hAnsi="宋体" w:cs="宋体" w:hint="eastAsia"/>
               <w:szCs w:val="24"/>
             </w:rPr>
             <w:instrText xml:space="preserve"> HYPERLINK \l _Toc3514 </w:instrText>
           </w:r>
           <w:r>
             <w:rPr>
-              <w:rFonts w:hint="eastAsia" w:ascii="宋体" w:hAnsi="宋体" w:eastAsia="宋体" w:cs="宋体"/>
+              <w:rFonts w:ascii="宋体" w:eastAsia="宋体" w:hAnsi="宋体" w:cs="宋体" w:hint="eastAsia"/>
               <w:szCs w:val="24"/>
             </w:rPr>
             <w:fldChar w:fldCharType="separate"/>
@@ -1625,7 +1598,7 @@
           </w:r>
           <w:r>
             <w:rPr>
-              <w:rFonts w:hint="eastAsia" w:ascii="宋体" w:hAnsi="宋体" w:eastAsia="宋体" w:cs="宋体"/>
+              <w:rFonts w:ascii="宋体" w:eastAsia="宋体" w:hAnsi="宋体" w:cs="宋体" w:hint="eastAsia"/>
               <w:szCs w:val="24"/>
             </w:rPr>
             <w:fldChar w:fldCharType="end"/>
@@ -1633,28 +1606,28 @@
         </w:p>
         <w:p>
           <w:pPr>
-            <w:pStyle w:val="16"/>
+            <w:pStyle w:val="TOC1"/>
             <w:tabs>
               <w:tab w:val="right" w:leader="dot" w:pos="8306"/>
             </w:tabs>
           </w:pPr>
           <w:r>
             <w:rPr>
-              <w:rFonts w:hint="eastAsia" w:ascii="宋体" w:hAnsi="宋体" w:eastAsia="宋体" w:cs="宋体"/>
+              <w:rFonts w:ascii="宋体" w:eastAsia="宋体" w:hAnsi="宋体" w:cs="宋体" w:hint="eastAsia"/>
               <w:szCs w:val="24"/>
             </w:rPr>
             <w:fldChar w:fldCharType="begin"/>
           </w:r>
           <w:r>
             <w:rPr>
-              <w:rFonts w:hint="eastAsia" w:ascii="宋体" w:hAnsi="宋体" w:eastAsia="宋体" w:cs="宋体"/>
+              <w:rFonts w:ascii="宋体" w:eastAsia="宋体" w:hAnsi="宋体" w:cs="宋体" w:hint="eastAsia"/>
               <w:szCs w:val="24"/>
             </w:rPr>
             <w:instrText xml:space="preserve"> HYPERLINK \l _Toc27621 </w:instrText>
           </w:r>
           <w:r>
             <w:rPr>
-              <w:rFonts w:hint="eastAsia" w:ascii="宋体" w:hAnsi="宋体" w:eastAsia="宋体" w:cs="宋体"/>
+              <w:rFonts w:ascii="宋体" w:eastAsia="宋体" w:hAnsi="宋体" w:cs="宋体" w:hint="eastAsia"/>
               <w:szCs w:val="24"/>
             </w:rPr>
             <w:fldChar w:fldCharType="separate"/>
@@ -1686,7 +1659,7 @@
           </w:r>
           <w:r>
             <w:rPr>
-              <w:rFonts w:hint="eastAsia" w:ascii="宋体" w:hAnsi="宋体" w:eastAsia="宋体" w:cs="宋体"/>
+              <w:rFonts w:ascii="宋体" w:eastAsia="宋体" w:hAnsi="宋体" w:cs="宋体" w:hint="eastAsia"/>
               <w:szCs w:val="24"/>
             </w:rPr>
             <w:fldChar w:fldCharType="end"/>
@@ -1694,28 +1667,28 @@
         </w:p>
         <w:p>
           <w:pPr>
-            <w:pStyle w:val="16"/>
+            <w:pStyle w:val="TOC1"/>
             <w:tabs>
               <w:tab w:val="right" w:leader="dot" w:pos="8306"/>
             </w:tabs>
           </w:pPr>
           <w:r>
             <w:rPr>
-              <w:rFonts w:hint="eastAsia" w:ascii="宋体" w:hAnsi="宋体" w:eastAsia="宋体" w:cs="宋体"/>
+              <w:rFonts w:ascii="宋体" w:eastAsia="宋体" w:hAnsi="宋体" w:cs="宋体" w:hint="eastAsia"/>
               <w:szCs w:val="24"/>
             </w:rPr>
             <w:fldChar w:fldCharType="begin"/>
           </w:r>
           <w:r>
             <w:rPr>
-              <w:rFonts w:hint="eastAsia" w:ascii="宋体" w:hAnsi="宋体" w:eastAsia="宋体" w:cs="宋体"/>
+              <w:rFonts w:ascii="宋体" w:eastAsia="宋体" w:hAnsi="宋体" w:cs="宋体" w:hint="eastAsia"/>
               <w:szCs w:val="24"/>
             </w:rPr>
             <w:instrText xml:space="preserve"> HYPERLINK \l _Toc2843 </w:instrText>
           </w:r>
           <w:r>
             <w:rPr>
-              <w:rFonts w:hint="eastAsia" w:ascii="宋体" w:hAnsi="宋体" w:eastAsia="宋体" w:cs="宋体"/>
+              <w:rFonts w:ascii="宋体" w:eastAsia="宋体" w:hAnsi="宋体" w:cs="宋体" w:hint="eastAsia"/>
               <w:szCs w:val="24"/>
             </w:rPr>
             <w:fldChar w:fldCharType="separate"/>
@@ -1747,7 +1720,7 @@
           </w:r>
           <w:r>
             <w:rPr>
-              <w:rFonts w:hint="eastAsia" w:ascii="宋体" w:hAnsi="宋体" w:eastAsia="宋体" w:cs="宋体"/>
+              <w:rFonts w:ascii="宋体" w:eastAsia="宋体" w:hAnsi="宋体" w:cs="宋体" w:hint="eastAsia"/>
               <w:szCs w:val="24"/>
             </w:rPr>
             <w:fldChar w:fldCharType="end"/>
@@ -1755,28 +1728,28 @@
         </w:p>
         <w:p>
           <w:pPr>
-            <w:pStyle w:val="17"/>
+            <w:pStyle w:val="TOC2"/>
             <w:tabs>
               <w:tab w:val="right" w:leader="dot" w:pos="8306"/>
             </w:tabs>
           </w:pPr>
           <w:r>
             <w:rPr>
-              <w:rFonts w:hint="eastAsia" w:ascii="宋体" w:hAnsi="宋体" w:eastAsia="宋体" w:cs="宋体"/>
+              <w:rFonts w:ascii="宋体" w:eastAsia="宋体" w:hAnsi="宋体" w:cs="宋体" w:hint="eastAsia"/>
               <w:szCs w:val="24"/>
             </w:rPr>
             <w:fldChar w:fldCharType="begin"/>
           </w:r>
           <w:r>
             <w:rPr>
-              <w:rFonts w:hint="eastAsia" w:ascii="宋体" w:hAnsi="宋体" w:eastAsia="宋体" w:cs="宋体"/>
+              <w:rFonts w:ascii="宋体" w:eastAsia="宋体" w:hAnsi="宋体" w:cs="宋体" w:hint="eastAsia"/>
               <w:szCs w:val="24"/>
             </w:rPr>
             <w:instrText xml:space="preserve"> HYPERLINK \l _Toc11911 </w:instrText>
           </w:r>
           <w:r>
             <w:rPr>
-              <w:rFonts w:hint="eastAsia" w:ascii="宋体" w:hAnsi="宋体" w:eastAsia="宋体" w:cs="宋体"/>
+              <w:rFonts w:ascii="宋体" w:eastAsia="宋体" w:hAnsi="宋体" w:cs="宋体" w:hint="eastAsia"/>
               <w:szCs w:val="24"/>
             </w:rPr>
             <w:fldChar w:fldCharType="separate"/>
@@ -1808,7 +1781,7 @@
           </w:r>
           <w:r>
             <w:rPr>
-              <w:rFonts w:hint="eastAsia" w:ascii="宋体" w:hAnsi="宋体" w:eastAsia="宋体" w:cs="宋体"/>
+              <w:rFonts w:ascii="宋体" w:eastAsia="宋体" w:hAnsi="宋体" w:cs="宋体" w:hint="eastAsia"/>
               <w:szCs w:val="24"/>
             </w:rPr>
             <w:fldChar w:fldCharType="end"/>
@@ -1816,28 +1789,28 @@
         </w:p>
         <w:p>
           <w:pPr>
-            <w:pStyle w:val="17"/>
+            <w:pStyle w:val="TOC2"/>
             <w:tabs>
               <w:tab w:val="right" w:leader="dot" w:pos="8306"/>
             </w:tabs>
           </w:pPr>
           <w:r>
             <w:rPr>
-              <w:rFonts w:hint="eastAsia" w:ascii="宋体" w:hAnsi="宋体" w:eastAsia="宋体" w:cs="宋体"/>
+              <w:rFonts w:ascii="宋体" w:eastAsia="宋体" w:hAnsi="宋体" w:cs="宋体" w:hint="eastAsia"/>
               <w:szCs w:val="24"/>
             </w:rPr>
             <w:fldChar w:fldCharType="begin"/>
           </w:r>
           <w:r>
             <w:rPr>
-              <w:rFonts w:hint="eastAsia" w:ascii="宋体" w:hAnsi="宋体" w:eastAsia="宋体" w:cs="宋体"/>
+              <w:rFonts w:ascii="宋体" w:eastAsia="宋体" w:hAnsi="宋体" w:cs="宋体" w:hint="eastAsia"/>
               <w:szCs w:val="24"/>
             </w:rPr>
             <w:instrText xml:space="preserve"> HYPERLINK \l _Toc30344 </w:instrText>
           </w:r>
           <w:r>
             <w:rPr>
-              <w:rFonts w:hint="eastAsia" w:ascii="宋体" w:hAnsi="宋体" w:eastAsia="宋体" w:cs="宋体"/>
+              <w:rFonts w:ascii="宋体" w:eastAsia="宋体" w:hAnsi="宋体" w:cs="宋体" w:hint="eastAsia"/>
               <w:szCs w:val="24"/>
             </w:rPr>
             <w:fldChar w:fldCharType="separate"/>
@@ -1869,7 +1842,7 @@
           </w:r>
           <w:r>
             <w:rPr>
-              <w:rFonts w:hint="eastAsia" w:ascii="宋体" w:hAnsi="宋体" w:eastAsia="宋体" w:cs="宋体"/>
+              <w:rFonts w:ascii="宋体" w:eastAsia="宋体" w:hAnsi="宋体" w:cs="宋体" w:hint="eastAsia"/>
               <w:szCs w:val="24"/>
             </w:rPr>
             <w:fldChar w:fldCharType="end"/>
@@ -1877,28 +1850,28 @@
         </w:p>
         <w:p>
           <w:pPr>
-            <w:pStyle w:val="17"/>
+            <w:pStyle w:val="TOC2"/>
             <w:tabs>
               <w:tab w:val="right" w:leader="dot" w:pos="8306"/>
             </w:tabs>
           </w:pPr>
           <w:r>
             <w:rPr>
-              <w:rFonts w:hint="eastAsia" w:ascii="宋体" w:hAnsi="宋体" w:eastAsia="宋体" w:cs="宋体"/>
+              <w:rFonts w:ascii="宋体" w:eastAsia="宋体" w:hAnsi="宋体" w:cs="宋体" w:hint="eastAsia"/>
               <w:szCs w:val="24"/>
             </w:rPr>
             <w:fldChar w:fldCharType="begin"/>
           </w:r>
           <w:r>
             <w:rPr>
-              <w:rFonts w:hint="eastAsia" w:ascii="宋体" w:hAnsi="宋体" w:eastAsia="宋体" w:cs="宋体"/>
+              <w:rFonts w:ascii="宋体" w:eastAsia="宋体" w:hAnsi="宋体" w:cs="宋体" w:hint="eastAsia"/>
               <w:szCs w:val="24"/>
             </w:rPr>
             <w:instrText xml:space="preserve"> HYPERLINK \l _Toc10087 </w:instrText>
           </w:r>
           <w:r>
             <w:rPr>
-              <w:rFonts w:hint="eastAsia" w:ascii="宋体" w:hAnsi="宋体" w:eastAsia="宋体" w:cs="宋体"/>
+              <w:rFonts w:ascii="宋体" w:eastAsia="宋体" w:hAnsi="宋体" w:cs="宋体" w:hint="eastAsia"/>
               <w:szCs w:val="24"/>
             </w:rPr>
             <w:fldChar w:fldCharType="separate"/>
@@ -1930,7 +1903,7 @@
           </w:r>
           <w:r>
             <w:rPr>
-              <w:rFonts w:hint="eastAsia" w:ascii="宋体" w:hAnsi="宋体" w:eastAsia="宋体" w:cs="宋体"/>
+              <w:rFonts w:ascii="宋体" w:eastAsia="宋体" w:hAnsi="宋体" w:cs="宋体" w:hint="eastAsia"/>
               <w:szCs w:val="24"/>
             </w:rPr>
             <w:fldChar w:fldCharType="end"/>
@@ -1938,28 +1911,28 @@
         </w:p>
         <w:p>
           <w:pPr>
-            <w:pStyle w:val="16"/>
+            <w:pStyle w:val="TOC1"/>
             <w:tabs>
               <w:tab w:val="right" w:leader="dot" w:pos="8306"/>
             </w:tabs>
           </w:pPr>
           <w:r>
             <w:rPr>
-              <w:rFonts w:hint="eastAsia" w:ascii="宋体" w:hAnsi="宋体" w:eastAsia="宋体" w:cs="宋体"/>
+              <w:rFonts w:ascii="宋体" w:eastAsia="宋体" w:hAnsi="宋体" w:cs="宋体" w:hint="eastAsia"/>
               <w:szCs w:val="24"/>
             </w:rPr>
             <w:fldChar w:fldCharType="begin"/>
           </w:r>
           <w:r>
             <w:rPr>
-              <w:rFonts w:hint="eastAsia" w:ascii="宋体" w:hAnsi="宋体" w:eastAsia="宋体" w:cs="宋体"/>
+              <w:rFonts w:ascii="宋体" w:eastAsia="宋体" w:hAnsi="宋体" w:cs="宋体" w:hint="eastAsia"/>
               <w:szCs w:val="24"/>
             </w:rPr>
             <w:instrText xml:space="preserve"> HYPERLINK \l _Toc23312 </w:instrText>
           </w:r>
           <w:r>
             <w:rPr>
-              <w:rFonts w:hint="eastAsia" w:ascii="宋体" w:hAnsi="宋体" w:eastAsia="宋体" w:cs="宋体"/>
+              <w:rFonts w:ascii="宋体" w:eastAsia="宋体" w:hAnsi="宋体" w:cs="宋体" w:hint="eastAsia"/>
               <w:szCs w:val="24"/>
             </w:rPr>
             <w:fldChar w:fldCharType="separate"/>
@@ -1991,7 +1964,7 @@
           </w:r>
           <w:r>
             <w:rPr>
-              <w:rFonts w:hint="eastAsia" w:ascii="宋体" w:hAnsi="宋体" w:eastAsia="宋体" w:cs="宋体"/>
+              <w:rFonts w:ascii="宋体" w:eastAsia="宋体" w:hAnsi="宋体" w:cs="宋体" w:hint="eastAsia"/>
               <w:szCs w:val="24"/>
             </w:rPr>
             <w:fldChar w:fldCharType="end"/>
@@ -1999,28 +1972,28 @@
         </w:p>
         <w:p>
           <w:pPr>
-            <w:pStyle w:val="16"/>
+            <w:pStyle w:val="TOC1"/>
             <w:tabs>
               <w:tab w:val="right" w:leader="dot" w:pos="8306"/>
             </w:tabs>
           </w:pPr>
           <w:r>
             <w:rPr>
-              <w:rFonts w:hint="eastAsia" w:ascii="宋体" w:hAnsi="宋体" w:eastAsia="宋体" w:cs="宋体"/>
+              <w:rFonts w:ascii="宋体" w:eastAsia="宋体" w:hAnsi="宋体" w:cs="宋体" w:hint="eastAsia"/>
               <w:szCs w:val="24"/>
             </w:rPr>
             <w:fldChar w:fldCharType="begin"/>
           </w:r>
           <w:r>
             <w:rPr>
-              <w:rFonts w:hint="eastAsia" w:ascii="宋体" w:hAnsi="宋体" w:eastAsia="宋体" w:cs="宋体"/>
+              <w:rFonts w:ascii="宋体" w:eastAsia="宋体" w:hAnsi="宋体" w:cs="宋体" w:hint="eastAsia"/>
               <w:szCs w:val="24"/>
             </w:rPr>
             <w:instrText xml:space="preserve"> HYPERLINK \l _Toc2677 </w:instrText>
           </w:r>
           <w:r>
             <w:rPr>
-              <w:rFonts w:hint="eastAsia" w:ascii="宋体" w:hAnsi="宋体" w:eastAsia="宋体" w:cs="宋体"/>
+              <w:rFonts w:ascii="宋体" w:eastAsia="宋体" w:hAnsi="宋体" w:cs="宋体" w:hint="eastAsia"/>
               <w:szCs w:val="24"/>
             </w:rPr>
             <w:fldChar w:fldCharType="separate"/>
@@ -2052,7 +2025,7 @@
           </w:r>
           <w:r>
             <w:rPr>
-              <w:rFonts w:hint="eastAsia" w:ascii="宋体" w:hAnsi="宋体" w:eastAsia="宋体" w:cs="宋体"/>
+              <w:rFonts w:ascii="宋体" w:eastAsia="宋体" w:hAnsi="宋体" w:cs="宋体" w:hint="eastAsia"/>
               <w:szCs w:val="24"/>
             </w:rPr>
             <w:fldChar w:fldCharType="end"/>
@@ -2060,28 +2033,28 @@
         </w:p>
         <w:p>
           <w:pPr>
-            <w:pStyle w:val="17"/>
+            <w:pStyle w:val="TOC2"/>
             <w:tabs>
               <w:tab w:val="right" w:leader="dot" w:pos="8306"/>
             </w:tabs>
           </w:pPr>
           <w:r>
             <w:rPr>
-              <w:rFonts w:hint="eastAsia" w:ascii="宋体" w:hAnsi="宋体" w:eastAsia="宋体" w:cs="宋体"/>
+              <w:rFonts w:ascii="宋体" w:eastAsia="宋体" w:hAnsi="宋体" w:cs="宋体" w:hint="eastAsia"/>
               <w:szCs w:val="24"/>
             </w:rPr>
             <w:fldChar w:fldCharType="begin"/>
           </w:r>
           <w:r>
             <w:rPr>
-              <w:rFonts w:hint="eastAsia" w:ascii="宋体" w:hAnsi="宋体" w:eastAsia="宋体" w:cs="宋体"/>
+              <w:rFonts w:ascii="宋体" w:eastAsia="宋体" w:hAnsi="宋体" w:cs="宋体" w:hint="eastAsia"/>
               <w:szCs w:val="24"/>
             </w:rPr>
             <w:instrText xml:space="preserve"> HYPERLINK \l _Toc1433 </w:instrText>
           </w:r>
           <w:r>
             <w:rPr>
-              <w:rFonts w:hint="eastAsia" w:ascii="宋体" w:hAnsi="宋体" w:eastAsia="宋体" w:cs="宋体"/>
+              <w:rFonts w:ascii="宋体" w:eastAsia="宋体" w:hAnsi="宋体" w:cs="宋体" w:hint="eastAsia"/>
               <w:szCs w:val="24"/>
             </w:rPr>
             <w:fldChar w:fldCharType="separate"/>
@@ -2113,7 +2086,7 @@
           </w:r>
           <w:r>
             <w:rPr>
-              <w:rFonts w:hint="eastAsia" w:ascii="宋体" w:hAnsi="宋体" w:eastAsia="宋体" w:cs="宋体"/>
+              <w:rFonts w:ascii="宋体" w:eastAsia="宋体" w:hAnsi="宋体" w:cs="宋体" w:hint="eastAsia"/>
               <w:szCs w:val="24"/>
             </w:rPr>
             <w:fldChar w:fldCharType="end"/>
@@ -2121,28 +2094,28 @@
         </w:p>
         <w:p>
           <w:pPr>
-            <w:pStyle w:val="17"/>
+            <w:pStyle w:val="TOC2"/>
             <w:tabs>
               <w:tab w:val="right" w:leader="dot" w:pos="8306"/>
             </w:tabs>
           </w:pPr>
           <w:r>
             <w:rPr>
-              <w:rFonts w:hint="eastAsia" w:ascii="宋体" w:hAnsi="宋体" w:eastAsia="宋体" w:cs="宋体"/>
+              <w:rFonts w:ascii="宋体" w:eastAsia="宋体" w:hAnsi="宋体" w:cs="宋体" w:hint="eastAsia"/>
               <w:szCs w:val="24"/>
             </w:rPr>
             <w:fldChar w:fldCharType="begin"/>
           </w:r>
           <w:r>
             <w:rPr>
-              <w:rFonts w:hint="eastAsia" w:ascii="宋体" w:hAnsi="宋体" w:eastAsia="宋体" w:cs="宋体"/>
+              <w:rFonts w:ascii="宋体" w:eastAsia="宋体" w:hAnsi="宋体" w:cs="宋体" w:hint="eastAsia"/>
               <w:szCs w:val="24"/>
             </w:rPr>
             <w:instrText xml:space="preserve"> HYPERLINK \l _Toc32486 </w:instrText>
           </w:r>
           <w:r>
             <w:rPr>
-              <w:rFonts w:hint="eastAsia" w:ascii="宋体" w:hAnsi="宋体" w:eastAsia="宋体" w:cs="宋体"/>
+              <w:rFonts w:ascii="宋体" w:eastAsia="宋体" w:hAnsi="宋体" w:cs="宋体" w:hint="eastAsia"/>
               <w:szCs w:val="24"/>
             </w:rPr>
             <w:fldChar w:fldCharType="separate"/>
@@ -2174,7 +2147,7 @@
           </w:r>
           <w:r>
             <w:rPr>
-              <w:rFonts w:hint="eastAsia" w:ascii="宋体" w:hAnsi="宋体" w:eastAsia="宋体" w:cs="宋体"/>
+              <w:rFonts w:ascii="宋体" w:eastAsia="宋体" w:hAnsi="宋体" w:cs="宋体" w:hint="eastAsia"/>
               <w:szCs w:val="24"/>
             </w:rPr>
             <w:fldChar w:fldCharType="end"/>
@@ -2182,28 +2155,28 @@
         </w:p>
         <w:p>
           <w:pPr>
-            <w:pStyle w:val="16"/>
+            <w:pStyle w:val="TOC1"/>
             <w:tabs>
               <w:tab w:val="right" w:leader="dot" w:pos="8306"/>
             </w:tabs>
           </w:pPr>
           <w:r>
             <w:rPr>
-              <w:rFonts w:hint="eastAsia" w:ascii="宋体" w:hAnsi="宋体" w:eastAsia="宋体" w:cs="宋体"/>
+              <w:rFonts w:ascii="宋体" w:eastAsia="宋体" w:hAnsi="宋体" w:cs="宋体" w:hint="eastAsia"/>
               <w:szCs w:val="24"/>
             </w:rPr>
             <w:fldChar w:fldCharType="begin"/>
           </w:r>
           <w:r>
             <w:rPr>
-              <w:rFonts w:hint="eastAsia" w:ascii="宋体" w:hAnsi="宋体" w:eastAsia="宋体" w:cs="宋体"/>
+              <w:rFonts w:ascii="宋体" w:eastAsia="宋体" w:hAnsi="宋体" w:cs="宋体" w:hint="eastAsia"/>
               <w:szCs w:val="24"/>
             </w:rPr>
             <w:instrText xml:space="preserve"> HYPERLINK \l _Toc32449 </w:instrText>
           </w:r>
           <w:r>
             <w:rPr>
-              <w:rFonts w:hint="eastAsia" w:ascii="宋体" w:hAnsi="宋体" w:eastAsia="宋体" w:cs="宋体"/>
+              <w:rFonts w:ascii="宋体" w:eastAsia="宋体" w:hAnsi="宋体" w:cs="宋体" w:hint="eastAsia"/>
               <w:szCs w:val="24"/>
             </w:rPr>
             <w:fldChar w:fldCharType="separate"/>
@@ -2235,7 +2208,7 @@
           </w:r>
           <w:r>
             <w:rPr>
-              <w:rFonts w:hint="eastAsia" w:ascii="宋体" w:hAnsi="宋体" w:eastAsia="宋体" w:cs="宋体"/>
+              <w:rFonts w:ascii="宋体" w:eastAsia="宋体" w:hAnsi="宋体" w:cs="宋体" w:hint="eastAsia"/>
               <w:szCs w:val="24"/>
             </w:rPr>
             <w:fldChar w:fldCharType="end"/>
@@ -2243,28 +2216,28 @@
         </w:p>
         <w:p>
           <w:pPr>
-            <w:pStyle w:val="17"/>
+            <w:pStyle w:val="TOC2"/>
             <w:tabs>
               <w:tab w:val="right" w:leader="dot" w:pos="8306"/>
             </w:tabs>
           </w:pPr>
           <w:r>
             <w:rPr>
-              <w:rFonts w:hint="eastAsia" w:ascii="宋体" w:hAnsi="宋体" w:eastAsia="宋体" w:cs="宋体"/>
+              <w:rFonts w:ascii="宋体" w:eastAsia="宋体" w:hAnsi="宋体" w:cs="宋体" w:hint="eastAsia"/>
               <w:szCs w:val="24"/>
             </w:rPr>
             <w:fldChar w:fldCharType="begin"/>
           </w:r>
           <w:r>
             <w:rPr>
-              <w:rFonts w:hint="eastAsia" w:ascii="宋体" w:hAnsi="宋体" w:eastAsia="宋体" w:cs="宋体"/>
+              <w:rFonts w:ascii="宋体" w:eastAsia="宋体" w:hAnsi="宋体" w:cs="宋体" w:hint="eastAsia"/>
               <w:szCs w:val="24"/>
             </w:rPr>
             <w:instrText xml:space="preserve"> HYPERLINK \l _Toc30746 </w:instrText>
           </w:r>
           <w:r>
             <w:rPr>
-              <w:rFonts w:hint="eastAsia" w:ascii="宋体" w:hAnsi="宋体" w:eastAsia="宋体" w:cs="宋体"/>
+              <w:rFonts w:ascii="宋体" w:eastAsia="宋体" w:hAnsi="宋体" w:cs="宋体" w:hint="eastAsia"/>
               <w:szCs w:val="24"/>
             </w:rPr>
             <w:fldChar w:fldCharType="separate"/>
@@ -2296,7 +2269,7 @@
           </w:r>
           <w:r>
             <w:rPr>
-              <w:rFonts w:hint="eastAsia" w:ascii="宋体" w:hAnsi="宋体" w:eastAsia="宋体" w:cs="宋体"/>
+              <w:rFonts w:ascii="宋体" w:eastAsia="宋体" w:hAnsi="宋体" w:cs="宋体" w:hint="eastAsia"/>
               <w:szCs w:val="24"/>
             </w:rPr>
             <w:fldChar w:fldCharType="end"/>
@@ -2304,28 +2277,28 @@
         </w:p>
         <w:p>
           <w:pPr>
-            <w:pStyle w:val="17"/>
+            <w:pStyle w:val="TOC2"/>
             <w:tabs>
               <w:tab w:val="right" w:leader="dot" w:pos="8306"/>
             </w:tabs>
           </w:pPr>
           <w:r>
             <w:rPr>
-              <w:rFonts w:hint="eastAsia" w:ascii="宋体" w:hAnsi="宋体" w:eastAsia="宋体" w:cs="宋体"/>
+              <w:rFonts w:ascii="宋体" w:eastAsia="宋体" w:hAnsi="宋体" w:cs="宋体" w:hint="eastAsia"/>
               <w:szCs w:val="24"/>
             </w:rPr>
             <w:fldChar w:fldCharType="begin"/>
           </w:r>
           <w:r>
             <w:rPr>
-              <w:rFonts w:hint="eastAsia" w:ascii="宋体" w:hAnsi="宋体" w:eastAsia="宋体" w:cs="宋体"/>
+              <w:rFonts w:ascii="宋体" w:eastAsia="宋体" w:hAnsi="宋体" w:cs="宋体" w:hint="eastAsia"/>
               <w:szCs w:val="24"/>
             </w:rPr>
             <w:instrText xml:space="preserve"> HYPERLINK \l _Toc11451 </w:instrText>
           </w:r>
           <w:r>
             <w:rPr>
-              <w:rFonts w:hint="eastAsia" w:ascii="宋体" w:hAnsi="宋体" w:eastAsia="宋体" w:cs="宋体"/>
+              <w:rFonts w:ascii="宋体" w:eastAsia="宋体" w:hAnsi="宋体" w:cs="宋体" w:hint="eastAsia"/>
               <w:szCs w:val="24"/>
             </w:rPr>
             <w:fldChar w:fldCharType="separate"/>
@@ -2357,7 +2330,7 @@
           </w:r>
           <w:r>
             <w:rPr>
-              <w:rFonts w:hint="eastAsia" w:ascii="宋体" w:hAnsi="宋体" w:eastAsia="宋体" w:cs="宋体"/>
+              <w:rFonts w:ascii="宋体" w:eastAsia="宋体" w:hAnsi="宋体" w:cs="宋体" w:hint="eastAsia"/>
               <w:szCs w:val="24"/>
             </w:rPr>
             <w:fldChar w:fldCharType="end"/>
@@ -2365,28 +2338,28 @@
         </w:p>
         <w:p>
           <w:pPr>
-            <w:pStyle w:val="17"/>
+            <w:pStyle w:val="TOC2"/>
             <w:tabs>
               <w:tab w:val="right" w:leader="dot" w:pos="8306"/>
             </w:tabs>
           </w:pPr>
           <w:r>
             <w:rPr>
-              <w:rFonts w:hint="eastAsia" w:ascii="宋体" w:hAnsi="宋体" w:eastAsia="宋体" w:cs="宋体"/>
+              <w:rFonts w:ascii="宋体" w:eastAsia="宋体" w:hAnsi="宋体" w:cs="宋体" w:hint="eastAsia"/>
               <w:szCs w:val="24"/>
             </w:rPr>
             <w:fldChar w:fldCharType="begin"/>
           </w:r>
           <w:r>
             <w:rPr>
-              <w:rFonts w:hint="eastAsia" w:ascii="宋体" w:hAnsi="宋体" w:eastAsia="宋体" w:cs="宋体"/>
+              <w:rFonts w:ascii="宋体" w:eastAsia="宋体" w:hAnsi="宋体" w:cs="宋体" w:hint="eastAsia"/>
               <w:szCs w:val="24"/>
             </w:rPr>
             <w:instrText xml:space="preserve"> HYPERLINK \l _Toc19078 </w:instrText>
           </w:r>
           <w:r>
             <w:rPr>
-              <w:rFonts w:hint="eastAsia" w:ascii="宋体" w:hAnsi="宋体" w:eastAsia="宋体" w:cs="宋体"/>
+              <w:rFonts w:ascii="宋体" w:eastAsia="宋体" w:hAnsi="宋体" w:cs="宋体" w:hint="eastAsia"/>
               <w:szCs w:val="24"/>
             </w:rPr>
             <w:fldChar w:fldCharType="separate"/>
@@ -2418,7 +2391,7 @@
           </w:r>
           <w:r>
             <w:rPr>
-              <w:rFonts w:hint="eastAsia" w:ascii="宋体" w:hAnsi="宋体" w:eastAsia="宋体" w:cs="宋体"/>
+              <w:rFonts w:ascii="宋体" w:eastAsia="宋体" w:hAnsi="宋体" w:cs="宋体" w:hint="eastAsia"/>
               <w:szCs w:val="24"/>
             </w:rPr>
             <w:fldChar w:fldCharType="end"/>
@@ -2426,28 +2399,28 @@
         </w:p>
         <w:p>
           <w:pPr>
-            <w:pStyle w:val="17"/>
+            <w:pStyle w:val="TOC2"/>
             <w:tabs>
               <w:tab w:val="right" w:leader="dot" w:pos="8306"/>
             </w:tabs>
           </w:pPr>
           <w:r>
             <w:rPr>
-              <w:rFonts w:hint="eastAsia" w:ascii="宋体" w:hAnsi="宋体" w:eastAsia="宋体" w:cs="宋体"/>
+              <w:rFonts w:ascii="宋体" w:eastAsia="宋体" w:hAnsi="宋体" w:cs="宋体" w:hint="eastAsia"/>
               <w:szCs w:val="24"/>
             </w:rPr>
             <w:fldChar w:fldCharType="begin"/>
           </w:r>
           <w:r>
             <w:rPr>
-              <w:rFonts w:hint="eastAsia" w:ascii="宋体" w:hAnsi="宋体" w:eastAsia="宋体" w:cs="宋体"/>
+              <w:rFonts w:ascii="宋体" w:eastAsia="宋体" w:hAnsi="宋体" w:cs="宋体" w:hint="eastAsia"/>
               <w:szCs w:val="24"/>
             </w:rPr>
             <w:instrText xml:space="preserve"> HYPERLINK \l _Toc9486 </w:instrText>
           </w:r>
           <w:r>
             <w:rPr>
-              <w:rFonts w:hint="eastAsia" w:ascii="宋体" w:hAnsi="宋体" w:eastAsia="宋体" w:cs="宋体"/>
+              <w:rFonts w:ascii="宋体" w:eastAsia="宋体" w:hAnsi="宋体" w:cs="宋体" w:hint="eastAsia"/>
               <w:szCs w:val="24"/>
             </w:rPr>
             <w:fldChar w:fldCharType="separate"/>
@@ -2479,7 +2452,7 @@
           </w:r>
           <w:r>
             <w:rPr>
-              <w:rFonts w:hint="eastAsia" w:ascii="宋体" w:hAnsi="宋体" w:eastAsia="宋体" w:cs="宋体"/>
+              <w:rFonts w:ascii="宋体" w:eastAsia="宋体" w:hAnsi="宋体" w:cs="宋体" w:hint="eastAsia"/>
               <w:szCs w:val="24"/>
             </w:rPr>
             <w:fldChar w:fldCharType="end"/>
@@ -2487,28 +2460,28 @@
         </w:p>
         <w:p>
           <w:pPr>
-            <w:pStyle w:val="16"/>
+            <w:pStyle w:val="TOC1"/>
             <w:tabs>
               <w:tab w:val="right" w:leader="dot" w:pos="8306"/>
             </w:tabs>
           </w:pPr>
           <w:r>
             <w:rPr>
-              <w:rFonts w:hint="eastAsia" w:ascii="宋体" w:hAnsi="宋体" w:eastAsia="宋体" w:cs="宋体"/>
+              <w:rFonts w:ascii="宋体" w:eastAsia="宋体" w:hAnsi="宋体" w:cs="宋体" w:hint="eastAsia"/>
               <w:szCs w:val="24"/>
             </w:rPr>
             <w:fldChar w:fldCharType="begin"/>
           </w:r>
           <w:r>
             <w:rPr>
-              <w:rFonts w:hint="eastAsia" w:ascii="宋体" w:hAnsi="宋体" w:eastAsia="宋体" w:cs="宋体"/>
+              <w:rFonts w:ascii="宋体" w:eastAsia="宋体" w:hAnsi="宋体" w:cs="宋体" w:hint="eastAsia"/>
               <w:szCs w:val="24"/>
             </w:rPr>
             <w:instrText xml:space="preserve"> HYPERLINK \l _Toc1258 </w:instrText>
           </w:r>
           <w:r>
             <w:rPr>
-              <w:rFonts w:hint="eastAsia" w:ascii="宋体" w:hAnsi="宋体" w:eastAsia="宋体" w:cs="宋体"/>
+              <w:rFonts w:ascii="宋体" w:eastAsia="宋体" w:hAnsi="宋体" w:cs="宋体" w:hint="eastAsia"/>
               <w:szCs w:val="24"/>
             </w:rPr>
             <w:fldChar w:fldCharType="separate"/>
@@ -2540,7 +2513,7 @@
           </w:r>
           <w:r>
             <w:rPr>
-              <w:rFonts w:hint="eastAsia" w:ascii="宋体" w:hAnsi="宋体" w:eastAsia="宋体" w:cs="宋体"/>
+              <w:rFonts w:ascii="宋体" w:eastAsia="宋体" w:hAnsi="宋体" w:cs="宋体" w:hint="eastAsia"/>
               <w:szCs w:val="24"/>
             </w:rPr>
             <w:fldChar w:fldCharType="end"/>
@@ -2548,28 +2521,28 @@
         </w:p>
         <w:p>
           <w:pPr>
-            <w:pStyle w:val="17"/>
+            <w:pStyle w:val="TOC2"/>
             <w:tabs>
               <w:tab w:val="right" w:leader="dot" w:pos="8306"/>
             </w:tabs>
           </w:pPr>
           <w:r>
             <w:rPr>
-              <w:rFonts w:hint="eastAsia" w:ascii="宋体" w:hAnsi="宋体" w:eastAsia="宋体" w:cs="宋体"/>
+              <w:rFonts w:ascii="宋体" w:eastAsia="宋体" w:hAnsi="宋体" w:cs="宋体" w:hint="eastAsia"/>
               <w:szCs w:val="24"/>
             </w:rPr>
             <w:fldChar w:fldCharType="begin"/>
           </w:r>
           <w:r>
             <w:rPr>
-              <w:rFonts w:hint="eastAsia" w:ascii="宋体" w:hAnsi="宋体" w:eastAsia="宋体" w:cs="宋体"/>
+              <w:rFonts w:ascii="宋体" w:eastAsia="宋体" w:hAnsi="宋体" w:cs="宋体" w:hint="eastAsia"/>
               <w:szCs w:val="24"/>
             </w:rPr>
             <w:instrText xml:space="preserve"> HYPERLINK \l _Toc13672 </w:instrText>
           </w:r>
           <w:r>
             <w:rPr>
-              <w:rFonts w:hint="eastAsia" w:ascii="宋体" w:hAnsi="宋体" w:eastAsia="宋体" w:cs="宋体"/>
+              <w:rFonts w:ascii="宋体" w:eastAsia="宋体" w:hAnsi="宋体" w:cs="宋体" w:hint="eastAsia"/>
               <w:szCs w:val="24"/>
             </w:rPr>
             <w:fldChar w:fldCharType="separate"/>
@@ -2601,7 +2574,7 @@
           </w:r>
           <w:r>
             <w:rPr>
-              <w:rFonts w:hint="eastAsia" w:ascii="宋体" w:hAnsi="宋体" w:eastAsia="宋体" w:cs="宋体"/>
+              <w:rFonts w:ascii="宋体" w:eastAsia="宋体" w:hAnsi="宋体" w:cs="宋体" w:hint="eastAsia"/>
               <w:szCs w:val="24"/>
             </w:rPr>
             <w:fldChar w:fldCharType="end"/>
@@ -2609,28 +2582,28 @@
         </w:p>
         <w:p>
           <w:pPr>
-            <w:pStyle w:val="17"/>
+            <w:pStyle w:val="TOC2"/>
             <w:tabs>
               <w:tab w:val="right" w:leader="dot" w:pos="8306"/>
             </w:tabs>
           </w:pPr>
           <w:r>
             <w:rPr>
-              <w:rFonts w:hint="eastAsia" w:ascii="宋体" w:hAnsi="宋体" w:eastAsia="宋体" w:cs="宋体"/>
+              <w:rFonts w:ascii="宋体" w:eastAsia="宋体" w:hAnsi="宋体" w:cs="宋体" w:hint="eastAsia"/>
               <w:szCs w:val="24"/>
             </w:rPr>
             <w:fldChar w:fldCharType="begin"/>
           </w:r>
           <w:r>
             <w:rPr>
-              <w:rFonts w:hint="eastAsia" w:ascii="宋体" w:hAnsi="宋体" w:eastAsia="宋体" w:cs="宋体"/>
+              <w:rFonts w:ascii="宋体" w:eastAsia="宋体" w:hAnsi="宋体" w:cs="宋体" w:hint="eastAsia"/>
               <w:szCs w:val="24"/>
             </w:rPr>
             <w:instrText xml:space="preserve"> HYPERLINK \l _Toc6252 </w:instrText>
           </w:r>
           <w:r>
             <w:rPr>
-              <w:rFonts w:hint="eastAsia" w:ascii="宋体" w:hAnsi="宋体" w:eastAsia="宋体" w:cs="宋体"/>
+              <w:rFonts w:ascii="宋体" w:eastAsia="宋体" w:hAnsi="宋体" w:cs="宋体" w:hint="eastAsia"/>
               <w:szCs w:val="24"/>
             </w:rPr>
             <w:fldChar w:fldCharType="separate"/>
@@ -2662,7 +2635,7 @@
           </w:r>
           <w:r>
             <w:rPr>
-              <w:rFonts w:hint="eastAsia" w:ascii="宋体" w:hAnsi="宋体" w:eastAsia="宋体" w:cs="宋体"/>
+              <w:rFonts w:ascii="宋体" w:eastAsia="宋体" w:hAnsi="宋体" w:cs="宋体" w:hint="eastAsia"/>
               <w:szCs w:val="24"/>
             </w:rPr>
             <w:fldChar w:fldCharType="end"/>
@@ -2670,28 +2643,28 @@
         </w:p>
         <w:p>
           <w:pPr>
-            <w:pStyle w:val="16"/>
+            <w:pStyle w:val="TOC1"/>
             <w:tabs>
               <w:tab w:val="right" w:leader="dot" w:pos="8306"/>
             </w:tabs>
           </w:pPr>
           <w:r>
             <w:rPr>
-              <w:rFonts w:hint="eastAsia" w:ascii="宋体" w:hAnsi="宋体" w:eastAsia="宋体" w:cs="宋体"/>
+              <w:rFonts w:ascii="宋体" w:eastAsia="宋体" w:hAnsi="宋体" w:cs="宋体" w:hint="eastAsia"/>
               <w:szCs w:val="24"/>
             </w:rPr>
             <w:fldChar w:fldCharType="begin"/>
           </w:r>
           <w:r>
             <w:rPr>
-              <w:rFonts w:hint="eastAsia" w:ascii="宋体" w:hAnsi="宋体" w:eastAsia="宋体" w:cs="宋体"/>
+              <w:rFonts w:ascii="宋体" w:eastAsia="宋体" w:hAnsi="宋体" w:cs="宋体" w:hint="eastAsia"/>
               <w:szCs w:val="24"/>
             </w:rPr>
             <w:instrText xml:space="preserve"> HYPERLINK \l _Toc9179 </w:instrText>
           </w:r>
           <w:r>
             <w:rPr>
-              <w:rFonts w:hint="eastAsia" w:ascii="宋体" w:hAnsi="宋体" w:eastAsia="宋体" w:cs="宋体"/>
+              <w:rFonts w:ascii="宋体" w:eastAsia="宋体" w:hAnsi="宋体" w:cs="宋体" w:hint="eastAsia"/>
               <w:szCs w:val="24"/>
             </w:rPr>
             <w:fldChar w:fldCharType="separate"/>
@@ -2723,7 +2696,7 @@
           </w:r>
           <w:r>
             <w:rPr>
-              <w:rFonts w:hint="eastAsia" w:ascii="宋体" w:hAnsi="宋体" w:eastAsia="宋体" w:cs="宋体"/>
+              <w:rFonts w:ascii="宋体" w:eastAsia="宋体" w:hAnsi="宋体" w:cs="宋体" w:hint="eastAsia"/>
               <w:szCs w:val="24"/>
             </w:rPr>
             <w:fldChar w:fldCharType="end"/>
@@ -2731,28 +2704,28 @@
         </w:p>
         <w:p>
           <w:pPr>
-            <w:pStyle w:val="17"/>
+            <w:pStyle w:val="TOC2"/>
             <w:tabs>
               <w:tab w:val="right" w:leader="dot" w:pos="8306"/>
             </w:tabs>
           </w:pPr>
           <w:r>
             <w:rPr>
-              <w:rFonts w:hint="eastAsia" w:ascii="宋体" w:hAnsi="宋体" w:eastAsia="宋体" w:cs="宋体"/>
+              <w:rFonts w:ascii="宋体" w:eastAsia="宋体" w:hAnsi="宋体" w:cs="宋体" w:hint="eastAsia"/>
               <w:szCs w:val="24"/>
             </w:rPr>
             <w:fldChar w:fldCharType="begin"/>
           </w:r>
           <w:r>
             <w:rPr>
-              <w:rFonts w:hint="eastAsia" w:ascii="宋体" w:hAnsi="宋体" w:eastAsia="宋体" w:cs="宋体"/>
+              <w:rFonts w:ascii="宋体" w:eastAsia="宋体" w:hAnsi="宋体" w:cs="宋体" w:hint="eastAsia"/>
               <w:szCs w:val="24"/>
             </w:rPr>
             <w:instrText xml:space="preserve"> HYPERLINK \l _Toc28231 </w:instrText>
           </w:r>
           <w:r>
             <w:rPr>
-              <w:rFonts w:hint="eastAsia" w:ascii="宋体" w:hAnsi="宋体" w:eastAsia="宋体" w:cs="宋体"/>
+              <w:rFonts w:ascii="宋体" w:eastAsia="宋体" w:hAnsi="宋体" w:cs="宋体" w:hint="eastAsia"/>
               <w:szCs w:val="24"/>
             </w:rPr>
             <w:fldChar w:fldCharType="separate"/>
@@ -2784,7 +2757,7 @@
           </w:r>
           <w:r>
             <w:rPr>
-              <w:rFonts w:hint="eastAsia" w:ascii="宋体" w:hAnsi="宋体" w:eastAsia="宋体" w:cs="宋体"/>
+              <w:rFonts w:ascii="宋体" w:eastAsia="宋体" w:hAnsi="宋体" w:cs="宋体" w:hint="eastAsia"/>
               <w:szCs w:val="24"/>
             </w:rPr>
             <w:fldChar w:fldCharType="end"/>
@@ -2792,28 +2765,28 @@
         </w:p>
         <w:p>
           <w:pPr>
-            <w:pStyle w:val="17"/>
+            <w:pStyle w:val="TOC2"/>
             <w:tabs>
               <w:tab w:val="right" w:leader="dot" w:pos="8306"/>
             </w:tabs>
           </w:pPr>
           <w:r>
             <w:rPr>
-              <w:rFonts w:hint="eastAsia" w:ascii="宋体" w:hAnsi="宋体" w:eastAsia="宋体" w:cs="宋体"/>
+              <w:rFonts w:ascii="宋体" w:eastAsia="宋体" w:hAnsi="宋体" w:cs="宋体" w:hint="eastAsia"/>
               <w:szCs w:val="24"/>
             </w:rPr>
             <w:fldChar w:fldCharType="begin"/>
           </w:r>
           <w:r>
             <w:rPr>
-              <w:rFonts w:hint="eastAsia" w:ascii="宋体" w:hAnsi="宋体" w:eastAsia="宋体" w:cs="宋体"/>
+              <w:rFonts w:ascii="宋体" w:eastAsia="宋体" w:hAnsi="宋体" w:cs="宋体" w:hint="eastAsia"/>
               <w:szCs w:val="24"/>
             </w:rPr>
             <w:instrText xml:space="preserve"> HYPERLINK \l _Toc27207 </w:instrText>
           </w:r>
           <w:r>
             <w:rPr>
-              <w:rFonts w:hint="eastAsia" w:ascii="宋体" w:hAnsi="宋体" w:eastAsia="宋体" w:cs="宋体"/>
+              <w:rFonts w:ascii="宋体" w:eastAsia="宋体" w:hAnsi="宋体" w:cs="宋体" w:hint="eastAsia"/>
               <w:szCs w:val="24"/>
             </w:rPr>
             <w:fldChar w:fldCharType="separate"/>
@@ -2845,7 +2818,7 @@
           </w:r>
           <w:r>
             <w:rPr>
-              <w:rFonts w:hint="eastAsia" w:ascii="宋体" w:hAnsi="宋体" w:eastAsia="宋体" w:cs="宋体"/>
+              <w:rFonts w:ascii="宋体" w:eastAsia="宋体" w:hAnsi="宋体" w:cs="宋体" w:hint="eastAsia"/>
               <w:szCs w:val="24"/>
             </w:rPr>
             <w:fldChar w:fldCharType="end"/>
@@ -2853,28 +2826,28 @@
         </w:p>
         <w:p>
           <w:pPr>
-            <w:pStyle w:val="16"/>
+            <w:pStyle w:val="TOC1"/>
             <w:tabs>
               <w:tab w:val="right" w:leader="dot" w:pos="8306"/>
             </w:tabs>
           </w:pPr>
           <w:r>
             <w:rPr>
-              <w:rFonts w:hint="eastAsia" w:ascii="宋体" w:hAnsi="宋体" w:eastAsia="宋体" w:cs="宋体"/>
+              <w:rFonts w:ascii="宋体" w:eastAsia="宋体" w:hAnsi="宋体" w:cs="宋体" w:hint="eastAsia"/>
               <w:szCs w:val="24"/>
             </w:rPr>
             <w:fldChar w:fldCharType="begin"/>
           </w:r>
           <w:r>
             <w:rPr>
-              <w:rFonts w:hint="eastAsia" w:ascii="宋体" w:hAnsi="宋体" w:eastAsia="宋体" w:cs="宋体"/>
+              <w:rFonts w:ascii="宋体" w:eastAsia="宋体" w:hAnsi="宋体" w:cs="宋体" w:hint="eastAsia"/>
               <w:szCs w:val="24"/>
             </w:rPr>
             <w:instrText xml:space="preserve"> HYPERLINK \l _Toc16430 </w:instrText>
           </w:r>
           <w:r>
             <w:rPr>
-              <w:rFonts w:hint="eastAsia" w:ascii="宋体" w:hAnsi="宋体" w:eastAsia="宋体" w:cs="宋体"/>
+              <w:rFonts w:ascii="宋体" w:eastAsia="宋体" w:hAnsi="宋体" w:cs="宋体" w:hint="eastAsia"/>
               <w:szCs w:val="24"/>
             </w:rPr>
             <w:fldChar w:fldCharType="separate"/>
@@ -2906,7 +2879,7 @@
           </w:r>
           <w:r>
             <w:rPr>
-              <w:rFonts w:hint="eastAsia" w:ascii="宋体" w:hAnsi="宋体" w:eastAsia="宋体" w:cs="宋体"/>
+              <w:rFonts w:ascii="宋体" w:eastAsia="宋体" w:hAnsi="宋体" w:cs="宋体" w:hint="eastAsia"/>
               <w:szCs w:val="24"/>
             </w:rPr>
             <w:fldChar w:fldCharType="end"/>
@@ -2928,7 +2901,7 @@
             <w:snapToGrid w:val="0"/>
             <w:textAlignment w:val="baseline"/>
             <w:rPr>
-              <w:rFonts w:hint="eastAsia" w:ascii="宋体" w:hAnsi="宋体" w:eastAsia="宋体" w:cs="宋体"/>
+              <w:rFonts w:ascii="宋体" w:eastAsia="宋体" w:hAnsi="宋体" w:cs="宋体" w:hint="eastAsia"/>
               <w:snapToGrid w:val="0"/>
               <w:color w:val="000000"/>
               <w:kern w:val="0"/>
@@ -2939,7 +2912,7 @@
           </w:pPr>
           <w:r>
             <w:rPr>
-              <w:rFonts w:hint="eastAsia" w:ascii="宋体" w:hAnsi="宋体" w:eastAsia="宋体" w:cs="宋体"/>
+              <w:rFonts w:ascii="宋体" w:eastAsia="宋体" w:hAnsi="宋体" w:cs="宋体" w:hint="eastAsia"/>
               <w:szCs w:val="24"/>
             </w:rPr>
             <w:fldChar w:fldCharType="end"/>
@@ -2963,7 +2936,7 @@
         <w:snapToGrid w:val="0"/>
         <w:textAlignment w:val="baseline"/>
         <w:rPr>
-          <w:rFonts w:ascii="Arial" w:hAnsi="Arial" w:eastAsia="Arial" w:cs="Arial"/>
+          <w:rFonts w:ascii="Arial" w:eastAsia="Arial" w:hAnsi="Arial" w:cs="Arial"/>
           <w:snapToGrid w:val="0"/>
           <w:color w:val="000000"/>
           <w:kern w:val="0"/>
@@ -2974,7 +2947,7 @@
       </w:pPr>
       <w:r>
         <w:rPr>
-          <w:rFonts w:ascii="Arial" w:hAnsi="Arial" w:eastAsia="Arial" w:cs="Arial"/>
+          <w:rFonts w:ascii="Arial" w:eastAsia="Arial" w:hAnsi="Arial" w:cs="Arial"/>
           <w:snapToGrid w:val="0"/>
           <w:color w:val="000000"/>
           <w:kern w:val="0"/>
@@ -2987,14 +2960,14 @@
     </w:p>
     <w:p>
       <w:pPr>
-        <w:pStyle w:val="28"/>
+        <w:pStyle w:val="1"/>
         <w:bidi w:val="0"/>
         <w:rPr>
           <w:rFonts w:hint="default"/>
           <w:lang w:val="en-US" w:eastAsia="zh-CN"/>
         </w:rPr>
       </w:pPr>
-      <w:bookmarkStart w:id="2" w:name="_Toc2843"/>
+      <w:bookmarkStart w:id="3" w:name="_Toc2843"/>
       <w:r>
         <w:rPr>
           <w:rFonts w:hint="default"/>
@@ -3002,18 +2975,18 @@
         </w:rPr>
         <w:t>总则</w:t>
       </w:r>
-      <w:bookmarkEnd w:id="2"/>
-    </w:p>
-    <w:p>
-      <w:pPr>
-        <w:pStyle w:val="30"/>
+      <w:bookmarkEnd w:id="3"/>
+    </w:p>
+    <w:p>
+      <w:pPr>
+        <w:pStyle w:val="2"/>
         <w:bidi w:val="0"/>
         <w:rPr>
           <w:rFonts w:hint="default"/>
           <w:lang w:val="en-US" w:eastAsia="zh-CN"/>
         </w:rPr>
       </w:pPr>
-      <w:bookmarkStart w:id="3" w:name="_Toc11911"/>
+      <w:bookmarkStart w:id="4" w:name="_Toc11911"/>
       <w:r>
         <w:rPr>
           <w:rFonts w:hint="default"/>
@@ -3021,11 +2994,11 @@
         </w:rPr>
         <w:t>目的</w:t>
       </w:r>
-      <w:bookmarkEnd w:id="3"/>
-    </w:p>
-    <w:p>
-      <w:pPr>
-        <w:pStyle w:val="29"/>
+      <w:bookmarkEnd w:id="4"/>
+    </w:p>
+    <w:p>
+      <w:pPr>
+        <w:pStyle w:val="a1"/>
         <w:rPr>
           <w:rFonts w:hint="default"/>
           <w:lang w:val="en-US" w:eastAsia="zh-CN"/>
@@ -3041,14 +3014,14 @@
     </w:p>
     <w:p>
       <w:pPr>
-        <w:pStyle w:val="30"/>
+        <w:pStyle w:val="2"/>
         <w:bidi w:val="0"/>
         <w:rPr>
           <w:rFonts w:hint="default"/>
           <w:lang w:val="en-US" w:eastAsia="zh-CN"/>
         </w:rPr>
       </w:pPr>
-      <w:bookmarkStart w:id="4" w:name="_Toc30344"/>
+      <w:bookmarkStart w:id="5" w:name="_Toc30344"/>
       <w:r>
         <w:rPr>
           <w:rFonts w:hint="default"/>
@@ -3056,11 +3029,11 @@
         </w:rPr>
         <w:t>范围</w:t>
       </w:r>
-      <w:bookmarkEnd w:id="4"/>
-    </w:p>
-    <w:p>
-      <w:pPr>
-        <w:pStyle w:val="29"/>
+      <w:bookmarkEnd w:id="5"/>
+    </w:p>
+    <w:p>
+      <w:pPr>
+        <w:pStyle w:val="a1"/>
         <w:rPr>
           <w:rFonts w:hint="default"/>
           <w:lang w:val="en-US" w:eastAsia="zh-CN"/>
@@ -3076,14 +3049,14 @@
     </w:p>
     <w:p>
       <w:pPr>
-        <w:pStyle w:val="30"/>
+        <w:pStyle w:val="2"/>
         <w:bidi w:val="0"/>
         <w:rPr>
           <w:rFonts w:hint="default"/>
           <w:lang w:val="en-US" w:eastAsia="zh-CN"/>
         </w:rPr>
       </w:pPr>
-      <w:bookmarkStart w:id="5" w:name="_Toc10087"/>
+      <w:bookmarkStart w:id="6" w:name="_Toc10087"/>
       <w:r>
         <w:rPr>
           <w:rFonts w:hint="default"/>
@@ -3091,16 +3064,16 @@
         </w:rPr>
         <w:t>依据</w:t>
       </w:r>
-      <w:bookmarkEnd w:id="5"/>
-    </w:p>
-    <w:p>
-      <w:pPr>
-        <w:pStyle w:val="29"/>
+      <w:bookmarkEnd w:id="6"/>
+    </w:p>
+    <w:p>
+      <w:pPr>
+        <w:pStyle w:val="a1"/>
         <w:numPr>
           <w:ilvl w:val="0"/>
           <w:numId w:val="2"/>
         </w:numPr>
-        <w:ind w:left="425" w:leftChars="0" w:hanging="425" w:firstLineChars="0"/>
+        <w:ind w:left="425" w:hanging="425" w:leftChars="0" w:firstLineChars="0"/>
         <w:rPr>
           <w:rFonts w:hint="default"/>
           <w:lang w:val="en-US" w:eastAsia="zh-CN"/>
@@ -3116,12 +3089,12 @@
     </w:p>
     <w:p>
       <w:pPr>
-        <w:pStyle w:val="29"/>
+        <w:pStyle w:val="a1"/>
         <w:numPr>
           <w:ilvl w:val="0"/>
           <w:numId w:val="2"/>
         </w:numPr>
-        <w:ind w:left="425" w:leftChars="0" w:hanging="425" w:firstLineChars="0"/>
+        <w:ind w:left="425" w:hanging="425" w:leftChars="0" w:firstLineChars="0"/>
         <w:rPr>
           <w:rFonts w:hint="default"/>
           <w:lang w:val="en-US" w:eastAsia="zh-CN"/>
@@ -3137,12 +3110,12 @@
     </w:p>
     <w:p>
       <w:pPr>
-        <w:pStyle w:val="29"/>
+        <w:pStyle w:val="a1"/>
         <w:numPr>
           <w:ilvl w:val="0"/>
           <w:numId w:val="2"/>
         </w:numPr>
-        <w:ind w:left="425" w:leftChars="0" w:hanging="425" w:firstLineChars="0"/>
+        <w:ind w:left="425" w:hanging="425" w:leftChars="0" w:firstLineChars="0"/>
         <w:rPr>
           <w:rFonts w:hint="default"/>
           <w:lang w:val="en-US" w:eastAsia="zh-CN"/>
@@ -3158,12 +3131,12 @@
     </w:p>
     <w:p>
       <w:pPr>
-        <w:pStyle w:val="29"/>
+        <w:pStyle w:val="a1"/>
         <w:numPr>
           <w:ilvl w:val="0"/>
           <w:numId w:val="2"/>
         </w:numPr>
-        <w:ind w:left="425" w:leftChars="0" w:hanging="425" w:firstLineChars="0"/>
+        <w:ind w:left="425" w:hanging="425" w:leftChars="0" w:firstLineChars="0"/>
         <w:rPr>
           <w:rFonts w:hint="default"/>
           <w:lang w:val="en-US" w:eastAsia="zh-CN"/>
@@ -3179,14 +3152,14 @@
     </w:p>
     <w:p>
       <w:pPr>
-        <w:pStyle w:val="28"/>
+        <w:pStyle w:val="1"/>
         <w:bidi w:val="0"/>
         <w:rPr>
           <w:rFonts w:hint="default"/>
           <w:lang w:val="en-US" w:eastAsia="zh-CN"/>
         </w:rPr>
       </w:pPr>
-      <w:bookmarkStart w:id="6" w:name="_Toc23312"/>
+      <w:bookmarkStart w:id="7" w:name="_Toc23312"/>
       <w:r>
         <w:rPr>
           <w:rFonts w:hint="default"/>
@@ -3194,11 +3167,11 @@
         </w:rPr>
         <w:t>安全管理目标</w:t>
       </w:r>
-      <w:bookmarkEnd w:id="6"/>
-    </w:p>
-    <w:p>
-      <w:pPr>
-        <w:pStyle w:val="29"/>
+      <w:bookmarkEnd w:id="7"/>
+    </w:p>
+    <w:p>
+      <w:pPr>
+        <w:pStyle w:val="a1"/>
         <w:rPr>
           <w:rFonts w:hint="default"/>
           <w:lang w:val="en-US" w:eastAsia="zh-CN"/>
@@ -3214,7 +3187,7 @@
     </w:p>
     <w:p>
       <w:pPr>
-        <w:pStyle w:val="29"/>
+        <w:pStyle w:val="a1"/>
         <w:rPr>
           <w:rFonts w:hint="default"/>
           <w:lang w:val="en-US" w:eastAsia="zh-CN"/>
@@ -3230,7 +3203,7 @@
     </w:p>
     <w:p>
       <w:pPr>
-        <w:pStyle w:val="29"/>
+        <w:pStyle w:val="a1"/>
         <w:rPr>
           <w:rFonts w:hint="default"/>
           <w:lang w:val="en-US" w:eastAsia="zh-CN"/>
@@ -3246,7 +3219,7 @@
     </w:p>
     <w:p>
       <w:pPr>
-        <w:pStyle w:val="29"/>
+        <w:pStyle w:val="a1"/>
         <w:rPr>
           <w:rFonts w:hint="default"/>
           <w:lang w:val="en-US" w:eastAsia="zh-CN"/>
@@ -3262,7 +3235,7 @@
     </w:p>
     <w:p>
       <w:pPr>
-        <w:pStyle w:val="29"/>
+        <w:pStyle w:val="a1"/>
         <w:rPr>
           <w:rFonts w:hint="default"/>
           <w:lang w:val="en-US" w:eastAsia="zh-CN"/>
@@ -3278,14 +3251,14 @@
     </w:p>
     <w:p>
       <w:pPr>
-        <w:pStyle w:val="28"/>
+        <w:pStyle w:val="1"/>
         <w:bidi w:val="0"/>
         <w:rPr>
           <w:rFonts w:hint="default"/>
           <w:lang w:val="en-US" w:eastAsia="zh-CN"/>
         </w:rPr>
       </w:pPr>
-      <w:bookmarkStart w:id="7" w:name="_Toc2677"/>
+      <w:bookmarkStart w:id="8" w:name="_Toc2677"/>
       <w:r>
         <w:rPr>
           <w:rFonts w:hint="default"/>
@@ -3293,18 +3266,18 @@
         </w:rPr>
         <w:t>组织与职责</w:t>
       </w:r>
-      <w:bookmarkEnd w:id="7"/>
-    </w:p>
-    <w:p>
-      <w:pPr>
-        <w:pStyle w:val="30"/>
+      <w:bookmarkEnd w:id="8"/>
+    </w:p>
+    <w:p>
+      <w:pPr>
+        <w:pStyle w:val="2"/>
         <w:bidi w:val="0"/>
         <w:rPr>
           <w:rFonts w:hint="default"/>
           <w:lang w:val="en-US" w:eastAsia="zh-CN"/>
         </w:rPr>
       </w:pPr>
-      <w:bookmarkStart w:id="8" w:name="_Toc1433"/>
+      <w:bookmarkStart w:id="9" w:name="_Toc1433"/>
       <w:r>
         <w:rPr>
           <w:rFonts w:hint="default"/>
@@ -3312,11 +3285,11 @@
         </w:rPr>
         <w:t>信息安全领导小组</w:t>
       </w:r>
-      <w:bookmarkEnd w:id="8"/>
-    </w:p>
-    <w:p>
-      <w:pPr>
-        <w:pStyle w:val="29"/>
+      <w:bookmarkEnd w:id="9"/>
+    </w:p>
+    <w:p>
+      <w:pPr>
+        <w:pStyle w:val="a1"/>
         <w:rPr>
           <w:rFonts w:hint="default"/>
           <w:lang w:val="en-US" w:eastAsia="zh-CN"/>
@@ -3332,7 +3305,7 @@
     </w:p>
     <w:p>
       <w:pPr>
-        <w:pStyle w:val="29"/>
+        <w:pStyle w:val="a1"/>
         <w:rPr>
           <w:rFonts w:hint="default"/>
           <w:lang w:val="en-US" w:eastAsia="zh-CN"/>
@@ -3348,23 +3321,23 @@
     </w:p>
     <w:p>
       <w:pPr>
-        <w:pStyle w:val="29"/>
-        <w:rPr>
-          <w:rFonts w:hint="default"/>
-          <w:lang w:val="en-US" w:eastAsia="zh-CN"/>
-        </w:rPr>
-      </w:pPr>
-      <w:r>
-        <w:rPr>
-          <w:rFonts w:hint="default"/>
-          <w:lang w:val="en-US" w:eastAsia="zh-CN"/>
-        </w:rPr>
-        <w:t>成员：运维部部长、研发部部长、质量部部长、人力部部长</w:t>
-      </w:r>
-    </w:p>
-    <w:p>
-      <w:pPr>
-        <w:pStyle w:val="29"/>
+        <w:pStyle w:val="a1"/>
+        <w:rPr>
+          <w:rFonts w:hint="default"/>
+          <w:lang w:val="en-US" w:eastAsia="zh-CN"/>
+        </w:rPr>
+      </w:pPr>
+      <w:r>
+        <w:rPr>
+          <w:rFonts w:hint="default"/>
+          <w:lang w:val="en-US" w:eastAsia="zh-CN"/>
+        </w:rPr>
+        <w:t>成员：运维部经理、研发部经理、质量部经理、人力部经理</w:t>
+      </w:r>
+    </w:p>
+    <w:p>
+      <w:pPr>
+        <w:pStyle w:val="a1"/>
         <w:rPr>
           <w:rFonts w:hint="default"/>
           <w:lang w:val="en-US" w:eastAsia="zh-CN"/>
@@ -3380,14 +3353,14 @@
     </w:p>
     <w:p>
       <w:pPr>
-        <w:pStyle w:val="30"/>
+        <w:pStyle w:val="2"/>
         <w:bidi w:val="0"/>
         <w:rPr>
           <w:rFonts w:hint="default"/>
           <w:lang w:val="en-US" w:eastAsia="zh-CN"/>
         </w:rPr>
       </w:pPr>
-      <w:bookmarkStart w:id="9" w:name="_Toc32486"/>
+      <w:bookmarkStart w:id="10" w:name="_Toc32486"/>
       <w:r>
         <w:rPr>
           <w:rFonts w:hint="default"/>
@@ -3395,27 +3368,27 @@
         </w:rPr>
         <w:t>项目实施团队安全职责</w:t>
       </w:r>
-      <w:bookmarkEnd w:id="9"/>
-    </w:p>
-    <w:p>
-      <w:pPr>
-        <w:pStyle w:val="29"/>
-        <w:rPr>
-          <w:rFonts w:hint="default"/>
-          <w:lang w:val="en-US" w:eastAsia="zh-CN"/>
-        </w:rPr>
-      </w:pPr>
-      <w:r>
-        <w:rPr>
-          <w:rFonts w:hint="default"/>
-          <w:lang w:val="en-US" w:eastAsia="zh-CN"/>
-        </w:rPr>
-        <w:t>运维部部长/运维项目部长：作为本项目安全第一责任人，负责安全计划的落地执行、日常安全监控、应急响应协调及安全事件报告。</w:t>
-      </w:r>
-    </w:p>
-    <w:p>
-      <w:pPr>
-        <w:pStyle w:val="29"/>
+      <w:bookmarkEnd w:id="10"/>
+    </w:p>
+    <w:p>
+      <w:pPr>
+        <w:pStyle w:val="a1"/>
+        <w:rPr>
+          <w:rFonts w:hint="default"/>
+          <w:lang w:val="en-US" w:eastAsia="zh-CN"/>
+        </w:rPr>
+      </w:pPr>
+      <w:r>
+        <w:rPr>
+          <w:rFonts w:hint="default"/>
+          <w:lang w:val="en-US" w:eastAsia="zh-CN"/>
+        </w:rPr>
+        <w:t>运维部经理/运维项目经理：作为本项目安全第一责任人，负责安全计划的落地执行、日常安全监控、应急响应协调及安全事件报告。</w:t>
+      </w:r>
+    </w:p>
+    <w:p>
+      <w:pPr>
+        <w:pStyle w:val="a1"/>
         <w:rPr>
           <w:rFonts w:hint="default"/>
           <w:lang w:val="en-US" w:eastAsia="zh-CN"/>
@@ -3431,7 +3404,7 @@
     </w:p>
     <w:p>
       <w:pPr>
-        <w:pStyle w:val="29"/>
+        <w:pStyle w:val="a1"/>
         <w:rPr>
           <w:rFonts w:hint="default"/>
           <w:lang w:val="en-US" w:eastAsia="zh-CN"/>
@@ -3447,7 +3420,7 @@
     </w:p>
     <w:p>
       <w:pPr>
-        <w:pStyle w:val="29"/>
+        <w:pStyle w:val="a1"/>
         <w:rPr>
           <w:rFonts w:hint="default"/>
           <w:lang w:val="en-US" w:eastAsia="zh-CN"/>
@@ -3463,7 +3436,7 @@
     </w:p>
     <w:p>
       <w:pPr>
-        <w:pStyle w:val="29"/>
+        <w:pStyle w:val="a1"/>
         <w:rPr>
           <w:rFonts w:hint="default"/>
           <w:lang w:val="en-US" w:eastAsia="zh-CN"/>
@@ -3479,7 +3452,7 @@
     </w:p>
     <w:p>
       <w:pPr>
-        <w:pStyle w:val="29"/>
+        <w:pStyle w:val="a1"/>
         <w:rPr>
           <w:rFonts w:hint="default"/>
           <w:lang w:val="en-US" w:eastAsia="zh-CN"/>
@@ -3495,14 +3468,14 @@
     </w:p>
     <w:p>
       <w:pPr>
-        <w:pStyle w:val="28"/>
+        <w:pStyle w:val="1"/>
         <w:bidi w:val="0"/>
         <w:rPr>
           <w:rFonts w:hint="default"/>
           <w:lang w:val="en-US" w:eastAsia="zh-CN"/>
         </w:rPr>
       </w:pPr>
-      <w:bookmarkStart w:id="10" w:name="_Toc32449"/>
+      <w:bookmarkStart w:id="11" w:name="_Toc32449"/>
       <w:r>
         <w:rPr>
           <w:rFonts w:hint="default"/>
@@ -3510,18 +3483,18 @@
         </w:rPr>
         <w:t>安全控制措施</w:t>
       </w:r>
-      <w:bookmarkEnd w:id="10"/>
-    </w:p>
-    <w:p>
-      <w:pPr>
-        <w:pStyle w:val="30"/>
+      <w:bookmarkEnd w:id="11"/>
+    </w:p>
+    <w:p>
+      <w:pPr>
+        <w:pStyle w:val="2"/>
         <w:bidi w:val="0"/>
         <w:rPr>
           <w:rFonts w:hint="default"/>
           <w:lang w:val="en-US" w:eastAsia="zh-CN"/>
         </w:rPr>
       </w:pPr>
-      <w:bookmarkStart w:id="11" w:name="_Toc30746"/>
+      <w:bookmarkStart w:id="12" w:name="_Toc30746"/>
       <w:r>
         <w:rPr>
           <w:rFonts w:hint="default"/>
@@ -3529,11 +3502,11 @@
         </w:rPr>
         <w:t>人员安全</w:t>
       </w:r>
-      <w:bookmarkEnd w:id="11"/>
-    </w:p>
-    <w:p>
-      <w:pPr>
-        <w:pStyle w:val="29"/>
+      <w:bookmarkEnd w:id="12"/>
+    </w:p>
+    <w:p>
+      <w:pPr>
+        <w:pStyle w:val="a1"/>
         <w:rPr>
           <w:rFonts w:hint="default"/>
           <w:lang w:val="en-US" w:eastAsia="zh-CN"/>
@@ -3563,7 +3536,7 @@
     </w:p>
     <w:p>
       <w:pPr>
-        <w:pStyle w:val="29"/>
+        <w:pStyle w:val="a1"/>
         <w:rPr>
           <w:rFonts w:hint="default"/>
           <w:lang w:val="en-US" w:eastAsia="zh-CN"/>
@@ -3579,7 +3552,7 @@
     </w:p>
     <w:p>
       <w:pPr>
-        <w:pStyle w:val="29"/>
+        <w:pStyle w:val="a1"/>
         <w:rPr>
           <w:rFonts w:hint="default"/>
           <w:lang w:val="en-US" w:eastAsia="zh-CN"/>
@@ -3595,14 +3568,14 @@
     </w:p>
     <w:p>
       <w:pPr>
-        <w:pStyle w:val="30"/>
+        <w:pStyle w:val="2"/>
         <w:bidi w:val="0"/>
         <w:rPr>
           <w:rFonts w:hint="default"/>
           <w:lang w:val="en-US" w:eastAsia="zh-CN"/>
         </w:rPr>
       </w:pPr>
-      <w:bookmarkStart w:id="12" w:name="_Toc11451"/>
+      <w:bookmarkStart w:id="13" w:name="_Toc11451"/>
       <w:r>
         <w:rPr>
           <w:rFonts w:hint="default"/>
@@ -3610,11 +3583,11 @@
         </w:rPr>
         <w:t>物理与环境安全</w:t>
       </w:r>
-      <w:bookmarkEnd w:id="12"/>
-    </w:p>
-    <w:p>
-      <w:pPr>
-        <w:pStyle w:val="29"/>
+      <w:bookmarkEnd w:id="13"/>
+    </w:p>
+    <w:p>
+      <w:pPr>
+        <w:pStyle w:val="a1"/>
         <w:rPr>
           <w:rFonts w:hint="default"/>
           <w:lang w:val="en-US" w:eastAsia="zh-CN"/>
@@ -3630,7 +3603,7 @@
     </w:p>
     <w:p>
       <w:pPr>
-        <w:pStyle w:val="29"/>
+        <w:pStyle w:val="a1"/>
         <w:rPr>
           <w:rFonts w:hint="default"/>
           <w:lang w:val="en-US" w:eastAsia="zh-CN"/>
@@ -3646,14 +3619,14 @@
     </w:p>
     <w:p>
       <w:pPr>
-        <w:pStyle w:val="30"/>
+        <w:pStyle w:val="2"/>
         <w:bidi w:val="0"/>
         <w:rPr>
           <w:rFonts w:hint="default"/>
           <w:lang w:val="en-US" w:eastAsia="zh-CN"/>
         </w:rPr>
       </w:pPr>
-      <w:bookmarkStart w:id="13" w:name="_Toc19078"/>
+      <w:bookmarkStart w:id="14" w:name="_Toc19078"/>
       <w:r>
         <w:rPr>
           <w:rFonts w:hint="default"/>
@@ -3661,11 +3634,11 @@
         </w:rPr>
         <w:t>系统开发与获取安全</w:t>
       </w:r>
-      <w:bookmarkEnd w:id="13"/>
-    </w:p>
-    <w:p>
-      <w:pPr>
-        <w:pStyle w:val="29"/>
+      <w:bookmarkEnd w:id="14"/>
+    </w:p>
+    <w:p>
+      <w:pPr>
+        <w:pStyle w:val="a1"/>
         <w:rPr>
           <w:rFonts w:hint="default"/>
           <w:lang w:val="en-US" w:eastAsia="zh-CN"/>
@@ -3709,7 +3682,7 @@
     </w:p>
     <w:p>
       <w:pPr>
-        <w:pStyle w:val="29"/>
+        <w:pStyle w:val="a1"/>
         <w:rPr>
           <w:rFonts w:hint="default"/>
           <w:lang w:val="en-US" w:eastAsia="zh-CN"/>
@@ -3725,7 +3698,7 @@
     </w:p>
     <w:p>
       <w:pPr>
-        <w:pStyle w:val="29"/>
+        <w:pStyle w:val="a1"/>
         <w:rPr>
           <w:rFonts w:hint="default"/>
           <w:lang w:val="en-US" w:eastAsia="zh-CN"/>
@@ -3755,14 +3728,14 @@
     </w:p>
     <w:p>
       <w:pPr>
-        <w:pStyle w:val="30"/>
+        <w:pStyle w:val="2"/>
         <w:bidi w:val="0"/>
         <w:rPr>
           <w:rFonts w:hint="default"/>
           <w:lang w:val="en-US" w:eastAsia="zh-CN"/>
         </w:rPr>
       </w:pPr>
-      <w:bookmarkStart w:id="14" w:name="_Toc9486"/>
+      <w:bookmarkStart w:id="15" w:name="_Toc9486"/>
       <w:r>
         <w:rPr>
           <w:rFonts w:hint="default"/>
@@ -3770,11 +3743,11 @@
         </w:rPr>
         <w:t>系统运维与访问控制</w:t>
       </w:r>
-      <w:bookmarkEnd w:id="14"/>
-    </w:p>
-    <w:p>
-      <w:pPr>
-        <w:pStyle w:val="29"/>
+      <w:bookmarkEnd w:id="15"/>
+    </w:p>
+    <w:p>
+      <w:pPr>
+        <w:pStyle w:val="a1"/>
         <w:rPr>
           <w:rFonts w:hint="default"/>
           <w:lang w:val="en-US" w:eastAsia="zh-CN"/>
@@ -3790,7 +3763,7 @@
     </w:p>
     <w:p>
       <w:pPr>
-        <w:pStyle w:val="29"/>
+        <w:pStyle w:val="a1"/>
         <w:rPr>
           <w:rFonts w:hint="default"/>
           <w:lang w:val="en-US" w:eastAsia="zh-CN"/>
@@ -3806,7 +3779,7 @@
     </w:p>
     <w:p>
       <w:pPr>
-        <w:pStyle w:val="29"/>
+        <w:pStyle w:val="a1"/>
         <w:rPr>
           <w:rFonts w:hint="default"/>
           <w:lang w:val="en-US" w:eastAsia="zh-CN"/>
@@ -3822,7 +3795,7 @@
     </w:p>
     <w:p>
       <w:pPr>
-        <w:pStyle w:val="29"/>
+        <w:pStyle w:val="a1"/>
         <w:rPr>
           <w:rFonts w:hint="default"/>
           <w:lang w:val="en-US" w:eastAsia="zh-CN"/>
@@ -3866,7 +3839,7 @@
     </w:p>
     <w:p>
       <w:pPr>
-        <w:pStyle w:val="29"/>
+        <w:pStyle w:val="a1"/>
         <w:rPr>
           <w:rFonts w:hint="default"/>
           <w:lang w:val="en-US" w:eastAsia="zh-CN"/>
@@ -3882,7 +3855,7 @@
     </w:p>
     <w:p>
       <w:pPr>
-        <w:pStyle w:val="29"/>
+        <w:pStyle w:val="a1"/>
         <w:rPr>
           <w:rFonts w:hint="default"/>
           <w:lang w:val="en-US" w:eastAsia="zh-CN"/>
@@ -3898,7 +3871,7 @@
     </w:p>
     <w:p>
       <w:pPr>
-        <w:pStyle w:val="29"/>
+        <w:pStyle w:val="a1"/>
         <w:rPr>
           <w:rFonts w:hint="default"/>
           <w:lang w:val="en-US" w:eastAsia="zh-CN"/>
@@ -3928,7 +3901,7 @@
     </w:p>
     <w:p>
       <w:pPr>
-        <w:pStyle w:val="29"/>
+        <w:pStyle w:val="a1"/>
         <w:rPr>
           <w:rFonts w:hint="default"/>
           <w:lang w:val="en-US" w:eastAsia="zh-CN"/>
@@ -3944,14 +3917,14 @@
     </w:p>
     <w:p>
       <w:pPr>
-        <w:pStyle w:val="28"/>
+        <w:pStyle w:val="1"/>
         <w:bidi w:val="0"/>
         <w:rPr>
           <w:rFonts w:hint="default"/>
           <w:lang w:val="en-US" w:eastAsia="zh-CN"/>
         </w:rPr>
       </w:pPr>
-      <w:bookmarkStart w:id="15" w:name="_Toc1258"/>
+      <w:bookmarkStart w:id="16" w:name="_Toc1258"/>
       <w:r>
         <w:rPr>
           <w:rFonts w:hint="default"/>
@@ -3959,18 +3932,18 @@
         </w:rPr>
         <w:t>安全事件管理与应急响应</w:t>
       </w:r>
-      <w:bookmarkEnd w:id="15"/>
-    </w:p>
-    <w:p>
-      <w:pPr>
-        <w:pStyle w:val="30"/>
+      <w:bookmarkEnd w:id="16"/>
+    </w:p>
+    <w:p>
+      <w:pPr>
+        <w:pStyle w:val="2"/>
         <w:bidi w:val="0"/>
         <w:rPr>
           <w:rFonts w:hint="default"/>
           <w:lang w:val="en-US" w:eastAsia="zh-CN"/>
         </w:rPr>
       </w:pPr>
-      <w:bookmarkStart w:id="16" w:name="_Toc13672"/>
+      <w:bookmarkStart w:id="17" w:name="_Toc13672"/>
       <w:r>
         <w:rPr>
           <w:rFonts w:hint="default"/>
@@ -3978,11 +3951,11 @@
         </w:rPr>
         <w:t>定义与分类</w:t>
       </w:r>
-      <w:bookmarkEnd w:id="16"/>
-    </w:p>
-    <w:p>
-      <w:pPr>
-        <w:pStyle w:val="29"/>
+      <w:bookmarkEnd w:id="17"/>
+    </w:p>
+    <w:p>
+      <w:pPr>
+        <w:pStyle w:val="a1"/>
         <w:rPr>
           <w:rFonts w:hint="default"/>
           <w:lang w:val="en-US" w:eastAsia="zh-CN"/>
@@ -3998,14 +3971,14 @@
     </w:p>
     <w:p>
       <w:pPr>
-        <w:pStyle w:val="30"/>
+        <w:pStyle w:val="2"/>
         <w:bidi w:val="0"/>
         <w:rPr>
           <w:rFonts w:hint="default"/>
           <w:lang w:val="en-US" w:eastAsia="zh-CN"/>
         </w:rPr>
       </w:pPr>
-      <w:bookmarkStart w:id="17" w:name="_Toc6252"/>
+      <w:bookmarkStart w:id="18" w:name="_Toc6252"/>
       <w:r>
         <w:rPr>
           <w:rFonts w:hint="default"/>
@@ -4013,11 +3986,11 @@
         </w:rPr>
         <w:t>响应流程</w:t>
       </w:r>
-      <w:bookmarkEnd w:id="17"/>
-    </w:p>
-    <w:p>
-      <w:pPr>
-        <w:pStyle w:val="29"/>
+      <w:bookmarkEnd w:id="18"/>
+    </w:p>
+    <w:p>
+      <w:pPr>
+        <w:pStyle w:val="a1"/>
         <w:rPr>
           <w:rFonts w:hint="default"/>
           <w:lang w:val="en-US" w:eastAsia="zh-CN"/>
@@ -4033,23 +4006,23 @@
     </w:p>
     <w:p>
       <w:pPr>
-        <w:pStyle w:val="29"/>
-        <w:rPr>
-          <w:rFonts w:hint="default"/>
-          <w:lang w:val="en-US" w:eastAsia="zh-CN"/>
-        </w:rPr>
-      </w:pPr>
-      <w:r>
-        <w:rPr>
-          <w:rFonts w:hint="default"/>
-          <w:lang w:val="en-US" w:eastAsia="zh-CN"/>
-        </w:rPr>
-        <w:t>初步处置：运维部部长根据应急预案，协调技术团队进行遏制（如隔离系统、禁用账户）。</w:t>
-      </w:r>
-    </w:p>
-    <w:p>
-      <w:pPr>
-        <w:pStyle w:val="29"/>
+        <w:pStyle w:val="a1"/>
+        <w:rPr>
+          <w:rFonts w:hint="default"/>
+          <w:lang w:val="en-US" w:eastAsia="zh-CN"/>
+        </w:rPr>
+      </w:pPr>
+      <w:r>
+        <w:rPr>
+          <w:rFonts w:hint="default"/>
+          <w:lang w:val="en-US" w:eastAsia="zh-CN"/>
+        </w:rPr>
+        <w:t>初步处置：运维部经理根据应急预案，协调技术团队进行遏制（如隔离系统、禁用账户）。</w:t>
+      </w:r>
+    </w:p>
+    <w:p>
+      <w:pPr>
+        <w:pStyle w:val="a1"/>
         <w:rPr>
           <w:rFonts w:hint="default"/>
           <w:lang w:val="en-US" w:eastAsia="zh-CN"/>
@@ -4065,7 +4038,7 @@
     </w:p>
     <w:p>
       <w:pPr>
-        <w:pStyle w:val="29"/>
+        <w:pStyle w:val="a1"/>
         <w:rPr>
           <w:rFonts w:hint="default"/>
           <w:lang w:val="en-US" w:eastAsia="zh-CN"/>
@@ -4081,7 +4054,7 @@
     </w:p>
     <w:p>
       <w:pPr>
-        <w:pStyle w:val="29"/>
+        <w:pStyle w:val="a1"/>
         <w:rPr>
           <w:rFonts w:hint="default"/>
           <w:lang w:val="en-US" w:eastAsia="zh-CN"/>
@@ -4097,7 +4070,7 @@
     </w:p>
     <w:p>
       <w:pPr>
-        <w:pStyle w:val="29"/>
+        <w:pStyle w:val="a1"/>
         <w:rPr>
           <w:rFonts w:hint="default"/>
           <w:lang w:val="en-US" w:eastAsia="zh-CN"/>
@@ -4113,14 +4086,14 @@
     </w:p>
     <w:p>
       <w:pPr>
-        <w:pStyle w:val="28"/>
+        <w:pStyle w:val="1"/>
         <w:bidi w:val="0"/>
         <w:rPr>
           <w:rFonts w:hint="default"/>
           <w:lang w:val="en-US" w:eastAsia="zh-CN"/>
         </w:rPr>
       </w:pPr>
-      <w:bookmarkStart w:id="18" w:name="_Toc9179"/>
+      <w:bookmarkStart w:id="19" w:name="_Toc9179"/>
       <w:r>
         <w:rPr>
           <w:rFonts w:hint="default"/>
@@ -4128,18 +4101,18 @@
         </w:rPr>
         <w:t>合规性与审计</w:t>
       </w:r>
-      <w:bookmarkEnd w:id="18"/>
-    </w:p>
-    <w:p>
-      <w:pPr>
-        <w:pStyle w:val="30"/>
+      <w:bookmarkEnd w:id="19"/>
+    </w:p>
+    <w:p>
+      <w:pPr>
+        <w:pStyle w:val="2"/>
         <w:bidi w:val="0"/>
         <w:rPr>
           <w:rFonts w:hint="default"/>
           <w:lang w:val="en-US" w:eastAsia="zh-CN"/>
         </w:rPr>
       </w:pPr>
-      <w:bookmarkStart w:id="19" w:name="_Toc28231"/>
+      <w:bookmarkStart w:id="20" w:name="_Toc28231"/>
       <w:r>
         <w:rPr>
           <w:rFonts w:hint="default"/>
@@ -4147,11 +4120,11 @@
         </w:rPr>
         <w:t>合规性检查</w:t>
       </w:r>
-      <w:bookmarkEnd w:id="19"/>
-    </w:p>
-    <w:p>
-      <w:pPr>
-        <w:pStyle w:val="29"/>
+      <w:bookmarkEnd w:id="20"/>
+    </w:p>
+    <w:p>
+      <w:pPr>
+        <w:pStyle w:val="a1"/>
         <w:rPr>
           <w:rFonts w:hint="default"/>
           <w:lang w:val="en-US" w:eastAsia="zh-CN"/>
@@ -4167,7 +4140,7 @@
     </w:p>
     <w:p>
       <w:pPr>
-        <w:pStyle w:val="29"/>
+        <w:pStyle w:val="a1"/>
         <w:rPr>
           <w:rFonts w:hint="default"/>
           <w:lang w:val="en-US" w:eastAsia="zh-CN"/>
@@ -4183,14 +4156,14 @@
     </w:p>
     <w:p>
       <w:pPr>
-        <w:pStyle w:val="30"/>
+        <w:pStyle w:val="2"/>
         <w:bidi w:val="0"/>
         <w:rPr>
           <w:rFonts w:hint="default"/>
           <w:lang w:val="en-US" w:eastAsia="zh-CN"/>
         </w:rPr>
       </w:pPr>
-      <w:bookmarkStart w:id="20" w:name="_Toc27207"/>
+      <w:bookmarkStart w:id="21" w:name="_Toc27207"/>
       <w:r>
         <w:rPr>
           <w:rFonts w:hint="default"/>
@@ -4198,11 +4171,11 @@
         </w:rPr>
         <w:t>审计</w:t>
       </w:r>
-      <w:bookmarkEnd w:id="20"/>
-    </w:p>
-    <w:p>
-      <w:pPr>
-        <w:pStyle w:val="29"/>
+      <w:bookmarkEnd w:id="21"/>
+    </w:p>
+    <w:p>
+      <w:pPr>
+        <w:pStyle w:val="a1"/>
         <w:rPr>
           <w:rFonts w:hint="default"/>
           <w:lang w:val="en-US" w:eastAsia="zh-CN"/>
@@ -4218,7 +4191,7 @@
     </w:p>
     <w:p>
       <w:pPr>
-        <w:pStyle w:val="29"/>
+        <w:pStyle w:val="a1"/>
         <w:rPr>
           <w:rFonts w:hint="default"/>
           <w:lang w:val="en-US" w:eastAsia="zh-CN"/>
@@ -4234,14 +4207,14 @@
     </w:p>
     <w:p>
       <w:pPr>
-        <w:pStyle w:val="28"/>
+        <w:pStyle w:val="1"/>
         <w:bidi w:val="0"/>
         <w:rPr>
           <w:rFonts w:hint="default"/>
           <w:lang w:val="en-US" w:eastAsia="zh-CN"/>
         </w:rPr>
       </w:pPr>
-      <w:bookmarkStart w:id="21" w:name="_Toc16430"/>
+      <w:bookmarkStart w:id="22" w:name="_Toc16430"/>
       <w:r>
         <w:rPr>
           <w:rFonts w:hint="default"/>
@@ -4249,11 +4222,11 @@
         </w:rPr>
         <w:t>计划评审与更新</w:t>
       </w:r>
-      <w:bookmarkEnd w:id="21"/>
-    </w:p>
-    <w:p>
-      <w:pPr>
-        <w:pStyle w:val="29"/>
+      <w:bookmarkEnd w:id="22"/>
+    </w:p>
+    <w:p>
+      <w:pPr>
+        <w:pStyle w:val="a1"/>
         <w:rPr>
           <w:rFonts w:hint="default"/>
           <w:lang w:val="en-US" w:eastAsia="zh-CN"/>
@@ -4268,96 +4241,52 @@
       </w:r>
     </w:p>
     <w:sectPr>
-      <w:headerReference r:id="rId7" w:type="first"/>
-      <w:footerReference r:id="rId10" w:type="first"/>
-      <w:headerReference r:id="rId5" w:type="default"/>
-      <w:footerReference r:id="rId8" w:type="default"/>
-      <w:headerReference r:id="rId6" w:type="even"/>
-      <w:footerReference r:id="rId9" w:type="even"/>
+      <w:headerReference w:type="even" r:id="rId6"/>
+      <w:headerReference w:type="default" r:id="rId7"/>
+      <w:footerReference w:type="even" r:id="rId8"/>
+      <w:footerReference w:type="default" r:id="rId9"/>
+      <w:headerReference w:type="first" r:id="rId10"/>
+      <w:footerReference w:type="first" r:id="rId11"/>
       <w:pgSz w:w="11906" w:h="16838"/>
       <w:pgMar w:top="1417" w:right="1800" w:bottom="1440" w:left="1800" w:header="1140" w:footer="992" w:gutter="0"/>
-      <w:cols w:space="425" w:num="1"/>
+      <w:cols w:num="1" w:space="425"/>
       <w:docGrid w:type="lines" w:linePitch="312" w:charSpace="0"/>
     </w:sectPr>
   </w:body>
 </w:document>
 </file>
 
-<file path=word/endnotes.xml><?xml version="1.0" encoding="utf-8"?>
-<w:endnotes xmlns:wpc="http://schemas.microsoft.com/office/word/2010/wordprocessingCanvas" xmlns:mc="http://schemas.openxmlformats.org/markup-compatibility/2006" xmlns:o="urn:schemas-microsoft-com:office:office" xmlns:r="http://schemas.openxmlformats.org/officeDocument/2006/relationships" xmlns:m="http://schemas.openxmlformats.org/officeDocument/2006/math" xmlns:v="urn:schemas-microsoft-com:vml" xmlns:wp14="http://schemas.microsoft.com/office/word/2010/wordprocessingDrawing" xmlns:wp="http://schemas.openxmlformats.org/drawingml/2006/wordprocessingDrawing" xmlns:w="http://schemas.openxmlformats.org/wordprocessingml/2006/main" xmlns:w14="http://schemas.microsoft.com/office/word/2010/wordml" xmlns:w15="http://schemas.microsoft.com/office/word/2012/wordml" xmlns:w10="urn:schemas-microsoft-com:office:word" xmlns:wpg="http://schemas.microsoft.com/office/word/2010/wordprocessingGroup" xmlns:wpi="http://schemas.microsoft.com/office/word/2010/wordprocessingInk" xmlns:wne="http://schemas.microsoft.com/office/word/2006/wordml" xmlns:wps="http://schemas.microsoft.com/office/word/2010/wordprocessingShape" xmlns:wpsCustomData="http://www.wps.cn/officeDocument/2013/wpsCustomData" mc:Ignorable="w14 w15 wp14">
-  <w:endnote w:type="separator" w:id="0">
-    <w:p>
-      <w:pPr>
-        <w:spacing w:line="240" w:lineRule="auto"/>
-      </w:pPr>
-      <w:r>
-        <w:separator/>
-      </w:r>
-    </w:p>
-  </w:endnote>
-  <w:endnote w:type="continuationSeparator" w:id="1">
-    <w:p>
-      <w:pPr>
-        <w:spacing w:line="240" w:lineRule="auto"/>
-      </w:pPr>
-      <w:r>
-        <w:continuationSeparator/>
-      </w:r>
-    </w:p>
-  </w:endnote>
-</w:endnotes>
-</file>
-
 <file path=word/footer1.xml><?xml version="1.0" encoding="utf-8"?>
-<w:ftr xmlns:wpc="http://schemas.microsoft.com/office/word/2010/wordprocessingCanvas" xmlns:mc="http://schemas.openxmlformats.org/markup-compatibility/2006" xmlns:o="urn:schemas-microsoft-com:office:office" xmlns:r="http://schemas.openxmlformats.org/officeDocument/2006/relationships" xmlns:m="http://schemas.openxmlformats.org/officeDocument/2006/math" xmlns:v="urn:schemas-microsoft-com:vml" xmlns:wp14="http://schemas.microsoft.com/office/word/2010/wordprocessingDrawing" xmlns:wp="http://schemas.openxmlformats.org/drawingml/2006/wordprocessingDrawing" xmlns:w10="urn:schemas-microsoft-com:office:word" xmlns:w="http://schemas.openxmlformats.org/wordprocessingml/2006/main" xmlns:w14="http://schemas.microsoft.com/office/word/2010/wordml" xmlns:w15="http://schemas.microsoft.com/office/word/2012/wordml" xmlns:wpg="http://schemas.microsoft.com/office/word/2010/wordprocessingGroup" xmlns:wpi="http://schemas.microsoft.com/office/word/2010/wordprocessingInk" xmlns:wne="http://schemas.microsoft.com/office/word/2006/wordml" xmlns:wps="http://schemas.microsoft.com/office/word/2010/wordprocessingShape" xmlns:wpsCustomData="http://www.wps.cn/officeDocument/2013/wpsCustomData" mc:Ignorable="w14 w15 wp14">
+<w:ftr xmlns:wpc="http://schemas.microsoft.com/office/word/2010/wordprocessingCanvas" xmlns:mc="http://schemas.openxmlformats.org/markup-compatibility/2006" xmlns:o="urn:schemas-microsoft-com:office:office" xmlns:r="http://schemas.openxmlformats.org/officeDocument/2006/relationships" xmlns:m="http://schemas.openxmlformats.org/officeDocument/2006/math" xmlns:v="urn:schemas-microsoft-com:vml" xmlns:wp14="http://schemas.microsoft.com/office/word/2010/wordprocessingDrawing" xmlns:wp="http://schemas.openxmlformats.org/drawingml/2006/wordprocessingDrawing" xmlns:w10="urn:schemas-microsoft-com:office:word" xmlns:w="http://schemas.openxmlformats.org/wordprocessingml/2006/main" xmlns:w14="http://schemas.microsoft.com/office/word/2010/wordml" xmlns:w15="http://schemas.microsoft.com/office/word/2012/wordml" xmlns:wne="http://schemas.microsoft.com/office/word/2006/wordml" xmlns:wpg="http://schemas.microsoft.com/office/word/2010/wordprocessingGroup" xmlns:wpi="http://schemas.microsoft.com/office/word/2010/wordprocessingInk" xmlns:wps="http://schemas.microsoft.com/office/word/2010/wordprocessingShape" mc:Ignorable="w14 w15 wp14">
   <w:p/>
 </w:ftr>
 </file>
 
 <file path=word/footer2.xml><?xml version="1.0" encoding="utf-8"?>
-<w:ftr xmlns:wpc="http://schemas.microsoft.com/office/word/2010/wordprocessingCanvas" xmlns:mc="http://schemas.openxmlformats.org/markup-compatibility/2006" xmlns:o="urn:schemas-microsoft-com:office:office" xmlns:r="http://schemas.openxmlformats.org/officeDocument/2006/relationships" xmlns:m="http://schemas.openxmlformats.org/officeDocument/2006/math" xmlns:v="urn:schemas-microsoft-com:vml" xmlns:wp14="http://schemas.microsoft.com/office/word/2010/wordprocessingDrawing" xmlns:wp="http://schemas.openxmlformats.org/drawingml/2006/wordprocessingDrawing" xmlns:w10="urn:schemas-microsoft-com:office:word" xmlns:w="http://schemas.openxmlformats.org/wordprocessingml/2006/main" xmlns:w14="http://schemas.microsoft.com/office/word/2010/wordml" xmlns:w15="http://schemas.microsoft.com/office/word/2012/wordml" xmlns:wpg="http://schemas.microsoft.com/office/word/2010/wordprocessingGroup" xmlns:wpi="http://schemas.microsoft.com/office/word/2010/wordprocessingInk" xmlns:wne="http://schemas.microsoft.com/office/word/2006/wordml" xmlns:wps="http://schemas.microsoft.com/office/word/2010/wordprocessingShape" xmlns:wpsCustomData="http://www.wps.cn/officeDocument/2013/wpsCustomData" mc:Ignorable="w14 w15 wp14">
+<w:ftr xmlns:wpc="http://schemas.microsoft.com/office/word/2010/wordprocessingCanvas" xmlns:mc="http://schemas.openxmlformats.org/markup-compatibility/2006" xmlns:o="urn:schemas-microsoft-com:office:office" xmlns:r="http://schemas.openxmlformats.org/officeDocument/2006/relationships" xmlns:m="http://schemas.openxmlformats.org/officeDocument/2006/math" xmlns:v="urn:schemas-microsoft-com:vml" xmlns:wp14="http://schemas.microsoft.com/office/word/2010/wordprocessingDrawing" xmlns:wp="http://schemas.openxmlformats.org/drawingml/2006/wordprocessingDrawing" xmlns:w10="urn:schemas-microsoft-com:office:word" xmlns:w="http://schemas.openxmlformats.org/wordprocessingml/2006/main" xmlns:w14="http://schemas.microsoft.com/office/word/2010/wordml" xmlns:w15="http://schemas.microsoft.com/office/word/2012/wordml" xmlns:wne="http://schemas.microsoft.com/office/word/2006/wordml" xmlns:wpg="http://schemas.microsoft.com/office/word/2010/wordprocessingGroup" xmlns:wpi="http://schemas.microsoft.com/office/word/2010/wordprocessingInk" xmlns:wps="http://schemas.microsoft.com/office/word/2010/wordprocessingShape" mc:Ignorable="w14 w15 wp14">
   <w:p/>
 </w:ftr>
 </file>
 
 <file path=word/footer3.xml><?xml version="1.0" encoding="utf-8"?>
-<w:ftr xmlns:wpc="http://schemas.microsoft.com/office/word/2010/wordprocessingCanvas" xmlns:mc="http://schemas.openxmlformats.org/markup-compatibility/2006" xmlns:o="urn:schemas-microsoft-com:office:office" xmlns:r="http://schemas.openxmlformats.org/officeDocument/2006/relationships" xmlns:m="http://schemas.openxmlformats.org/officeDocument/2006/math" xmlns:v="urn:schemas-microsoft-com:vml" xmlns:wp14="http://schemas.microsoft.com/office/word/2010/wordprocessingDrawing" xmlns:wp="http://schemas.openxmlformats.org/drawingml/2006/wordprocessingDrawing" xmlns:w10="urn:schemas-microsoft-com:office:word" xmlns:w="http://schemas.openxmlformats.org/wordprocessingml/2006/main" xmlns:w14="http://schemas.microsoft.com/office/word/2010/wordml" xmlns:w15="http://schemas.microsoft.com/office/word/2012/wordml" xmlns:wpg="http://schemas.microsoft.com/office/word/2010/wordprocessingGroup" xmlns:wpi="http://schemas.microsoft.com/office/word/2010/wordprocessingInk" xmlns:wne="http://schemas.microsoft.com/office/word/2006/wordml" xmlns:wps="http://schemas.microsoft.com/office/word/2010/wordprocessingShape" xmlns:wpsCustomData="http://www.wps.cn/officeDocument/2013/wpsCustomData" mc:Ignorable="w14 w15 wp14">
+<w:ftr xmlns:wpc="http://schemas.microsoft.com/office/word/2010/wordprocessingCanvas" xmlns:mc="http://schemas.openxmlformats.org/markup-compatibility/2006" xmlns:o="urn:schemas-microsoft-com:office:office" xmlns:r="http://schemas.openxmlformats.org/officeDocument/2006/relationships" xmlns:m="http://schemas.openxmlformats.org/officeDocument/2006/math" xmlns:v="urn:schemas-microsoft-com:vml" xmlns:wp14="http://schemas.microsoft.com/office/word/2010/wordprocessingDrawing" xmlns:wp="http://schemas.openxmlformats.org/drawingml/2006/wordprocessingDrawing" xmlns:w10="urn:schemas-microsoft-com:office:word" xmlns:w="http://schemas.openxmlformats.org/wordprocessingml/2006/main" xmlns:w14="http://schemas.microsoft.com/office/word/2010/wordml" xmlns:w15="http://schemas.microsoft.com/office/word/2012/wordml" xmlns:wne="http://schemas.microsoft.com/office/word/2006/wordml" xmlns:wpg="http://schemas.microsoft.com/office/word/2010/wordprocessingGroup" xmlns:wpi="http://schemas.microsoft.com/office/word/2010/wordprocessingInk" xmlns:wps="http://schemas.microsoft.com/office/word/2010/wordprocessingShape" mc:Ignorable="w14 w15 wp14">
   <w:p/>
 </w:ftr>
 </file>
 
-<file path=word/footnotes.xml><?xml version="1.0" encoding="utf-8"?>
-<w:footnotes xmlns:wpc="http://schemas.microsoft.com/office/word/2010/wordprocessingCanvas" xmlns:mc="http://schemas.openxmlformats.org/markup-compatibility/2006" xmlns:o="urn:schemas-microsoft-com:office:office" xmlns:r="http://schemas.openxmlformats.org/officeDocument/2006/relationships" xmlns:m="http://schemas.openxmlformats.org/officeDocument/2006/math" xmlns:v="urn:schemas-microsoft-com:vml" xmlns:wp14="http://schemas.microsoft.com/office/word/2010/wordprocessingDrawing" xmlns:wp="http://schemas.openxmlformats.org/drawingml/2006/wordprocessingDrawing" xmlns:w="http://schemas.openxmlformats.org/wordprocessingml/2006/main" xmlns:w14="http://schemas.microsoft.com/office/word/2010/wordml" xmlns:w15="http://schemas.microsoft.com/office/word/2012/wordml" xmlns:w10="urn:schemas-microsoft-com:office:word" xmlns:wpg="http://schemas.microsoft.com/office/word/2010/wordprocessingGroup" xmlns:wpi="http://schemas.microsoft.com/office/word/2010/wordprocessingInk" xmlns:wne="http://schemas.microsoft.com/office/word/2006/wordml" xmlns:wps="http://schemas.microsoft.com/office/word/2010/wordprocessingShape" xmlns:wpsCustomData="http://www.wps.cn/officeDocument/2013/wpsCustomData" mc:Ignorable="w14 w15 wp14">
-  <w:footnote w:type="separator" w:id="0">
-    <w:p>
-      <w:pPr>
-        <w:spacing w:line="360" w:lineRule="auto"/>
-      </w:pPr>
-      <w:r>
-        <w:separator/>
-      </w:r>
-    </w:p>
-  </w:footnote>
-  <w:footnote w:type="continuationSeparator" w:id="1">
-    <w:p>
-      <w:pPr>
-        <w:spacing w:line="360" w:lineRule="auto"/>
-      </w:pPr>
-      <w:r>
-        <w:continuationSeparator/>
-      </w:r>
-    </w:p>
-  </w:footnote>
-</w:footnotes>
+<file path=word/header1.xml><?xml version="1.0" encoding="utf-8"?>
+<w:hdr xmlns:wpc="http://schemas.microsoft.com/office/word/2010/wordprocessingCanvas" xmlns:mc="http://schemas.openxmlformats.org/markup-compatibility/2006" xmlns:o="urn:schemas-microsoft-com:office:office" xmlns:r="http://schemas.openxmlformats.org/officeDocument/2006/relationships" xmlns:m="http://schemas.openxmlformats.org/officeDocument/2006/math" xmlns:v="urn:schemas-microsoft-com:vml" xmlns:wp14="http://schemas.microsoft.com/office/word/2010/wordprocessingDrawing" xmlns:wp="http://schemas.openxmlformats.org/drawingml/2006/wordprocessingDrawing" xmlns:w10="urn:schemas-microsoft-com:office:word" xmlns:w="http://schemas.openxmlformats.org/wordprocessingml/2006/main" xmlns:w14="http://schemas.microsoft.com/office/word/2010/wordml" xmlns:w15="http://schemas.microsoft.com/office/word/2012/wordml" xmlns:wne="http://schemas.microsoft.com/office/word/2006/wordml" xmlns:wpg="http://schemas.microsoft.com/office/word/2010/wordprocessingGroup" xmlns:wpi="http://schemas.microsoft.com/office/word/2010/wordprocessingInk" xmlns:wps="http://schemas.microsoft.com/office/word/2010/wordprocessingShape" mc:Ignorable="w14 w15 wp14">
+  <w:p/>
+</w:hdr>
 </file>
 
-<file path=word/header1.xml><?xml version="1.0" encoding="utf-8"?>
-<w:hdr xmlns:wpc="http://schemas.microsoft.com/office/word/2010/wordprocessingCanvas" xmlns:mc="http://schemas.openxmlformats.org/markup-compatibility/2006" xmlns:o="urn:schemas-microsoft-com:office:office" xmlns:r="http://schemas.openxmlformats.org/officeDocument/2006/relationships" xmlns:m="http://schemas.openxmlformats.org/officeDocument/2006/math" xmlns:v="urn:schemas-microsoft-com:vml" xmlns:wp14="http://schemas.microsoft.com/office/word/2010/wordprocessingDrawing" xmlns:wp="http://schemas.openxmlformats.org/drawingml/2006/wordprocessingDrawing" xmlns:w10="urn:schemas-microsoft-com:office:word" xmlns:w="http://schemas.openxmlformats.org/wordprocessingml/2006/main" xmlns:w14="http://schemas.microsoft.com/office/word/2010/wordml" xmlns:w15="http://schemas.microsoft.com/office/word/2012/wordml" xmlns:wpg="http://schemas.microsoft.com/office/word/2010/wordprocessingGroup" xmlns:wpi="http://schemas.microsoft.com/office/word/2010/wordprocessingInk" xmlns:wne="http://schemas.microsoft.com/office/word/2006/wordml" xmlns:wps="http://schemas.microsoft.com/office/word/2010/wordprocessingShape" xmlns:wpsCustomData="http://www.wps.cn/officeDocument/2013/wpsCustomData" mc:Ignorable="w14 w15 wp14">
+<file path=word/header2.xml><?xml version="1.0" encoding="utf-8"?>
+<w:hdr xmlns:wpc="http://schemas.microsoft.com/office/word/2010/wordprocessingCanvas" xmlns:mc="http://schemas.openxmlformats.org/markup-compatibility/2006" xmlns:o="urn:schemas-microsoft-com:office:office" xmlns:r="http://schemas.openxmlformats.org/officeDocument/2006/relationships" xmlns:m="http://schemas.openxmlformats.org/officeDocument/2006/math" xmlns:v="urn:schemas-microsoft-com:vml" xmlns:wp14="http://schemas.microsoft.com/office/word/2010/wordprocessingDrawing" xmlns:wp="http://schemas.openxmlformats.org/drawingml/2006/wordprocessingDrawing" xmlns:w10="urn:schemas-microsoft-com:office:word" xmlns:w="http://schemas.openxmlformats.org/wordprocessingml/2006/main" xmlns:w14="http://schemas.microsoft.com/office/word/2010/wordml" xmlns:w15="http://schemas.microsoft.com/office/word/2012/wordml" xmlns:wne="http://schemas.microsoft.com/office/word/2006/wordml" xmlns:wpg="http://schemas.microsoft.com/office/word/2010/wordprocessingGroup" xmlns:wpi="http://schemas.microsoft.com/office/word/2010/wordprocessingInk" xmlns:wps="http://schemas.microsoft.com/office/word/2010/wordprocessingShape" mc:Ignorable="w14 w15 wp14">
   <w:p>
     <w:pPr>
-      <w:pStyle w:val="15"/>
+      <w:pStyle w:val="Header"/>
       <w:pBdr>
-        <w:bottom w:val="single" w:color="auto" w:sz="4" w:space="1"/>
+        <w:bottom w:val="single" w:sz="4" w:space="1" w:color="auto"/>
       </w:pBdr>
       <w:tabs>
         <w:tab w:val="left" w:pos="335"/>
@@ -4365,13 +4294,13 @@
       </w:tabs>
       <w:jc w:val="right"/>
       <w:rPr>
-        <w:rFonts w:hint="eastAsia" w:eastAsiaTheme="minorEastAsia"/>
+        <w:rFonts w:eastAsiaTheme="minorEastAsia" w:hint="eastAsia"/>
         <w:lang w:eastAsia="zh-CN"/>
       </w:rPr>
     </w:pPr>
     <w:r>
       <w:rPr>
-        <w:rFonts w:hint="eastAsia" w:eastAsiaTheme="minorEastAsia"/>
+        <w:rFonts w:eastAsiaTheme="minorEastAsia" w:hint="eastAsia"/>
         <w:lang w:val="en-US" w:eastAsia="zh-CN"/>
       </w:rPr>
       <w:t>重庆市鹧鸪哨信息技术有限责任公司</w:t>
@@ -4380,28 +4309,22 @@
 </w:hdr>
 </file>
 
-<file path=word/header2.xml><?xml version="1.0" encoding="utf-8"?>
-<w:hdr xmlns:wpc="http://schemas.microsoft.com/office/word/2010/wordprocessingCanvas" xmlns:mc="http://schemas.openxmlformats.org/markup-compatibility/2006" xmlns:o="urn:schemas-microsoft-com:office:office" xmlns:r="http://schemas.openxmlformats.org/officeDocument/2006/relationships" xmlns:m="http://schemas.openxmlformats.org/officeDocument/2006/math" xmlns:v="urn:schemas-microsoft-com:vml" xmlns:wp14="http://schemas.microsoft.com/office/word/2010/wordprocessingDrawing" xmlns:wp="http://schemas.openxmlformats.org/drawingml/2006/wordprocessingDrawing" xmlns:w10="urn:schemas-microsoft-com:office:word" xmlns:w="http://schemas.openxmlformats.org/wordprocessingml/2006/main" xmlns:w14="http://schemas.microsoft.com/office/word/2010/wordml" xmlns:w15="http://schemas.microsoft.com/office/word/2012/wordml" xmlns:wpg="http://schemas.microsoft.com/office/word/2010/wordprocessingGroup" xmlns:wpi="http://schemas.microsoft.com/office/word/2010/wordprocessingInk" xmlns:wne="http://schemas.microsoft.com/office/word/2006/wordml" xmlns:wps="http://schemas.microsoft.com/office/word/2010/wordprocessingShape" xmlns:wpsCustomData="http://www.wps.cn/officeDocument/2013/wpsCustomData" mc:Ignorable="w14 w15 wp14">
-  <w:p/>
-</w:hdr>
-</file>
-
 <file path=word/header3.xml><?xml version="1.0" encoding="utf-8"?>
-<w:hdr xmlns:wpc="http://schemas.microsoft.com/office/word/2010/wordprocessingCanvas" xmlns:mc="http://schemas.openxmlformats.org/markup-compatibility/2006" xmlns:o="urn:schemas-microsoft-com:office:office" xmlns:r="http://schemas.openxmlformats.org/officeDocument/2006/relationships" xmlns:m="http://schemas.openxmlformats.org/officeDocument/2006/math" xmlns:v="urn:schemas-microsoft-com:vml" xmlns:wp14="http://schemas.microsoft.com/office/word/2010/wordprocessingDrawing" xmlns:wp="http://schemas.openxmlformats.org/drawingml/2006/wordprocessingDrawing" xmlns:w10="urn:schemas-microsoft-com:office:word" xmlns:w="http://schemas.openxmlformats.org/wordprocessingml/2006/main" xmlns:w14="http://schemas.microsoft.com/office/word/2010/wordml" xmlns:w15="http://schemas.microsoft.com/office/word/2012/wordml" xmlns:wpg="http://schemas.microsoft.com/office/word/2010/wordprocessingGroup" xmlns:wpi="http://schemas.microsoft.com/office/word/2010/wordprocessingInk" xmlns:wne="http://schemas.microsoft.com/office/word/2006/wordml" xmlns:wps="http://schemas.microsoft.com/office/word/2010/wordprocessingShape" xmlns:wpsCustomData="http://www.wps.cn/officeDocument/2013/wpsCustomData" mc:Ignorable="w14 w15 wp14">
+<w:hdr xmlns:wpc="http://schemas.microsoft.com/office/word/2010/wordprocessingCanvas" xmlns:mc="http://schemas.openxmlformats.org/markup-compatibility/2006" xmlns:o="urn:schemas-microsoft-com:office:office" xmlns:r="http://schemas.openxmlformats.org/officeDocument/2006/relationships" xmlns:m="http://schemas.openxmlformats.org/officeDocument/2006/math" xmlns:v="urn:schemas-microsoft-com:vml" xmlns:wp14="http://schemas.microsoft.com/office/word/2010/wordprocessingDrawing" xmlns:wp="http://schemas.openxmlformats.org/drawingml/2006/wordprocessingDrawing" xmlns:w10="urn:schemas-microsoft-com:office:word" xmlns:w="http://schemas.openxmlformats.org/wordprocessingml/2006/main" xmlns:w14="http://schemas.microsoft.com/office/word/2010/wordml" xmlns:w15="http://schemas.microsoft.com/office/word/2012/wordml" xmlns:wne="http://schemas.microsoft.com/office/word/2006/wordml" xmlns:wpg="http://schemas.microsoft.com/office/word/2010/wordprocessingGroup" xmlns:wpi="http://schemas.microsoft.com/office/word/2010/wordprocessingInk" xmlns:wps="http://schemas.microsoft.com/office/word/2010/wordprocessingShape" mc:Ignorable="w14 w15 wp14">
   <w:p/>
 </w:hdr>
 </file>
 
 <file path=word/numbering.xml><?xml version="1.0" encoding="utf-8"?>
-<w:numbering xmlns:wpc="http://schemas.microsoft.com/office/word/2010/wordprocessingCanvas" xmlns:mc="http://schemas.openxmlformats.org/markup-compatibility/2006" xmlns:o="urn:schemas-microsoft-com:office:office" xmlns:r="http://schemas.openxmlformats.org/officeDocument/2006/relationships" xmlns:m="http://schemas.openxmlformats.org/officeDocument/2006/math" xmlns:v="urn:schemas-microsoft-com:vml" xmlns:wp14="http://schemas.microsoft.com/office/word/2010/wordprocessingDrawing" xmlns:wp="http://schemas.openxmlformats.org/drawingml/2006/wordprocessingDrawing" xmlns:w10="urn:schemas-microsoft-com:office:word" xmlns:w="http://schemas.openxmlformats.org/wordprocessingml/2006/main" xmlns:w14="http://schemas.microsoft.com/office/word/2010/wordml" xmlns:wpg="http://schemas.microsoft.com/office/word/2010/wordprocessingGroup" xmlns:wpi="http://schemas.microsoft.com/office/word/2010/wordprocessingInk" xmlns:wne="http://schemas.microsoft.com/office/word/2006/wordml" xmlns:wps="http://schemas.microsoft.com/office/word/2010/wordprocessingShape" xmlns:wpsCustomData="http://www.wps.cn/officeDocument/2013/wpsCustomData" mc:Ignorable="w14 wp14">
+<w:numbering xmlns:wpc="http://schemas.microsoft.com/office/word/2010/wordprocessingCanvas" xmlns:mc="http://schemas.openxmlformats.org/markup-compatibility/2006" xmlns:o="urn:schemas-microsoft-com:office:office" xmlns:r="http://schemas.openxmlformats.org/officeDocument/2006/relationships" xmlns:m="http://schemas.openxmlformats.org/officeDocument/2006/math" xmlns:v="urn:schemas-microsoft-com:vml" xmlns:wp14="http://schemas.microsoft.com/office/word/2010/wordprocessingDrawing" xmlns:wp="http://schemas.openxmlformats.org/drawingml/2006/wordprocessingDrawing" xmlns:w10="urn:schemas-microsoft-com:office:word" xmlns:w="http://schemas.openxmlformats.org/wordprocessingml/2006/main" xmlns:w14="http://schemas.microsoft.com/office/word/2010/wordml" xmlns:w15="http://schemas.microsoft.com/office/word/2012/wordml" xmlns:wne="http://schemas.microsoft.com/office/word/2006/wordml" xmlns:wpg="http://schemas.microsoft.com/office/word/2010/wordprocessingGroup" xmlns:wpi="http://schemas.microsoft.com/office/word/2010/wordprocessingInk" xmlns:wps="http://schemas.microsoft.com/office/word/2010/wordprocessingShape" mc:Ignorable="w14 w15 wp14">
   <w:abstractNum w:abstractNumId="0">
     <w:nsid w:val="8E964DCE"/>
     <w:multiLevelType w:val="multilevel"/>
     <w:tmpl w:val="8E964DCE"/>
-    <w:lvl w:ilvl="0" w:tentative="0">
+    <w:lvl w:ilvl="0">
       <w:start w:val="1"/>
       <w:numFmt w:val="decimal"/>
-      <w:pStyle w:val="2"/>
+      <w:pStyle w:val="Heading1"/>
       <w:lvlText w:val="%1."/>
       <w:lvlJc w:val="left"/>
       <w:pPr>
@@ -4411,10 +4334,10 @@
         <w:rFonts w:hint="default"/>
       </w:rPr>
     </w:lvl>
-    <w:lvl w:ilvl="1" w:tentative="0">
+    <w:lvl w:ilvl="1">
       <w:start w:val="1"/>
       <w:numFmt w:val="decimal"/>
-      <w:pStyle w:val="3"/>
+      <w:pStyle w:val="Heading2"/>
       <w:lvlText w:val="%1.%2."/>
       <w:lvlJc w:val="left"/>
       <w:pPr>
@@ -4424,10 +4347,10 @@
         <w:rFonts w:hint="default"/>
       </w:rPr>
     </w:lvl>
-    <w:lvl w:ilvl="2" w:tentative="0">
+    <w:lvl w:ilvl="2">
       <w:start w:val="1"/>
       <w:numFmt w:val="decimal"/>
-      <w:pStyle w:val="4"/>
+      <w:pStyle w:val="Heading3"/>
       <w:lvlText w:val="%1.%2.%3."/>
       <w:lvlJc w:val="left"/>
       <w:pPr>
@@ -4437,10 +4360,10 @@
         <w:rFonts w:hint="default"/>
       </w:rPr>
     </w:lvl>
-    <w:lvl w:ilvl="3" w:tentative="0">
+    <w:lvl w:ilvl="3">
       <w:start w:val="1"/>
       <w:numFmt w:val="decimal"/>
-      <w:pStyle w:val="5"/>
+      <w:pStyle w:val="Heading4"/>
       <w:lvlText w:val="%1.%2.%3.%4."/>
       <w:lvlJc w:val="left"/>
       <w:pPr>
@@ -4450,10 +4373,10 @@
         <w:rFonts w:hint="default"/>
       </w:rPr>
     </w:lvl>
-    <w:lvl w:ilvl="4" w:tentative="0">
+    <w:lvl w:ilvl="4">
       <w:start w:val="1"/>
       <w:numFmt w:val="decimal"/>
-      <w:pStyle w:val="6"/>
+      <w:pStyle w:val="Heading5"/>
       <w:lvlText w:val="%1.%2.%3.%4.%5."/>
       <w:lvlJc w:val="left"/>
       <w:pPr>
@@ -4463,10 +4386,10 @@
         <w:rFonts w:hint="default"/>
       </w:rPr>
     </w:lvl>
-    <w:lvl w:ilvl="5" w:tentative="0">
+    <w:lvl w:ilvl="5">
       <w:start w:val="1"/>
       <w:numFmt w:val="decimal"/>
-      <w:pStyle w:val="7"/>
+      <w:pStyle w:val="Heading6"/>
       <w:lvlText w:val="%1.%2.%3.%4.%5.%6."/>
       <w:lvlJc w:val="left"/>
       <w:pPr>
@@ -4476,10 +4399,10 @@
         <w:rFonts w:hint="default"/>
       </w:rPr>
     </w:lvl>
-    <w:lvl w:ilvl="6" w:tentative="0">
+    <w:lvl w:ilvl="6">
       <w:start w:val="1"/>
       <w:numFmt w:val="decimal"/>
-      <w:pStyle w:val="8"/>
+      <w:pStyle w:val="Heading7"/>
       <w:lvlText w:val="%1.%2.%3.%4.%5.%6.%7."/>
       <w:lvlJc w:val="left"/>
       <w:pPr>
@@ -4489,10 +4412,10 @@
         <w:rFonts w:hint="default"/>
       </w:rPr>
     </w:lvl>
-    <w:lvl w:ilvl="7" w:tentative="0">
+    <w:lvl w:ilvl="7">
       <w:start w:val="1"/>
       <w:numFmt w:val="decimal"/>
-      <w:pStyle w:val="9"/>
+      <w:pStyle w:val="Heading8"/>
       <w:lvlText w:val="%1.%2.%3.%4.%5.%6.%7.%8."/>
       <w:lvlJc w:val="left"/>
       <w:pPr>
@@ -4502,10 +4425,10 @@
         <w:rFonts w:hint="default"/>
       </w:rPr>
     </w:lvl>
-    <w:lvl w:ilvl="8" w:tentative="0">
+    <w:lvl w:ilvl="8">
       <w:start w:val="1"/>
       <w:numFmt w:val="decimal"/>
-      <w:pStyle w:val="10"/>
+      <w:pStyle w:val="Heading9"/>
       <w:lvlText w:val="%1.%2.%3.%4.%5.%6.%7.%8.%9."/>
       <w:lvlJc w:val="left"/>
       <w:pPr>
@@ -4520,7 +4443,7 @@
     <w:nsid w:val="CF9CB33B"/>
     <w:multiLevelType w:val="singleLevel"/>
     <w:tmpl w:val="CF9CB33B"/>
-    <w:lvl w:ilvl="0" w:tentative="0">
+    <w:lvl w:ilvl="0">
       <w:start w:val="1"/>
       <w:numFmt w:val="decimal"/>
       <w:lvlText w:val="%1."/>
@@ -4543,269 +4466,267 @@
 </file>
 
 <file path=word/styles.xml><?xml version="1.0" encoding="utf-8"?>
-<w:styles xmlns:mc="http://schemas.openxmlformats.org/markup-compatibility/2006" xmlns:o="urn:schemas-microsoft-com:office:office" xmlns:r="http://schemas.openxmlformats.org/officeDocument/2006/relationships" xmlns:m="http://schemas.openxmlformats.org/officeDocument/2006/math" xmlns:v="urn:schemas-microsoft-com:vml" xmlns:w="http://schemas.openxmlformats.org/wordprocessingml/2006/main" xmlns:w14="http://schemas.microsoft.com/office/word/2010/wordml" xmlns:w10="urn:schemas-microsoft-com:office:word" xmlns:sl="http://schemas.openxmlformats.org/schemaLibrary/2006/main" xmlns:wpsCustomData="http://www.wps.cn/officeDocument/2013/wpsCustomData" mc:Ignorable="w14">
+<w:styles xmlns:mc="http://schemas.openxmlformats.org/markup-compatibility/2006" xmlns:r="http://schemas.openxmlformats.org/officeDocument/2006/relationships" xmlns:w="http://schemas.openxmlformats.org/wordprocessingml/2006/main" xmlns:w14="http://schemas.microsoft.com/office/word/2010/wordml" xmlns:w15="http://schemas.microsoft.com/office/word/2012/wordml" mc:Ignorable="w14 w15">
   <w:docDefaults>
     <w:rPrDefault>
       <w:rPr>
-        <w:rFonts w:ascii="Times New Roman" w:hAnsi="Times New Roman" w:eastAsia="宋体" w:cs="Times New Roman"/>
+        <w:rFonts w:ascii="Times New Roman" w:eastAsia="宋体" w:hAnsi="Times New Roman" w:cs="Times New Roman"/>
       </w:rPr>
     </w:rPrDefault>
     <w:pPrDefault/>
   </w:docDefaults>
-  <w:latentStyles w:count="260" w:defQFormat="0" w:defUnhideWhenUsed="1" w:defSemiHidden="1" w:defUIPriority="99" w:defLockedState="0">
-    <w:lsdException w:qFormat="1" w:unhideWhenUsed="0" w:uiPriority="0" w:semiHidden="0" w:name="Normal"/>
-    <w:lsdException w:qFormat="1" w:unhideWhenUsed="0" w:uiPriority="0" w:semiHidden="0" w:name="heading 1"/>
-    <w:lsdException w:qFormat="1" w:uiPriority="0" w:semiHidden="0" w:name="heading 2"/>
-    <w:lsdException w:qFormat="1" w:uiPriority="0" w:name="heading 3"/>
-    <w:lsdException w:qFormat="1" w:uiPriority="0" w:semiHidden="0" w:name="heading 4"/>
-    <w:lsdException w:qFormat="1" w:uiPriority="0" w:name="heading 5"/>
-    <w:lsdException w:qFormat="1" w:uiPriority="0" w:name="heading 6"/>
-    <w:lsdException w:qFormat="1" w:uiPriority="0" w:name="heading 7"/>
-    <w:lsdException w:qFormat="1" w:uiPriority="0" w:name="heading 8"/>
-    <w:lsdException w:qFormat="1" w:uiPriority="0" w:name="heading 9"/>
-    <w:lsdException w:unhideWhenUsed="0" w:uiPriority="0" w:semiHidden="0" w:name="index 1"/>
-    <w:lsdException w:unhideWhenUsed="0" w:uiPriority="0" w:semiHidden="0" w:name="index 2"/>
-    <w:lsdException w:unhideWhenUsed="0" w:uiPriority="0" w:semiHidden="0" w:name="index 3"/>
-    <w:lsdException w:unhideWhenUsed="0" w:uiPriority="0" w:semiHidden="0" w:name="index 4"/>
-    <w:lsdException w:unhideWhenUsed="0" w:uiPriority="0" w:semiHidden="0" w:name="index 5"/>
-    <w:lsdException w:unhideWhenUsed="0" w:uiPriority="0" w:semiHidden="0" w:name="index 6"/>
-    <w:lsdException w:unhideWhenUsed="0" w:uiPriority="0" w:semiHidden="0" w:name="index 7"/>
-    <w:lsdException w:unhideWhenUsed="0" w:uiPriority="0" w:semiHidden="0" w:name="index 8"/>
-    <w:lsdException w:unhideWhenUsed="0" w:uiPriority="0" w:semiHidden="0" w:name="index 9"/>
-    <w:lsdException w:qFormat="1" w:unhideWhenUsed="0" w:uiPriority="0" w:semiHidden="0" w:name="toc 1"/>
-    <w:lsdException w:qFormat="1" w:unhideWhenUsed="0" w:uiPriority="0" w:semiHidden="0" w:name="toc 2"/>
-    <w:lsdException w:qFormat="1" w:unhideWhenUsed="0" w:uiPriority="0" w:semiHidden="0" w:name="toc 3"/>
-    <w:lsdException w:unhideWhenUsed="0" w:uiPriority="0" w:semiHidden="0" w:name="toc 4"/>
-    <w:lsdException w:unhideWhenUsed="0" w:uiPriority="0" w:semiHidden="0" w:name="toc 5"/>
-    <w:lsdException w:unhideWhenUsed="0" w:uiPriority="0" w:semiHidden="0" w:name="toc 6"/>
-    <w:lsdException w:unhideWhenUsed="0" w:uiPriority="0" w:semiHidden="0" w:name="toc 7"/>
-    <w:lsdException w:unhideWhenUsed="0" w:uiPriority="0" w:semiHidden="0" w:name="toc 8"/>
-    <w:lsdException w:unhideWhenUsed="0" w:uiPriority="0" w:semiHidden="0" w:name="toc 9"/>
-    <w:lsdException w:unhideWhenUsed="0" w:uiPriority="0" w:semiHidden="0" w:name="Normal Indent"/>
-    <w:lsdException w:unhideWhenUsed="0" w:uiPriority="0" w:semiHidden="0" w:name="footnote text"/>
-    <w:lsdException w:qFormat="1" w:unhideWhenUsed="0" w:uiPriority="0" w:semiHidden="0" w:name="annotation text"/>
-    <w:lsdException w:qFormat="1" w:unhideWhenUsed="0" w:uiPriority="0" w:semiHidden="0" w:name="header"/>
-    <w:lsdException w:qFormat="1" w:unhideWhenUsed="0" w:uiPriority="0" w:semiHidden="0" w:name="footer"/>
-    <w:lsdException w:unhideWhenUsed="0" w:uiPriority="0" w:semiHidden="0" w:name="index heading"/>
-    <w:lsdException w:qFormat="1" w:uiPriority="0" w:name="caption"/>
-    <w:lsdException w:unhideWhenUsed="0" w:uiPriority="0" w:semiHidden="0" w:name="table of figures"/>
-    <w:lsdException w:unhideWhenUsed="0" w:uiPriority="0" w:semiHidden="0" w:name="envelope address"/>
-    <w:lsdException w:unhideWhenUsed="0" w:uiPriority="0" w:semiHidden="0" w:name="envelope return"/>
-    <w:lsdException w:unhideWhenUsed="0" w:uiPriority="0" w:semiHidden="0" w:name="footnote reference"/>
-    <w:lsdException w:unhideWhenUsed="0" w:uiPriority="0" w:semiHidden="0" w:name="annotation reference"/>
-    <w:lsdException w:unhideWhenUsed="0" w:uiPriority="0" w:semiHidden="0" w:name="line number"/>
-    <w:lsdException w:unhideWhenUsed="0" w:uiPriority="0" w:semiHidden="0" w:name="page number"/>
-    <w:lsdException w:unhideWhenUsed="0" w:uiPriority="0" w:semiHidden="0" w:name="endnote reference"/>
-    <w:lsdException w:unhideWhenUsed="0" w:uiPriority="0" w:semiHidden="0" w:name="endnote text"/>
-    <w:lsdException w:unhideWhenUsed="0" w:uiPriority="0" w:semiHidden="0" w:name="table of authorities"/>
-    <w:lsdException w:unhideWhenUsed="0" w:uiPriority="0" w:semiHidden="0" w:name="macro"/>
-    <w:lsdException w:unhideWhenUsed="0" w:uiPriority="0" w:semiHidden="0" w:name="toa heading"/>
-    <w:lsdException w:unhideWhenUsed="0" w:uiPriority="0" w:semiHidden="0" w:name="List"/>
-    <w:lsdException w:unhideWhenUsed="0" w:uiPriority="0" w:semiHidden="0" w:name="List Bullet"/>
-    <w:lsdException w:unhideWhenUsed="0" w:uiPriority="0" w:semiHidden="0" w:name="List Number"/>
-    <w:lsdException w:unhideWhenUsed="0" w:uiPriority="0" w:semiHidden="0" w:name="List 2"/>
-    <w:lsdException w:unhideWhenUsed="0" w:uiPriority="0" w:semiHidden="0" w:name="List 3"/>
-    <w:lsdException w:unhideWhenUsed="0" w:uiPriority="0" w:semiHidden="0" w:name="List 4"/>
-    <w:lsdException w:unhideWhenUsed="0" w:uiPriority="0" w:semiHidden="0" w:name="List 5"/>
-    <w:lsdException w:unhideWhenUsed="0" w:uiPriority="0" w:semiHidden="0" w:name="List Bullet 2"/>
-    <w:lsdException w:unhideWhenUsed="0" w:uiPriority="0" w:semiHidden="0" w:name="List Bullet 3"/>
-    <w:lsdException w:unhideWhenUsed="0" w:uiPriority="0" w:semiHidden="0" w:name="List Bullet 4"/>
-    <w:lsdException w:unhideWhenUsed="0" w:uiPriority="0" w:semiHidden="0" w:name="List Bullet 5"/>
-    <w:lsdException w:unhideWhenUsed="0" w:uiPriority="0" w:semiHidden="0" w:name="List Number 2"/>
-    <w:lsdException w:unhideWhenUsed="0" w:uiPriority="0" w:semiHidden="0" w:name="List Number 3"/>
-    <w:lsdException w:unhideWhenUsed="0" w:uiPriority="0" w:semiHidden="0" w:name="List Number 4"/>
-    <w:lsdException w:unhideWhenUsed="0" w:uiPriority="0" w:semiHidden="0" w:name="List Number 5"/>
-    <w:lsdException w:qFormat="1" w:unhideWhenUsed="0" w:uiPriority="0" w:semiHidden="0" w:name="Title"/>
-    <w:lsdException w:unhideWhenUsed="0" w:uiPriority="0" w:semiHidden="0" w:name="Closing"/>
-    <w:lsdException w:unhideWhenUsed="0" w:uiPriority="0" w:semiHidden="0" w:name="Signature"/>
-    <w:lsdException w:qFormat="1" w:unhideWhenUsed="0" w:uiPriority="0" w:name="Default Paragraph Font"/>
-    <w:lsdException w:qFormat="1" w:unhideWhenUsed="0" w:uiPriority="0" w:name="Body Text"/>
-    <w:lsdException w:unhideWhenUsed="0" w:uiPriority="0" w:semiHidden="0" w:name="Body Text Indent"/>
-    <w:lsdException w:unhideWhenUsed="0" w:uiPriority="0" w:semiHidden="0" w:name="List Continue"/>
-    <w:lsdException w:unhideWhenUsed="0" w:uiPriority="0" w:semiHidden="0" w:name="List Continue 2"/>
-    <w:lsdException w:unhideWhenUsed="0" w:uiPriority="0" w:semiHidden="0" w:name="List Continue 3"/>
-    <w:lsdException w:unhideWhenUsed="0" w:uiPriority="0" w:semiHidden="0" w:name="List Continue 4"/>
-    <w:lsdException w:unhideWhenUsed="0" w:uiPriority="0" w:semiHidden="0" w:name="List Continue 5"/>
-    <w:lsdException w:unhideWhenUsed="0" w:uiPriority="0" w:semiHidden="0" w:name="Message Header"/>
-    <w:lsdException w:qFormat="1" w:unhideWhenUsed="0" w:uiPriority="0" w:semiHidden="0" w:name="Subtitle"/>
-    <w:lsdException w:unhideWhenUsed="0" w:uiPriority="0" w:semiHidden="0" w:name="Salutation"/>
-    <w:lsdException w:unhideWhenUsed="0" w:uiPriority="0" w:semiHidden="0" w:name="Date"/>
-    <w:lsdException w:unhideWhenUsed="0" w:uiPriority="0" w:semiHidden="0" w:name="Body Text First Indent"/>
-    <w:lsdException w:unhideWhenUsed="0" w:uiPriority="0" w:semiHidden="0" w:name="Body Text First Indent 2"/>
-    <w:lsdException w:uiPriority="99" w:name="Note Heading"/>
-    <w:lsdException w:unhideWhenUsed="0" w:uiPriority="0" w:semiHidden="0" w:name="Body Text 2"/>
-    <w:lsdException w:unhideWhenUsed="0" w:uiPriority="0" w:semiHidden="0" w:name="Body Text 3"/>
-    <w:lsdException w:unhideWhenUsed="0" w:uiPriority="0" w:semiHidden="0" w:name="Body Text Indent 2"/>
-    <w:lsdException w:unhideWhenUsed="0" w:uiPriority="0" w:semiHidden="0" w:name="Body Text Indent 3"/>
-    <w:lsdException w:unhideWhenUsed="0" w:uiPriority="0" w:semiHidden="0" w:name="Block Text"/>
-    <w:lsdException w:unhideWhenUsed="0" w:uiPriority="0" w:semiHidden="0" w:name="Hyperlink"/>
-    <w:lsdException w:unhideWhenUsed="0" w:uiPriority="0" w:semiHidden="0" w:name="FollowedHyperlink"/>
-    <w:lsdException w:qFormat="1" w:unhideWhenUsed="0" w:uiPriority="0" w:semiHidden="0" w:name="Strong"/>
-    <w:lsdException w:qFormat="1" w:unhideWhenUsed="0" w:uiPriority="0" w:semiHidden="0" w:name="Emphasis"/>
-    <w:lsdException w:unhideWhenUsed="0" w:uiPriority="0" w:semiHidden="0" w:name="Document Map"/>
-    <w:lsdException w:unhideWhenUsed="0" w:uiPriority="0" w:semiHidden="0" w:name="Plain Text"/>
-    <w:lsdException w:unhideWhenUsed="0" w:uiPriority="0" w:semiHidden="0" w:name="E-mail Signature"/>
-    <w:lsdException w:qFormat="1" w:unhideWhenUsed="0" w:uiPriority="0" w:semiHidden="0" w:name="Normal (Web)"/>
-    <w:lsdException w:unhideWhenUsed="0" w:uiPriority="0" w:semiHidden="0" w:name="HTML Acronym"/>
-    <w:lsdException w:unhideWhenUsed="0" w:uiPriority="0" w:semiHidden="0" w:name="HTML Address"/>
-    <w:lsdException w:unhideWhenUsed="0" w:uiPriority="0" w:semiHidden="0" w:name="HTML Cite"/>
-    <w:lsdException w:unhideWhenUsed="0" w:uiPriority="0" w:semiHidden="0" w:name="HTML Code"/>
-    <w:lsdException w:unhideWhenUsed="0" w:uiPriority="0" w:semiHidden="0" w:name="HTML Definition"/>
-    <w:lsdException w:unhideWhenUsed="0" w:uiPriority="0" w:semiHidden="0" w:name="HTML Keyboard"/>
-    <w:lsdException w:unhideWhenUsed="0" w:uiPriority="0" w:semiHidden="0" w:name="HTML Preformatted"/>
-    <w:lsdException w:unhideWhenUsed="0" w:uiPriority="0" w:semiHidden="0" w:name="HTML Sample"/>
-    <w:lsdException w:unhideWhenUsed="0" w:uiPriority="0" w:semiHidden="0" w:name="HTML Typewriter"/>
-    <w:lsdException w:unhideWhenUsed="0" w:uiPriority="0" w:semiHidden="0" w:name="HTML Variable"/>
-    <w:lsdException w:qFormat="1" w:unhideWhenUsed="0" w:uiPriority="0" w:name="Normal Table"/>
-    <w:lsdException w:unhideWhenUsed="0" w:uiPriority="0" w:semiHidden="0" w:name="annotation subject"/>
-    <w:lsdException w:unhideWhenUsed="0" w:uiPriority="0" w:semiHidden="0" w:name="Table Simple 1"/>
-    <w:lsdException w:unhideWhenUsed="0" w:uiPriority="0" w:semiHidden="0" w:name="Table Simple 2"/>
-    <w:lsdException w:unhideWhenUsed="0" w:uiPriority="0" w:semiHidden="0" w:name="Table Simple 3"/>
-    <w:lsdException w:unhideWhenUsed="0" w:uiPriority="0" w:semiHidden="0" w:name="Table Classic 1"/>
-    <w:lsdException w:unhideWhenUsed="0" w:uiPriority="0" w:semiHidden="0" w:name="Table Classic 2"/>
-    <w:lsdException w:unhideWhenUsed="0" w:uiPriority="0" w:semiHidden="0" w:name="Table Classic 3"/>
-    <w:lsdException w:unhideWhenUsed="0" w:uiPriority="0" w:semiHidden="0" w:name="Table Classic 4"/>
-    <w:lsdException w:unhideWhenUsed="0" w:uiPriority="0" w:semiHidden="0" w:name="Table Colorful 1"/>
-    <w:lsdException w:unhideWhenUsed="0" w:uiPriority="0" w:semiHidden="0" w:name="Table Colorful 2"/>
-    <w:lsdException w:unhideWhenUsed="0" w:uiPriority="0" w:semiHidden="0" w:name="Table Colorful 3"/>
-    <w:lsdException w:unhideWhenUsed="0" w:uiPriority="0" w:semiHidden="0" w:name="Table Columns 1"/>
-    <w:lsdException w:unhideWhenUsed="0" w:uiPriority="0" w:semiHidden="0" w:name="Table Columns 2"/>
-    <w:lsdException w:unhideWhenUsed="0" w:uiPriority="0" w:semiHidden="0" w:name="Table Columns 3"/>
-    <w:lsdException w:unhideWhenUsed="0" w:uiPriority="0" w:semiHidden="0" w:name="Table Columns 4"/>
-    <w:lsdException w:unhideWhenUsed="0" w:uiPriority="0" w:semiHidden="0" w:name="Table Columns 5"/>
-    <w:lsdException w:unhideWhenUsed="0" w:uiPriority="0" w:semiHidden="0" w:name="Table Grid 1"/>
-    <w:lsdException w:unhideWhenUsed="0" w:uiPriority="0" w:semiHidden="0" w:name="Table Grid 2"/>
-    <w:lsdException w:unhideWhenUsed="0" w:uiPriority="0" w:semiHidden="0" w:name="Table Grid 3"/>
-    <w:lsdException w:unhideWhenUsed="0" w:uiPriority="0" w:semiHidden="0" w:name="Table Grid 4"/>
-    <w:lsdException w:unhideWhenUsed="0" w:uiPriority="0" w:semiHidden="0" w:name="Table Grid 5"/>
-    <w:lsdException w:unhideWhenUsed="0" w:uiPriority="0" w:semiHidden="0" w:name="Table Grid 6"/>
-    <w:lsdException w:unhideWhenUsed="0" w:uiPriority="0" w:semiHidden="0" w:name="Table Grid 7"/>
-    <w:lsdException w:unhideWhenUsed="0" w:uiPriority="0" w:semiHidden="0" w:name="Table Grid 8"/>
-    <w:lsdException w:unhideWhenUsed="0" w:uiPriority="0" w:semiHidden="0" w:name="Table List 1"/>
-    <w:lsdException w:unhideWhenUsed="0" w:uiPriority="0" w:semiHidden="0" w:name="Table List 2"/>
-    <w:lsdException w:unhideWhenUsed="0" w:uiPriority="0" w:semiHidden="0" w:name="Table List 3"/>
-    <w:lsdException w:unhideWhenUsed="0" w:uiPriority="0" w:semiHidden="0" w:name="Table List 4"/>
-    <w:lsdException w:unhideWhenUsed="0" w:uiPriority="0" w:semiHidden="0" w:name="Table List 5"/>
-    <w:lsdException w:unhideWhenUsed="0" w:uiPriority="0" w:semiHidden="0" w:name="Table List 6"/>
-    <w:lsdException w:unhideWhenUsed="0" w:uiPriority="0" w:semiHidden="0" w:name="Table List 7"/>
-    <w:lsdException w:unhideWhenUsed="0" w:uiPriority="0" w:semiHidden="0" w:name="Table List 8"/>
-    <w:lsdException w:unhideWhenUsed="0" w:uiPriority="0" w:semiHidden="0" w:name="Table 3D effects 1"/>
-    <w:lsdException w:unhideWhenUsed="0" w:uiPriority="0" w:semiHidden="0" w:name="Table 3D effects 2"/>
-    <w:lsdException w:unhideWhenUsed="0" w:uiPriority="0" w:semiHidden="0" w:name="Table 3D effects 3"/>
-    <w:lsdException w:unhideWhenUsed="0" w:uiPriority="0" w:semiHidden="0" w:name="Table Contemporary"/>
-    <w:lsdException w:unhideWhenUsed="0" w:uiPriority="0" w:semiHidden="0" w:name="Table Elegant"/>
-    <w:lsdException w:unhideWhenUsed="0" w:uiPriority="0" w:semiHidden="0" w:name="Table Professional"/>
-    <w:lsdException w:unhideWhenUsed="0" w:uiPriority="0" w:semiHidden="0" w:name="Table Subtle 1"/>
-    <w:lsdException w:unhideWhenUsed="0" w:uiPriority="0" w:semiHidden="0" w:name="Table Subtle 2"/>
-    <w:lsdException w:unhideWhenUsed="0" w:uiPriority="0" w:semiHidden="0" w:name="Table Web 1"/>
-    <w:lsdException w:unhideWhenUsed="0" w:uiPriority="0" w:semiHidden="0" w:name="Table Web 2"/>
-    <w:lsdException w:unhideWhenUsed="0" w:uiPriority="0" w:semiHidden="0" w:name="Table Web 3"/>
-    <w:lsdException w:unhideWhenUsed="0" w:uiPriority="0" w:semiHidden="0" w:name="Balloon Text"/>
-    <w:lsdException w:qFormat="1" w:unhideWhenUsed="0" w:uiPriority="0" w:semiHidden="0" w:name="Table Grid"/>
-    <w:lsdException w:unhideWhenUsed="0" w:uiPriority="0" w:semiHidden="0" w:name="Table Theme"/>
-    <w:lsdException w:unhideWhenUsed="0" w:uiPriority="60" w:semiHidden="0" w:name="Light Shading"/>
-    <w:lsdException w:unhideWhenUsed="0" w:uiPriority="61" w:semiHidden="0" w:name="Light List"/>
-    <w:lsdException w:unhideWhenUsed="0" w:uiPriority="62" w:semiHidden="0" w:name="Light Grid"/>
-    <w:lsdException w:unhideWhenUsed="0" w:uiPriority="63" w:semiHidden="0" w:name="Medium Shading 1"/>
-    <w:lsdException w:unhideWhenUsed="0" w:uiPriority="64" w:semiHidden="0" w:name="Medium Shading 2"/>
-    <w:lsdException w:unhideWhenUsed="0" w:uiPriority="65" w:semiHidden="0" w:name="Medium List 1"/>
-    <w:lsdException w:unhideWhenUsed="0" w:uiPriority="66" w:semiHidden="0" w:name="Medium List 2"/>
-    <w:lsdException w:unhideWhenUsed="0" w:uiPriority="67" w:semiHidden="0" w:name="Medium Grid 1"/>
-    <w:lsdException w:unhideWhenUsed="0" w:uiPriority="68" w:semiHidden="0" w:name="Medium Grid 2"/>
-    <w:lsdException w:unhideWhenUsed="0" w:uiPriority="69" w:semiHidden="0" w:name="Medium Grid 3"/>
-    <w:lsdException w:unhideWhenUsed="0" w:uiPriority="70" w:semiHidden="0" w:name="Dark List"/>
-    <w:lsdException w:unhideWhenUsed="0" w:uiPriority="71" w:semiHidden="0" w:name="Colorful Shading"/>
-    <w:lsdException w:unhideWhenUsed="0" w:uiPriority="72" w:semiHidden="0" w:name="Colorful List"/>
-    <w:lsdException w:unhideWhenUsed="0" w:uiPriority="73" w:semiHidden="0" w:name="Colorful Grid"/>
-    <w:lsdException w:unhideWhenUsed="0" w:uiPriority="60" w:semiHidden="0" w:name="Light Shading Accent 1"/>
-    <w:lsdException w:unhideWhenUsed="0" w:uiPriority="61" w:semiHidden="0" w:name="Light List Accent 1"/>
-    <w:lsdException w:unhideWhenUsed="0" w:uiPriority="62" w:semiHidden="0" w:name="Light Grid Accent 1"/>
-    <w:lsdException w:unhideWhenUsed="0" w:uiPriority="63" w:semiHidden="0" w:name="Medium Shading 1 Accent 1"/>
-    <w:lsdException w:unhideWhenUsed="0" w:uiPriority="64" w:semiHidden="0" w:name="Medium Shading 2 Accent 1"/>
-    <w:lsdException w:unhideWhenUsed="0" w:uiPriority="65" w:semiHidden="0" w:name="Medium List 1 Accent 1"/>
-    <w:lsdException w:unhideWhenUsed="0" w:uiPriority="66" w:semiHidden="0" w:name="Medium List 2 Accent 1"/>
-    <w:lsdException w:unhideWhenUsed="0" w:uiPriority="67" w:semiHidden="0" w:name="Medium Grid 1 Accent 1"/>
-    <w:lsdException w:unhideWhenUsed="0" w:uiPriority="68" w:semiHidden="0" w:name="Medium Grid 2 Accent 1"/>
-    <w:lsdException w:unhideWhenUsed="0" w:uiPriority="69" w:semiHidden="0" w:name="Medium Grid 3 Accent 1"/>
-    <w:lsdException w:unhideWhenUsed="0" w:uiPriority="70" w:semiHidden="0" w:name="Dark List Accent 1"/>
-    <w:lsdException w:unhideWhenUsed="0" w:uiPriority="71" w:semiHidden="0" w:name="Colorful Shading Accent 1"/>
-    <w:lsdException w:unhideWhenUsed="0" w:uiPriority="72" w:semiHidden="0" w:name="Colorful List Accent 1"/>
-    <w:lsdException w:unhideWhenUsed="0" w:uiPriority="73" w:semiHidden="0" w:name="Colorful Grid Accent 1"/>
-    <w:lsdException w:unhideWhenUsed="0" w:uiPriority="60" w:semiHidden="0" w:name="Light Shading Accent 2"/>
-    <w:lsdException w:unhideWhenUsed="0" w:uiPriority="61" w:semiHidden="0" w:name="Light List Accent 2"/>
-    <w:lsdException w:unhideWhenUsed="0" w:uiPriority="62" w:semiHidden="0" w:name="Light Grid Accent 2"/>
-    <w:lsdException w:unhideWhenUsed="0" w:uiPriority="63" w:semiHidden="0" w:name="Medium Shading 1 Accent 2"/>
-    <w:lsdException w:unhideWhenUsed="0" w:uiPriority="64" w:semiHidden="0" w:name="Medium Shading 2 Accent 2"/>
-    <w:lsdException w:unhideWhenUsed="0" w:uiPriority="65" w:semiHidden="0" w:name="Medium List 1 Accent 2"/>
-    <w:lsdException w:unhideWhenUsed="0" w:uiPriority="66" w:semiHidden="0" w:name="Medium List 2 Accent 2"/>
-    <w:lsdException w:unhideWhenUsed="0" w:uiPriority="67" w:semiHidden="0" w:name="Medium Grid 1 Accent 2"/>
-    <w:lsdException w:unhideWhenUsed="0" w:uiPriority="68" w:semiHidden="0" w:name="Medium Grid 2 Accent 2"/>
-    <w:lsdException w:unhideWhenUsed="0" w:uiPriority="69" w:semiHidden="0" w:name="Medium Grid 3 Accent 2"/>
-    <w:lsdException w:unhideWhenUsed="0" w:uiPriority="70" w:semiHidden="0" w:name="Dark List Accent 2"/>
-    <w:lsdException w:unhideWhenUsed="0" w:uiPriority="71" w:semiHidden="0" w:name="Colorful Shading Accent 2"/>
-    <w:lsdException w:unhideWhenUsed="0" w:uiPriority="72" w:semiHidden="0" w:name="Colorful List Accent 2"/>
-    <w:lsdException w:unhideWhenUsed="0" w:uiPriority="73" w:semiHidden="0" w:name="Colorful Grid Accent 2"/>
-    <w:lsdException w:unhideWhenUsed="0" w:uiPriority="60" w:semiHidden="0" w:name="Light Shading Accent 3"/>
-    <w:lsdException w:unhideWhenUsed="0" w:uiPriority="61" w:semiHidden="0" w:name="Light List Accent 3"/>
-    <w:lsdException w:unhideWhenUsed="0" w:uiPriority="62" w:semiHidden="0" w:name="Light Grid Accent 3"/>
-    <w:lsdException w:unhideWhenUsed="0" w:uiPriority="63" w:semiHidden="0" w:name="Medium Shading 1 Accent 3"/>
-    <w:lsdException w:unhideWhenUsed="0" w:uiPriority="64" w:semiHidden="0" w:name="Medium Shading 2 Accent 3"/>
-    <w:lsdException w:unhideWhenUsed="0" w:uiPriority="65" w:semiHidden="0" w:name="Medium List 1 Accent 3"/>
-    <w:lsdException w:unhideWhenUsed="0" w:uiPriority="66" w:semiHidden="0" w:name="Medium List 2 Accent 3"/>
-    <w:lsdException w:unhideWhenUsed="0" w:uiPriority="67" w:semiHidden="0" w:name="Medium Grid 1 Accent 3"/>
-    <w:lsdException w:unhideWhenUsed="0" w:uiPriority="68" w:semiHidden="0" w:name="Medium Grid 2 Accent 3"/>
-    <w:lsdException w:unhideWhenUsed="0" w:uiPriority="69" w:semiHidden="0" w:name="Medium Grid 3 Accent 3"/>
-    <w:lsdException w:unhideWhenUsed="0" w:uiPriority="70" w:semiHidden="0" w:name="Dark List Accent 3"/>
-    <w:lsdException w:unhideWhenUsed="0" w:uiPriority="71" w:semiHidden="0" w:name="Colorful Shading Accent 3"/>
-    <w:lsdException w:unhideWhenUsed="0" w:uiPriority="72" w:semiHidden="0" w:name="Colorful List Accent 3"/>
-    <w:lsdException w:unhideWhenUsed="0" w:uiPriority="73" w:semiHidden="0" w:name="Colorful Grid Accent 3"/>
-    <w:lsdException w:unhideWhenUsed="0" w:uiPriority="60" w:semiHidden="0" w:name="Light Shading Accent 4"/>
-    <w:lsdException w:unhideWhenUsed="0" w:uiPriority="61" w:semiHidden="0" w:name="Light List Accent 4"/>
-    <w:lsdException w:unhideWhenUsed="0" w:uiPriority="62" w:semiHidden="0" w:name="Light Grid Accent 4"/>
-    <w:lsdException w:unhideWhenUsed="0" w:uiPriority="63" w:semiHidden="0" w:name="Medium Shading 1 Accent 4"/>
-    <w:lsdException w:unhideWhenUsed="0" w:uiPriority="64" w:semiHidden="0" w:name="Medium Shading 2 Accent 4"/>
-    <w:lsdException w:unhideWhenUsed="0" w:uiPriority="65" w:semiHidden="0" w:name="Medium List 1 Accent 4"/>
-    <w:lsdException w:unhideWhenUsed="0" w:uiPriority="66" w:semiHidden="0" w:name="Medium List 2 Accent 4"/>
-    <w:lsdException w:unhideWhenUsed="0" w:uiPriority="67" w:semiHidden="0" w:name="Medium Grid 1 Accent 4"/>
-    <w:lsdException w:unhideWhenUsed="0" w:uiPriority="68" w:semiHidden="0" w:name="Medium Grid 2 Accent 4"/>
-    <w:lsdException w:unhideWhenUsed="0" w:uiPriority="69" w:semiHidden="0" w:name="Medium Grid 3 Accent 4"/>
-    <w:lsdException w:unhideWhenUsed="0" w:uiPriority="70" w:semiHidden="0" w:name="Dark List Accent 4"/>
-    <w:lsdException w:unhideWhenUsed="0" w:uiPriority="71" w:semiHidden="0" w:name="Colorful Shading Accent 4"/>
-    <w:lsdException w:unhideWhenUsed="0" w:uiPriority="72" w:semiHidden="0" w:name="Colorful List Accent 4"/>
-    <w:lsdException w:unhideWhenUsed="0" w:uiPriority="73" w:semiHidden="0" w:name="Colorful Grid Accent 4"/>
-    <w:lsdException w:unhideWhenUsed="0" w:uiPriority="60" w:semiHidden="0" w:name="Light Shading Accent 5"/>
-    <w:lsdException w:unhideWhenUsed="0" w:uiPriority="61" w:semiHidden="0" w:name="Light List Accent 5"/>
-    <w:lsdException w:unhideWhenUsed="0" w:uiPriority="62" w:semiHidden="0" w:name="Light Grid Accent 5"/>
-    <w:lsdException w:unhideWhenUsed="0" w:uiPriority="63" w:semiHidden="0" w:name="Medium Shading 1 Accent 5"/>
-    <w:lsdException w:unhideWhenUsed="0" w:uiPriority="64" w:semiHidden="0" w:name="Medium Shading 2 Accent 5"/>
-    <w:lsdException w:unhideWhenUsed="0" w:uiPriority="65" w:semiHidden="0" w:name="Medium List 1 Accent 5"/>
-    <w:lsdException w:unhideWhenUsed="0" w:uiPriority="66" w:semiHidden="0" w:name="Medium List 2 Accent 5"/>
-    <w:lsdException w:unhideWhenUsed="0" w:uiPriority="67" w:semiHidden="0" w:name="Medium Grid 1 Accent 5"/>
-    <w:lsdException w:unhideWhenUsed="0" w:uiPriority="68" w:semiHidden="0" w:name="Medium Grid 2 Accent 5"/>
-    <w:lsdException w:unhideWhenUsed="0" w:uiPriority="69" w:semiHidden="0" w:name="Medium Grid 3 Accent 5"/>
-    <w:lsdException w:unhideWhenUsed="0" w:uiPriority="70" w:semiHidden="0" w:name="Dark List Accent 5"/>
-    <w:lsdException w:unhideWhenUsed="0" w:uiPriority="71" w:semiHidden="0" w:name="Colorful Shading Accent 5"/>
-    <w:lsdException w:unhideWhenUsed="0" w:uiPriority="72" w:semiHidden="0" w:name="Colorful List Accent 5"/>
-    <w:lsdException w:unhideWhenUsed="0" w:uiPriority="73" w:semiHidden="0" w:name="Colorful Grid Accent 5"/>
-    <w:lsdException w:unhideWhenUsed="0" w:uiPriority="60" w:semiHidden="0" w:name="Light Shading Accent 6"/>
-    <w:lsdException w:unhideWhenUsed="0" w:uiPriority="61" w:semiHidden="0" w:name="Light List Accent 6"/>
-    <w:lsdException w:unhideWhenUsed="0" w:uiPriority="62" w:semiHidden="0" w:name="Light Grid Accent 6"/>
-    <w:lsdException w:unhideWhenUsed="0" w:uiPriority="63" w:semiHidden="0" w:name="Medium Shading 1 Accent 6"/>
-    <w:lsdException w:unhideWhenUsed="0" w:uiPriority="64" w:semiHidden="0" w:name="Medium Shading 2 Accent 6"/>
-    <w:lsdException w:unhideWhenUsed="0" w:uiPriority="65" w:semiHidden="0" w:name="Medium List 1 Accent 6"/>
-    <w:lsdException w:unhideWhenUsed="0" w:uiPriority="66" w:semiHidden="0" w:name="Medium List 2 Accent 6"/>
-    <w:lsdException w:unhideWhenUsed="0" w:uiPriority="67" w:semiHidden="0" w:name="Medium Grid 1 Accent 6"/>
-    <w:lsdException w:unhideWhenUsed="0" w:uiPriority="68" w:semiHidden="0" w:name="Medium Grid 2 Accent 6"/>
-    <w:lsdException w:unhideWhenUsed="0" w:uiPriority="69" w:semiHidden="0" w:name="Medium Grid 3 Accent 6"/>
-    <w:lsdException w:unhideWhenUsed="0" w:uiPriority="70" w:semiHidden="0" w:name="Dark List Accent 6"/>
-    <w:lsdException w:unhideWhenUsed="0" w:uiPriority="71" w:semiHidden="0" w:name="Colorful Shading Accent 6"/>
-    <w:lsdException w:unhideWhenUsed="0" w:uiPriority="72" w:semiHidden="0" w:name="Colorful List Accent 6"/>
-    <w:lsdException w:unhideWhenUsed="0" w:uiPriority="73" w:semiHidden="0" w:name="Colorful Grid Accent 6"/>
+  <w:latentStyles w:defLockedState="0" w:defUIPriority="99" w:defSemiHidden="1" w:defUnhideWhenUsed="1" w:defQFormat="0" w:count="260">
+    <w:lsdException w:name="Normal" w:semiHidden="0" w:uiPriority="0" w:unhideWhenUsed="0" w:qFormat="1"/>
+    <w:lsdException w:name="heading 1" w:semiHidden="0" w:uiPriority="0" w:unhideWhenUsed="0" w:qFormat="1"/>
+    <w:lsdException w:name="heading 2" w:semiHidden="0" w:uiPriority="0" w:qFormat="1"/>
+    <w:lsdException w:name="heading 3" w:uiPriority="0" w:qFormat="1"/>
+    <w:lsdException w:name="heading 4" w:semiHidden="0" w:uiPriority="0" w:qFormat="1"/>
+    <w:lsdException w:name="heading 5" w:uiPriority="0" w:qFormat="1"/>
+    <w:lsdException w:name="heading 6" w:uiPriority="0" w:qFormat="1"/>
+    <w:lsdException w:name="heading 7" w:uiPriority="0" w:qFormat="1"/>
+    <w:lsdException w:name="heading 8" w:uiPriority="0" w:qFormat="1"/>
+    <w:lsdException w:name="heading 9" w:uiPriority="0" w:qFormat="1"/>
+    <w:lsdException w:name="index 1" w:semiHidden="0" w:uiPriority="0" w:unhideWhenUsed="0"/>
+    <w:lsdException w:name="index 2" w:semiHidden="0" w:uiPriority="0" w:unhideWhenUsed="0"/>
+    <w:lsdException w:name="index 3" w:semiHidden="0" w:uiPriority="0" w:unhideWhenUsed="0"/>
+    <w:lsdException w:name="index 4" w:semiHidden="0" w:uiPriority="0" w:unhideWhenUsed="0"/>
+    <w:lsdException w:name="index 5" w:semiHidden="0" w:uiPriority="0" w:unhideWhenUsed="0"/>
+    <w:lsdException w:name="index 6" w:semiHidden="0" w:uiPriority="0" w:unhideWhenUsed="0"/>
+    <w:lsdException w:name="index 7" w:semiHidden="0" w:uiPriority="0" w:unhideWhenUsed="0"/>
+    <w:lsdException w:name="index 8" w:semiHidden="0" w:uiPriority="0" w:unhideWhenUsed="0"/>
+    <w:lsdException w:name="index 9" w:semiHidden="0" w:uiPriority="0" w:unhideWhenUsed="0"/>
+    <w:lsdException w:name="toc 1" w:semiHidden="0" w:uiPriority="0" w:unhideWhenUsed="0" w:qFormat="1"/>
+    <w:lsdException w:name="toc 2" w:semiHidden="0" w:uiPriority="0" w:unhideWhenUsed="0" w:qFormat="1"/>
+    <w:lsdException w:name="toc 3" w:semiHidden="0" w:uiPriority="0" w:unhideWhenUsed="0" w:qFormat="1"/>
+    <w:lsdException w:name="toc 4" w:semiHidden="0" w:uiPriority="0" w:unhideWhenUsed="0"/>
+    <w:lsdException w:name="toc 5" w:semiHidden="0" w:uiPriority="0" w:unhideWhenUsed="0"/>
+    <w:lsdException w:name="toc 6" w:semiHidden="0" w:uiPriority="0" w:unhideWhenUsed="0"/>
+    <w:lsdException w:name="toc 7" w:semiHidden="0" w:uiPriority="0" w:unhideWhenUsed="0"/>
+    <w:lsdException w:name="toc 8" w:semiHidden="0" w:uiPriority="0" w:unhideWhenUsed="0"/>
+    <w:lsdException w:name="toc 9" w:semiHidden="0" w:uiPriority="0" w:unhideWhenUsed="0"/>
+    <w:lsdException w:name="Normal Indent" w:semiHidden="0" w:uiPriority="0" w:unhideWhenUsed="0"/>
+    <w:lsdException w:name="footnote text" w:semiHidden="0" w:uiPriority="0" w:unhideWhenUsed="0"/>
+    <w:lsdException w:name="annotation text" w:semiHidden="0" w:uiPriority="0" w:unhideWhenUsed="0" w:qFormat="1"/>
+    <w:lsdException w:name="header" w:semiHidden="0" w:uiPriority="0" w:unhideWhenUsed="0" w:qFormat="1"/>
+    <w:lsdException w:name="footer" w:semiHidden="0" w:uiPriority="0" w:unhideWhenUsed="0" w:qFormat="1"/>
+    <w:lsdException w:name="index heading" w:semiHidden="0" w:uiPriority="0" w:unhideWhenUsed="0"/>
+    <w:lsdException w:name="caption" w:uiPriority="0" w:qFormat="1"/>
+    <w:lsdException w:name="table of figures" w:semiHidden="0" w:uiPriority="0" w:unhideWhenUsed="0"/>
+    <w:lsdException w:name="envelope address" w:semiHidden="0" w:uiPriority="0" w:unhideWhenUsed="0"/>
+    <w:lsdException w:name="envelope return" w:semiHidden="0" w:uiPriority="0" w:unhideWhenUsed="0"/>
+    <w:lsdException w:name="footnote reference" w:semiHidden="0" w:uiPriority="0" w:unhideWhenUsed="0"/>
+    <w:lsdException w:name="annotation reference" w:semiHidden="0" w:uiPriority="0" w:unhideWhenUsed="0"/>
+    <w:lsdException w:name="line number" w:semiHidden="0" w:uiPriority="0" w:unhideWhenUsed="0"/>
+    <w:lsdException w:name="page number" w:semiHidden="0" w:uiPriority="0" w:unhideWhenUsed="0"/>
+    <w:lsdException w:name="endnote reference" w:semiHidden="0" w:uiPriority="0" w:unhideWhenUsed="0"/>
+    <w:lsdException w:name="endnote text" w:semiHidden="0" w:uiPriority="0" w:unhideWhenUsed="0"/>
+    <w:lsdException w:name="table of authorities" w:semiHidden="0" w:uiPriority="0" w:unhideWhenUsed="0"/>
+    <w:lsdException w:name="macro" w:semiHidden="0" w:uiPriority="0" w:unhideWhenUsed="0"/>
+    <w:lsdException w:name="toa heading" w:semiHidden="0" w:uiPriority="0" w:unhideWhenUsed="0"/>
+    <w:lsdException w:name="List" w:semiHidden="0" w:uiPriority="0" w:unhideWhenUsed="0"/>
+    <w:lsdException w:name="List Bullet" w:semiHidden="0" w:uiPriority="0" w:unhideWhenUsed="0"/>
+    <w:lsdException w:name="List Number" w:semiHidden="0" w:uiPriority="0" w:unhideWhenUsed="0"/>
+    <w:lsdException w:name="List 2" w:semiHidden="0" w:uiPriority="0" w:unhideWhenUsed="0"/>
+    <w:lsdException w:name="List 3" w:semiHidden="0" w:uiPriority="0" w:unhideWhenUsed="0"/>
+    <w:lsdException w:name="List 4" w:semiHidden="0" w:uiPriority="0" w:unhideWhenUsed="0"/>
+    <w:lsdException w:name="List 5" w:semiHidden="0" w:uiPriority="0" w:unhideWhenUsed="0"/>
+    <w:lsdException w:name="List Bullet 2" w:semiHidden="0" w:uiPriority="0" w:unhideWhenUsed="0"/>
+    <w:lsdException w:name="List Bullet 3" w:semiHidden="0" w:uiPriority="0" w:unhideWhenUsed="0"/>
+    <w:lsdException w:name="List Bullet 4" w:semiHidden="0" w:uiPriority="0" w:unhideWhenUsed="0"/>
+    <w:lsdException w:name="List Bullet 5" w:semiHidden="0" w:uiPriority="0" w:unhideWhenUsed="0"/>
+    <w:lsdException w:name="List Number 2" w:semiHidden="0" w:uiPriority="0" w:unhideWhenUsed="0"/>
+    <w:lsdException w:name="List Number 3" w:semiHidden="0" w:uiPriority="0" w:unhideWhenUsed="0"/>
+    <w:lsdException w:name="List Number 4" w:semiHidden="0" w:uiPriority="0" w:unhideWhenUsed="0"/>
+    <w:lsdException w:name="List Number 5" w:semiHidden="0" w:uiPriority="0" w:unhideWhenUsed="0"/>
+    <w:lsdException w:name="Title" w:semiHidden="0" w:uiPriority="0" w:unhideWhenUsed="0" w:qFormat="1"/>
+    <w:lsdException w:name="Closing" w:semiHidden="0" w:uiPriority="0" w:unhideWhenUsed="0"/>
+    <w:lsdException w:name="Signature" w:semiHidden="0" w:uiPriority="0" w:unhideWhenUsed="0"/>
+    <w:lsdException w:name="Default Paragraph Font" w:uiPriority="0" w:unhideWhenUsed="0" w:qFormat="1"/>
+    <w:lsdException w:name="Body Text" w:uiPriority="0" w:unhideWhenUsed="0" w:qFormat="1"/>
+    <w:lsdException w:name="Body Text Indent" w:semiHidden="0" w:uiPriority="0" w:unhideWhenUsed="0"/>
+    <w:lsdException w:name="List Continue" w:semiHidden="0" w:uiPriority="0" w:unhideWhenUsed="0"/>
+    <w:lsdException w:name="List Continue 2" w:semiHidden="0" w:uiPriority="0" w:unhideWhenUsed="0"/>
+    <w:lsdException w:name="List Continue 3" w:semiHidden="0" w:uiPriority="0" w:unhideWhenUsed="0"/>
+    <w:lsdException w:name="List Continue 4" w:semiHidden="0" w:uiPriority="0" w:unhideWhenUsed="0"/>
+    <w:lsdException w:name="List Continue 5" w:semiHidden="0" w:uiPriority="0" w:unhideWhenUsed="0"/>
+    <w:lsdException w:name="Message Header" w:semiHidden="0" w:uiPriority="0" w:unhideWhenUsed="0"/>
+    <w:lsdException w:name="Subtitle" w:semiHidden="0" w:uiPriority="0" w:unhideWhenUsed="0" w:qFormat="1"/>
+    <w:lsdException w:name="Salutation" w:semiHidden="0" w:uiPriority="0" w:unhideWhenUsed="0"/>
+    <w:lsdException w:name="Date" w:semiHidden="0" w:uiPriority="0" w:unhideWhenUsed="0"/>
+    <w:lsdException w:name="Body Text First Indent" w:semiHidden="0" w:uiPriority="0" w:unhideWhenUsed="0"/>
+    <w:lsdException w:name="Body Text First Indent 2" w:semiHidden="0" w:uiPriority="0" w:unhideWhenUsed="0"/>
+    <w:lsdException w:name="Body Text 2" w:semiHidden="0" w:uiPriority="0" w:unhideWhenUsed="0"/>
+    <w:lsdException w:name="Body Text 3" w:semiHidden="0" w:uiPriority="0" w:unhideWhenUsed="0"/>
+    <w:lsdException w:name="Body Text Indent 2" w:semiHidden="0" w:uiPriority="0" w:unhideWhenUsed="0"/>
+    <w:lsdException w:name="Body Text Indent 3" w:semiHidden="0" w:uiPriority="0" w:unhideWhenUsed="0"/>
+    <w:lsdException w:name="Block Text" w:semiHidden="0" w:uiPriority="0" w:unhideWhenUsed="0"/>
+    <w:lsdException w:name="Hyperlink" w:semiHidden="0" w:uiPriority="0" w:unhideWhenUsed="0"/>
+    <w:lsdException w:name="FollowedHyperlink" w:semiHidden="0" w:uiPriority="0" w:unhideWhenUsed="0"/>
+    <w:lsdException w:name="Strong" w:semiHidden="0" w:uiPriority="0" w:unhideWhenUsed="0" w:qFormat="1"/>
+    <w:lsdException w:name="Emphasis" w:semiHidden="0" w:uiPriority="0" w:unhideWhenUsed="0" w:qFormat="1"/>
+    <w:lsdException w:name="Document Map" w:semiHidden="0" w:uiPriority="0" w:unhideWhenUsed="0"/>
+    <w:lsdException w:name="Plain Text" w:semiHidden="0" w:uiPriority="0" w:unhideWhenUsed="0"/>
+    <w:lsdException w:name="E-mail Signature" w:semiHidden="0" w:uiPriority="0" w:unhideWhenUsed="0"/>
+    <w:lsdException w:name="Normal (Web)" w:semiHidden="0" w:uiPriority="0" w:unhideWhenUsed="0" w:qFormat="1"/>
+    <w:lsdException w:name="HTML Acronym" w:semiHidden="0" w:uiPriority="0" w:unhideWhenUsed="0"/>
+    <w:lsdException w:name="HTML Address" w:semiHidden="0" w:uiPriority="0" w:unhideWhenUsed="0"/>
+    <w:lsdException w:name="HTML Cite" w:semiHidden="0" w:uiPriority="0" w:unhideWhenUsed="0"/>
+    <w:lsdException w:name="HTML Code" w:semiHidden="0" w:uiPriority="0" w:unhideWhenUsed="0"/>
+    <w:lsdException w:name="HTML Definition" w:semiHidden="0" w:uiPriority="0" w:unhideWhenUsed="0"/>
+    <w:lsdException w:name="HTML Keyboard" w:semiHidden="0" w:uiPriority="0" w:unhideWhenUsed="0"/>
+    <w:lsdException w:name="HTML Preformatted" w:semiHidden="0" w:uiPriority="0" w:unhideWhenUsed="0"/>
+    <w:lsdException w:name="HTML Sample" w:semiHidden="0" w:uiPriority="0" w:unhideWhenUsed="0"/>
+    <w:lsdException w:name="HTML Typewriter" w:semiHidden="0" w:uiPriority="0" w:unhideWhenUsed="0"/>
+    <w:lsdException w:name="HTML Variable" w:semiHidden="0" w:uiPriority="0" w:unhideWhenUsed="0"/>
+    <w:lsdException w:name="Normal Table" w:uiPriority="0" w:unhideWhenUsed="0" w:qFormat="1"/>
+    <w:lsdException w:name="annotation subject" w:semiHidden="0" w:uiPriority="0" w:unhideWhenUsed="0"/>
+    <w:lsdException w:name="Table Simple 1" w:semiHidden="0" w:uiPriority="0" w:unhideWhenUsed="0"/>
+    <w:lsdException w:name="Table Simple 2" w:semiHidden="0" w:uiPriority="0" w:unhideWhenUsed="0"/>
+    <w:lsdException w:name="Table Simple 3" w:semiHidden="0" w:uiPriority="0" w:unhideWhenUsed="0"/>
+    <w:lsdException w:name="Table Classic 1" w:semiHidden="0" w:uiPriority="0" w:unhideWhenUsed="0"/>
+    <w:lsdException w:name="Table Classic 2" w:semiHidden="0" w:uiPriority="0" w:unhideWhenUsed="0"/>
+    <w:lsdException w:name="Table Classic 3" w:semiHidden="0" w:uiPriority="0" w:unhideWhenUsed="0"/>
+    <w:lsdException w:name="Table Classic 4" w:semiHidden="0" w:uiPriority="0" w:unhideWhenUsed="0"/>
+    <w:lsdException w:name="Table Colorful 1" w:semiHidden="0" w:uiPriority="0" w:unhideWhenUsed="0"/>
+    <w:lsdException w:name="Table Colorful 2" w:semiHidden="0" w:uiPriority="0" w:unhideWhenUsed="0"/>
+    <w:lsdException w:name="Table Colorful 3" w:semiHidden="0" w:uiPriority="0" w:unhideWhenUsed="0"/>
+    <w:lsdException w:name="Table Columns 1" w:semiHidden="0" w:uiPriority="0" w:unhideWhenUsed="0"/>
+    <w:lsdException w:name="Table Columns 2" w:semiHidden="0" w:uiPriority="0" w:unhideWhenUsed="0"/>
+    <w:lsdException w:name="Table Columns 3" w:semiHidden="0" w:uiPriority="0" w:unhideWhenUsed="0"/>
+    <w:lsdException w:name="Table Columns 4" w:semiHidden="0" w:uiPriority="0" w:unhideWhenUsed="0"/>
+    <w:lsdException w:name="Table Columns 5" w:semiHidden="0" w:uiPriority="0" w:unhideWhenUsed="0"/>
+    <w:lsdException w:name="Table Grid 1" w:semiHidden="0" w:uiPriority="0" w:unhideWhenUsed="0"/>
+    <w:lsdException w:name="Table Grid 2" w:semiHidden="0" w:uiPriority="0" w:unhideWhenUsed="0"/>
+    <w:lsdException w:name="Table Grid 3" w:semiHidden="0" w:uiPriority="0" w:unhideWhenUsed="0"/>
+    <w:lsdException w:name="Table Grid 4" w:semiHidden="0" w:uiPriority="0" w:unhideWhenUsed="0"/>
+    <w:lsdException w:name="Table Grid 5" w:semiHidden="0" w:uiPriority="0" w:unhideWhenUsed="0"/>
+    <w:lsdException w:name="Table Grid 6" w:semiHidden="0" w:uiPriority="0" w:unhideWhenUsed="0"/>
+    <w:lsdException w:name="Table Grid 7" w:semiHidden="0" w:uiPriority="0" w:unhideWhenUsed="0"/>
+    <w:lsdException w:name="Table Grid 8" w:semiHidden="0" w:uiPriority="0" w:unhideWhenUsed="0"/>
+    <w:lsdException w:name="Table List 1" w:semiHidden="0" w:uiPriority="0" w:unhideWhenUsed="0"/>
+    <w:lsdException w:name="Table List 2" w:semiHidden="0" w:uiPriority="0" w:unhideWhenUsed="0"/>
+    <w:lsdException w:name="Table List 3" w:semiHidden="0" w:uiPriority="0" w:unhideWhenUsed="0"/>
+    <w:lsdException w:name="Table List 4" w:semiHidden="0" w:uiPriority="0" w:unhideWhenUsed="0"/>
+    <w:lsdException w:name="Table List 5" w:semiHidden="0" w:uiPriority="0" w:unhideWhenUsed="0"/>
+    <w:lsdException w:name="Table List 6" w:semiHidden="0" w:uiPriority="0" w:unhideWhenUsed="0"/>
+    <w:lsdException w:name="Table List 7" w:semiHidden="0" w:uiPriority="0" w:unhideWhenUsed="0"/>
+    <w:lsdException w:name="Table List 8" w:semiHidden="0" w:uiPriority="0" w:unhideWhenUsed="0"/>
+    <w:lsdException w:name="Table 3D effects 1" w:semiHidden="0" w:uiPriority="0" w:unhideWhenUsed="0"/>
+    <w:lsdException w:name="Table 3D effects 2" w:semiHidden="0" w:uiPriority="0" w:unhideWhenUsed="0"/>
+    <w:lsdException w:name="Table 3D effects 3" w:semiHidden="0" w:uiPriority="0" w:unhideWhenUsed="0"/>
+    <w:lsdException w:name="Table Contemporary" w:semiHidden="0" w:uiPriority="0" w:unhideWhenUsed="0"/>
+    <w:lsdException w:name="Table Elegant" w:semiHidden="0" w:uiPriority="0" w:unhideWhenUsed="0"/>
+    <w:lsdException w:name="Table Professional" w:semiHidden="0" w:uiPriority="0" w:unhideWhenUsed="0"/>
+    <w:lsdException w:name="Table Subtle 1" w:semiHidden="0" w:uiPriority="0" w:unhideWhenUsed="0"/>
+    <w:lsdException w:name="Table Subtle 2" w:semiHidden="0" w:uiPriority="0" w:unhideWhenUsed="0"/>
+    <w:lsdException w:name="Table Web 1" w:semiHidden="0" w:uiPriority="0" w:unhideWhenUsed="0"/>
+    <w:lsdException w:name="Table Web 2" w:semiHidden="0" w:uiPriority="0" w:unhideWhenUsed="0"/>
+    <w:lsdException w:name="Table Web 3" w:semiHidden="0" w:uiPriority="0" w:unhideWhenUsed="0"/>
+    <w:lsdException w:name="Balloon Text" w:semiHidden="0" w:uiPriority="0" w:unhideWhenUsed="0"/>
+    <w:lsdException w:name="Table Grid" w:semiHidden="0" w:uiPriority="0" w:unhideWhenUsed="0" w:qFormat="1"/>
+    <w:lsdException w:name="Table Theme" w:semiHidden="0" w:uiPriority="0" w:unhideWhenUsed="0"/>
+    <w:lsdException w:name="Light Shading" w:semiHidden="0" w:uiPriority="60" w:unhideWhenUsed="0"/>
+    <w:lsdException w:name="Light List" w:semiHidden="0" w:uiPriority="61" w:unhideWhenUsed="0"/>
+    <w:lsdException w:name="Light Grid" w:semiHidden="0" w:uiPriority="62" w:unhideWhenUsed="0"/>
+    <w:lsdException w:name="Medium Shading 1" w:semiHidden="0" w:uiPriority="63" w:unhideWhenUsed="0"/>
+    <w:lsdException w:name="Medium Shading 2" w:semiHidden="0" w:uiPriority="64" w:unhideWhenUsed="0"/>
+    <w:lsdException w:name="Medium List 1" w:semiHidden="0" w:uiPriority="65" w:unhideWhenUsed="0"/>
+    <w:lsdException w:name="Medium List 2" w:semiHidden="0" w:uiPriority="66" w:unhideWhenUsed="0"/>
+    <w:lsdException w:name="Medium Grid 1" w:semiHidden="0" w:uiPriority="67" w:unhideWhenUsed="0"/>
+    <w:lsdException w:name="Medium Grid 2" w:semiHidden="0" w:uiPriority="68" w:unhideWhenUsed="0"/>
+    <w:lsdException w:name="Medium Grid 3" w:semiHidden="0" w:uiPriority="69" w:unhideWhenUsed="0"/>
+    <w:lsdException w:name="Dark List" w:semiHidden="0" w:uiPriority="70" w:unhideWhenUsed="0"/>
+    <w:lsdException w:name="Colorful Shading" w:semiHidden="0" w:uiPriority="71" w:unhideWhenUsed="0"/>
+    <w:lsdException w:name="Colorful List" w:semiHidden="0" w:uiPriority="72" w:unhideWhenUsed="0"/>
+    <w:lsdException w:name="Colorful Grid" w:semiHidden="0" w:uiPriority="73" w:unhideWhenUsed="0"/>
+    <w:lsdException w:name="Light Shading Accent 1" w:semiHidden="0" w:uiPriority="60" w:unhideWhenUsed="0"/>
+    <w:lsdException w:name="Light List Accent 1" w:semiHidden="0" w:uiPriority="61" w:unhideWhenUsed="0"/>
+    <w:lsdException w:name="Light Grid Accent 1" w:semiHidden="0" w:uiPriority="62" w:unhideWhenUsed="0"/>
+    <w:lsdException w:name="Medium Shading 1 Accent 1" w:semiHidden="0" w:uiPriority="63" w:unhideWhenUsed="0"/>
+    <w:lsdException w:name="Medium Shading 2 Accent 1" w:semiHidden="0" w:uiPriority="64" w:unhideWhenUsed="0"/>
+    <w:lsdException w:name="Medium List 1 Accent 1" w:semiHidden="0" w:uiPriority="65" w:unhideWhenUsed="0"/>
+    <w:lsdException w:name="Medium List 2 Accent 1" w:semiHidden="0" w:uiPriority="66" w:unhideWhenUsed="0"/>
+    <w:lsdException w:name="Medium Grid 1 Accent 1" w:semiHidden="0" w:uiPriority="67" w:unhideWhenUsed="0"/>
+    <w:lsdException w:name="Medium Grid 2 Accent 1" w:semiHidden="0" w:uiPriority="68" w:unhideWhenUsed="0"/>
+    <w:lsdException w:name="Medium Grid 3 Accent 1" w:semiHidden="0" w:uiPriority="69" w:unhideWhenUsed="0"/>
+    <w:lsdException w:name="Dark List Accent 1" w:semiHidden="0" w:uiPriority="70" w:unhideWhenUsed="0"/>
+    <w:lsdException w:name="Colorful Shading Accent 1" w:semiHidden="0" w:uiPriority="71" w:unhideWhenUsed="0"/>
+    <w:lsdException w:name="Colorful List Accent 1" w:semiHidden="0" w:uiPriority="72" w:unhideWhenUsed="0"/>
+    <w:lsdException w:name="Colorful Grid Accent 1" w:semiHidden="0" w:uiPriority="73" w:unhideWhenUsed="0"/>
+    <w:lsdException w:name="Light Shading Accent 2" w:semiHidden="0" w:uiPriority="60" w:unhideWhenUsed="0"/>
+    <w:lsdException w:name="Light List Accent 2" w:semiHidden="0" w:uiPriority="61" w:unhideWhenUsed="0"/>
+    <w:lsdException w:name="Light Grid Accent 2" w:semiHidden="0" w:uiPriority="62" w:unhideWhenUsed="0"/>
+    <w:lsdException w:name="Medium Shading 1 Accent 2" w:semiHidden="0" w:uiPriority="63" w:unhideWhenUsed="0"/>
+    <w:lsdException w:name="Medium Shading 2 Accent 2" w:semiHidden="0" w:uiPriority="64" w:unhideWhenUsed="0"/>
+    <w:lsdException w:name="Medium List 1 Accent 2" w:semiHidden="0" w:uiPriority="65" w:unhideWhenUsed="0"/>
+    <w:lsdException w:name="Medium List 2 Accent 2" w:semiHidden="0" w:uiPriority="66" w:unhideWhenUsed="0"/>
+    <w:lsdException w:name="Medium Grid 1 Accent 2" w:semiHidden="0" w:uiPriority="67" w:unhideWhenUsed="0"/>
+    <w:lsdException w:name="Medium Grid 2 Accent 2" w:semiHidden="0" w:uiPriority="68" w:unhideWhenUsed="0"/>
+    <w:lsdException w:name="Medium Grid 3 Accent 2" w:semiHidden="0" w:uiPriority="69" w:unhideWhenUsed="0"/>
+    <w:lsdException w:name="Dark List Accent 2" w:semiHidden="0" w:uiPriority="70" w:unhideWhenUsed="0"/>
+    <w:lsdException w:name="Colorful Shading Accent 2" w:semiHidden="0" w:uiPriority="71" w:unhideWhenUsed="0"/>
+    <w:lsdException w:name="Colorful List Accent 2" w:semiHidden="0" w:uiPriority="72" w:unhideWhenUsed="0"/>
+    <w:lsdException w:name="Colorful Grid Accent 2" w:semiHidden="0" w:uiPriority="73" w:unhideWhenUsed="0"/>
+    <w:lsdException w:name="Light Shading Accent 3" w:semiHidden="0" w:uiPriority="60" w:unhideWhenUsed="0"/>
+    <w:lsdException w:name="Light List Accent 3" w:semiHidden="0" w:uiPriority="61" w:unhideWhenUsed="0"/>
+    <w:lsdException w:name="Light Grid Accent 3" w:semiHidden="0" w:uiPriority="62" w:unhideWhenUsed="0"/>
+    <w:lsdException w:name="Medium Shading 1 Accent 3" w:semiHidden="0" w:uiPriority="63" w:unhideWhenUsed="0"/>
+    <w:lsdException w:name="Medium Shading 2 Accent 3" w:semiHidden="0" w:uiPriority="64" w:unhideWhenUsed="0"/>
+    <w:lsdException w:name="Medium List 1 Accent 3" w:semiHidden="0" w:uiPriority="65" w:unhideWhenUsed="0"/>
+    <w:lsdException w:name="Medium List 2 Accent 3" w:semiHidden="0" w:uiPriority="66" w:unhideWhenUsed="0"/>
+    <w:lsdException w:name="Medium Grid 1 Accent 3" w:semiHidden="0" w:uiPriority="67" w:unhideWhenUsed="0"/>
+    <w:lsdException w:name="Medium Grid 2 Accent 3" w:semiHidden="0" w:uiPriority="68" w:unhideWhenUsed="0"/>
+    <w:lsdException w:name="Medium Grid 3 Accent 3" w:semiHidden="0" w:uiPriority="69" w:unhideWhenUsed="0"/>
+    <w:lsdException w:name="Dark List Accent 3" w:semiHidden="0" w:uiPriority="70" w:unhideWhenUsed="0"/>
+    <w:lsdException w:name="Colorful Shading Accent 3" w:semiHidden="0" w:uiPriority="71" w:unhideWhenUsed="0"/>
+    <w:lsdException w:name="Colorful List Accent 3" w:semiHidden="0" w:uiPriority="72" w:unhideWhenUsed="0"/>
+    <w:lsdException w:name="Colorful Grid Accent 3" w:semiHidden="0" w:uiPriority="73" w:unhideWhenUsed="0"/>
+    <w:lsdException w:name="Light Shading Accent 4" w:semiHidden="0" w:uiPriority="60" w:unhideWhenUsed="0"/>
+    <w:lsdException w:name="Light List Accent 4" w:semiHidden="0" w:uiPriority="61" w:unhideWhenUsed="0"/>
+    <w:lsdException w:name="Light Grid Accent 4" w:semiHidden="0" w:uiPriority="62" w:unhideWhenUsed="0"/>
+    <w:lsdException w:name="Medium Shading 1 Accent 4" w:semiHidden="0" w:uiPriority="63" w:unhideWhenUsed="0"/>
+    <w:lsdException w:name="Medium Shading 2 Accent 4" w:semiHidden="0" w:uiPriority="64" w:unhideWhenUsed="0"/>
+    <w:lsdException w:name="Medium List 1 Accent 4" w:semiHidden="0" w:uiPriority="65" w:unhideWhenUsed="0"/>
+    <w:lsdException w:name="Medium List 2 Accent 4" w:semiHidden="0" w:uiPriority="66" w:unhideWhenUsed="0"/>
+    <w:lsdException w:name="Medium Grid 1 Accent 4" w:semiHidden="0" w:uiPriority="67" w:unhideWhenUsed="0"/>
+    <w:lsdException w:name="Medium Grid 2 Accent 4" w:semiHidden="0" w:uiPriority="68" w:unhideWhenUsed="0"/>
+    <w:lsdException w:name="Medium Grid 3 Accent 4" w:semiHidden="0" w:uiPriority="69" w:unhideWhenUsed="0"/>
+    <w:lsdException w:name="Dark List Accent 4" w:semiHidden="0" w:uiPriority="70" w:unhideWhenUsed="0"/>
+    <w:lsdException w:name="Colorful Shading Accent 4" w:semiHidden="0" w:uiPriority="71" w:unhideWhenUsed="0"/>
+    <w:lsdException w:name="Colorful List Accent 4" w:semiHidden="0" w:uiPriority="72" w:unhideWhenUsed="0"/>
+    <w:lsdException w:name="Colorful Grid Accent 4" w:semiHidden="0" w:uiPriority="73" w:unhideWhenUsed="0"/>
+    <w:lsdException w:name="Light Shading Accent 5" w:semiHidden="0" w:uiPriority="60" w:unhideWhenUsed="0"/>
+    <w:lsdException w:name="Light List Accent 5" w:semiHidden="0" w:uiPriority="61" w:unhideWhenUsed="0"/>
+    <w:lsdException w:name="Light Grid Accent 5" w:semiHidden="0" w:uiPriority="62" w:unhideWhenUsed="0"/>
+    <w:lsdException w:name="Medium Shading 1 Accent 5" w:semiHidden="0" w:uiPriority="63" w:unhideWhenUsed="0"/>
+    <w:lsdException w:name="Medium Shading 2 Accent 5" w:semiHidden="0" w:uiPriority="64" w:unhideWhenUsed="0"/>
+    <w:lsdException w:name="Medium List 1 Accent 5" w:semiHidden="0" w:uiPriority="65" w:unhideWhenUsed="0"/>
+    <w:lsdException w:name="Medium List 2 Accent 5" w:semiHidden="0" w:uiPriority="66" w:unhideWhenUsed="0"/>
+    <w:lsdException w:name="Medium Grid 1 Accent 5" w:semiHidden="0" w:uiPriority="67" w:unhideWhenUsed="0"/>
+    <w:lsdException w:name="Medium Grid 2 Accent 5" w:semiHidden="0" w:uiPriority="68" w:unhideWhenUsed="0"/>
+    <w:lsdException w:name="Medium Grid 3 Accent 5" w:semiHidden="0" w:uiPriority="69" w:unhideWhenUsed="0"/>
+    <w:lsdException w:name="Dark List Accent 5" w:semiHidden="0" w:uiPriority="70" w:unhideWhenUsed="0"/>
+    <w:lsdException w:name="Colorful Shading Accent 5" w:semiHidden="0" w:uiPriority="71" w:unhideWhenUsed="0"/>
+    <w:lsdException w:name="Colorful List Accent 5" w:semiHidden="0" w:uiPriority="72" w:unhideWhenUsed="0"/>
+    <w:lsdException w:name="Colorful Grid Accent 5" w:semiHidden="0" w:uiPriority="73" w:unhideWhenUsed="0"/>
+    <w:lsdException w:name="Light Shading Accent 6" w:semiHidden="0" w:uiPriority="60" w:unhideWhenUsed="0"/>
+    <w:lsdException w:name="Light List Accent 6" w:semiHidden="0" w:uiPriority="61" w:unhideWhenUsed="0"/>
+    <w:lsdException w:name="Light Grid Accent 6" w:semiHidden="0" w:uiPriority="62" w:unhideWhenUsed="0"/>
+    <w:lsdException w:name="Medium Shading 1 Accent 6" w:semiHidden="0" w:uiPriority="63" w:unhideWhenUsed="0"/>
+    <w:lsdException w:name="Medium Shading 2 Accent 6" w:semiHidden="0" w:uiPriority="64" w:unhideWhenUsed="0"/>
+    <w:lsdException w:name="Medium List 1 Accent 6" w:semiHidden="0" w:uiPriority="65" w:unhideWhenUsed="0"/>
+    <w:lsdException w:name="Medium List 2 Accent 6" w:semiHidden="0" w:uiPriority="66" w:unhideWhenUsed="0"/>
+    <w:lsdException w:name="Medium Grid 1 Accent 6" w:semiHidden="0" w:uiPriority="67" w:unhideWhenUsed="0"/>
+    <w:lsdException w:name="Medium Grid 2 Accent 6" w:semiHidden="0" w:uiPriority="68" w:unhideWhenUsed="0"/>
+    <w:lsdException w:name="Medium Grid 3 Accent 6" w:semiHidden="0" w:uiPriority="69" w:unhideWhenUsed="0"/>
+    <w:lsdException w:name="Dark List Accent 6" w:semiHidden="0" w:uiPriority="70" w:unhideWhenUsed="0"/>
+    <w:lsdException w:name="Colorful Shading Accent 6" w:semiHidden="0" w:uiPriority="71" w:unhideWhenUsed="0"/>
+    <w:lsdException w:name="Colorful List Accent 6" w:semiHidden="0" w:uiPriority="72" w:unhideWhenUsed="0"/>
+    <w:lsdException w:name="Colorful Grid Accent 6" w:semiHidden="0" w:uiPriority="73" w:unhideWhenUsed="0"/>
   </w:latentStyles>
-  <w:style w:type="paragraph" w:default="1" w:styleId="1">
+  <w:style w:type="paragraph" w:default="1" w:styleId="Normal">
     <w:name w:val="Normal"/>
     <w:qFormat/>
-    <w:uiPriority w:val="0"/>
     <w:pPr>
       <w:kinsoku w:val="0"/>
       <w:autoSpaceDE w:val="0"/>
@@ -4817,7 +4738,7 @@
       <w:textAlignment w:val="baseline"/>
     </w:pPr>
     <w:rPr>
-      <w:rFonts w:ascii="Arial" w:hAnsi="Arial" w:eastAsia="宋体" w:cs="Arial"/>
+      <w:rFonts w:ascii="Arial" w:eastAsia="宋体" w:hAnsi="Arial" w:cs="Arial"/>
       <w:snapToGrid w:val="0"/>
       <w:color w:val="000000"/>
       <w:kern w:val="0"/>
@@ -4826,12 +4747,11 @@
       <w:lang w:val="en-US" w:eastAsia="en-US" w:bidi="ar-SA"/>
     </w:rPr>
   </w:style>
-  <w:style w:type="paragraph" w:styleId="2">
+  <w:style w:type="paragraph" w:styleId="Heading1">
     <w:name w:val="heading 1"/>
-    <w:basedOn w:val="1"/>
-    <w:next w:val="1"/>
+    <w:basedOn w:val="Normal"/>
+    <w:next w:val="Normal"/>
     <w:qFormat/>
-    <w:uiPriority w:val="0"/>
     <w:pPr>
       <w:keepNext/>
       <w:keepLines/>
@@ -4849,13 +4769,12 @@
       <w:sz w:val="44"/>
     </w:rPr>
   </w:style>
-  <w:style w:type="paragraph" w:styleId="3">
+  <w:style w:type="paragraph" w:styleId="Heading2">
     <w:name w:val="heading 2"/>
-    <w:basedOn w:val="1"/>
-    <w:next w:val="1"/>
+    <w:basedOn w:val="Normal"/>
+    <w:next w:val="Normal"/>
     <w:unhideWhenUsed/>
     <w:qFormat/>
-    <w:uiPriority w:val="0"/>
     <w:pPr>
       <w:keepNext/>
       <w:keepLines/>
@@ -4868,19 +4787,18 @@
       <w:outlineLvl w:val="1"/>
     </w:pPr>
     <w:rPr>
-      <w:rFonts w:ascii="Arial" w:hAnsi="Arial" w:eastAsia="黑体"/>
+      <w:rFonts w:ascii="Arial" w:eastAsia="黑体" w:hAnsi="Arial"/>
       <w:b/>
       <w:sz w:val="32"/>
     </w:rPr>
   </w:style>
-  <w:style w:type="paragraph" w:styleId="4">
+  <w:style w:type="paragraph" w:styleId="Heading3">
     <w:name w:val="heading 3"/>
-    <w:basedOn w:val="1"/>
-    <w:next w:val="1"/>
+    <w:basedOn w:val="Normal"/>
+    <w:next w:val="Normal"/>
     <w:semiHidden/>
     <w:unhideWhenUsed/>
     <w:qFormat/>
-    <w:uiPriority w:val="0"/>
     <w:pPr>
       <w:keepNext/>
       <w:keepLines/>
@@ -4897,13 +4815,12 @@
       <w:sz w:val="32"/>
     </w:rPr>
   </w:style>
-  <w:style w:type="paragraph" w:styleId="5">
+  <w:style w:type="paragraph" w:styleId="Heading4">
     <w:name w:val="heading 4"/>
-    <w:basedOn w:val="1"/>
-    <w:next w:val="1"/>
+    <w:basedOn w:val="Normal"/>
+    <w:next w:val="Normal"/>
     <w:unhideWhenUsed/>
     <w:qFormat/>
-    <w:uiPriority w:val="0"/>
     <w:pPr>
       <w:keepNext/>
       <w:keepLines/>
@@ -4916,19 +4833,18 @@
       <w:outlineLvl w:val="3"/>
     </w:pPr>
     <w:rPr>
-      <w:rFonts w:ascii="Arial" w:hAnsi="Arial" w:eastAsia="黑体"/>
+      <w:rFonts w:ascii="Arial" w:eastAsia="黑体" w:hAnsi="Arial"/>
       <w:b/>
       <w:sz w:val="28"/>
     </w:rPr>
   </w:style>
-  <w:style w:type="paragraph" w:styleId="6">
+  <w:style w:type="paragraph" w:styleId="Heading5">
     <w:name w:val="heading 5"/>
-    <w:basedOn w:val="1"/>
-    <w:next w:val="1"/>
+    <w:basedOn w:val="Normal"/>
+    <w:next w:val="Normal"/>
     <w:semiHidden/>
     <w:unhideWhenUsed/>
     <w:qFormat/>
-    <w:uiPriority w:val="0"/>
     <w:pPr>
       <w:keepNext/>
       <w:keepLines/>
@@ -4945,14 +4861,13 @@
       <w:sz w:val="28"/>
     </w:rPr>
   </w:style>
-  <w:style w:type="paragraph" w:styleId="7">
+  <w:style w:type="paragraph" w:styleId="Heading6">
     <w:name w:val="heading 6"/>
-    <w:basedOn w:val="1"/>
-    <w:next w:val="1"/>
+    <w:basedOn w:val="Normal"/>
+    <w:next w:val="Normal"/>
     <w:semiHidden/>
     <w:unhideWhenUsed/>
     <w:qFormat/>
-    <w:uiPriority w:val="0"/>
     <w:pPr>
       <w:keepNext/>
       <w:keepLines/>
@@ -4965,19 +4880,18 @@
       <w:outlineLvl w:val="5"/>
     </w:pPr>
     <w:rPr>
-      <w:rFonts w:ascii="Arial" w:hAnsi="Arial" w:eastAsia="黑体"/>
+      <w:rFonts w:ascii="Arial" w:eastAsia="黑体" w:hAnsi="Arial"/>
       <w:b/>
       <w:sz w:val="24"/>
     </w:rPr>
   </w:style>
-  <w:style w:type="paragraph" w:styleId="8">
+  <w:style w:type="paragraph" w:styleId="Heading7">
     <w:name w:val="heading 7"/>
-    <w:basedOn w:val="1"/>
-    <w:next w:val="1"/>
+    <w:basedOn w:val="Normal"/>
+    <w:next w:val="Normal"/>
     <w:semiHidden/>
     <w:unhideWhenUsed/>
     <w:qFormat/>
-    <w:uiPriority w:val="0"/>
     <w:pPr>
       <w:keepNext/>
       <w:keepLines/>
@@ -4994,14 +4908,13 @@
       <w:sz w:val="24"/>
     </w:rPr>
   </w:style>
-  <w:style w:type="paragraph" w:styleId="9">
+  <w:style w:type="paragraph" w:styleId="Heading8">
     <w:name w:val="heading 8"/>
-    <w:basedOn w:val="1"/>
-    <w:next w:val="1"/>
+    <w:basedOn w:val="Normal"/>
+    <w:next w:val="Normal"/>
     <w:semiHidden/>
     <w:unhideWhenUsed/>
     <w:qFormat/>
-    <w:uiPriority w:val="0"/>
     <w:pPr>
       <w:keepNext/>
       <w:keepLines/>
@@ -5014,18 +4927,17 @@
       <w:outlineLvl w:val="7"/>
     </w:pPr>
     <w:rPr>
-      <w:rFonts w:ascii="Arial" w:hAnsi="Arial" w:eastAsia="黑体"/>
+      <w:rFonts w:ascii="Arial" w:eastAsia="黑体" w:hAnsi="Arial"/>
       <w:sz w:val="24"/>
     </w:rPr>
   </w:style>
-  <w:style w:type="paragraph" w:styleId="10">
+  <w:style w:type="paragraph" w:styleId="Heading9">
     <w:name w:val="heading 9"/>
-    <w:basedOn w:val="1"/>
-    <w:next w:val="1"/>
+    <w:basedOn w:val="Normal"/>
+    <w:next w:val="Normal"/>
     <w:semiHidden/>
     <w:unhideWhenUsed/>
     <w:qFormat/>
-    <w:uiPriority w:val="0"/>
     <w:pPr>
       <w:keepNext/>
       <w:keepLines/>
@@ -5038,21 +4950,19 @@
       <w:outlineLvl w:val="8"/>
     </w:pPr>
     <w:rPr>
-      <w:rFonts w:ascii="Arial" w:hAnsi="Arial" w:eastAsia="黑体"/>
+      <w:rFonts w:ascii="Arial" w:eastAsia="黑体" w:hAnsi="Arial"/>
       <w:sz w:val="21"/>
     </w:rPr>
   </w:style>
-  <w:style w:type="character" w:default="1" w:styleId="22">
+  <w:style w:type="character" w:default="1" w:styleId="DefaultParagraphFont">
     <w:name w:val="Default Paragraph Font"/>
     <w:semiHidden/>
     <w:qFormat/>
-    <w:uiPriority w:val="0"/>
   </w:style>
-  <w:style w:type="table" w:default="1" w:styleId="20">
+  <w:style w:type="table" w:default="1" w:styleId="TableNormal">
     <w:name w:val="Normal Table"/>
     <w:semiHidden/>
     <w:qFormat/>
-    <w:uiPriority w:val="0"/>
     <w:tblPr>
       <w:tblCellMar>
         <w:top w:w="0" w:type="dxa"/>
@@ -5062,43 +4972,39 @@
       </w:tblCellMar>
     </w:tblPr>
   </w:style>
-  <w:style w:type="paragraph" w:styleId="11">
+  <w:style w:type="paragraph" w:styleId="CommentText">
     <w:name w:val="annotation text"/>
-    <w:basedOn w:val="1"/>
+    <w:basedOn w:val="Normal"/>
     <w:qFormat/>
-    <w:uiPriority w:val="0"/>
     <w:pPr>
       <w:jc w:val="left"/>
     </w:pPr>
   </w:style>
-  <w:style w:type="paragraph" w:styleId="12">
+  <w:style w:type="paragraph" w:styleId="BodyText">
     <w:name w:val="Body Text"/>
-    <w:basedOn w:val="1"/>
+    <w:basedOn w:val="Normal"/>
     <w:semiHidden/>
     <w:qFormat/>
-    <w:uiPriority w:val="0"/>
     <w:rPr>
-      <w:rFonts w:ascii="Arial" w:hAnsi="Arial" w:eastAsia="Arial" w:cs="Arial"/>
+      <w:rFonts w:ascii="Arial" w:eastAsia="Arial" w:hAnsi="Arial" w:cs="Arial"/>
       <w:sz w:val="21"/>
       <w:szCs w:val="21"/>
       <w:lang w:val="en-US" w:eastAsia="en-US" w:bidi="ar-SA"/>
     </w:rPr>
   </w:style>
-  <w:style w:type="paragraph" w:styleId="13">
+  <w:style w:type="paragraph" w:styleId="TOC3">
     <w:name w:val="toc 3"/>
-    <w:basedOn w:val="1"/>
-    <w:next w:val="1"/>
+    <w:basedOn w:val="Normal"/>
+    <w:next w:val="Normal"/>
     <w:qFormat/>
-    <w:uiPriority w:val="0"/>
     <w:pPr>
       <w:ind w:left="840" w:leftChars="400"/>
     </w:pPr>
   </w:style>
-  <w:style w:type="paragraph" w:styleId="14">
+  <w:style w:type="paragraph" w:styleId="Footer">
     <w:name w:val="footer"/>
-    <w:basedOn w:val="1"/>
+    <w:basedOn w:val="Normal"/>
     <w:qFormat/>
-    <w:uiPriority w:val="0"/>
     <w:pPr>
       <w:tabs>
         <w:tab w:val="center" w:pos="4153"/>
@@ -5111,17 +5017,16 @@
       <w:sz w:val="18"/>
     </w:rPr>
   </w:style>
-  <w:style w:type="paragraph" w:styleId="15">
+  <w:style w:type="paragraph" w:styleId="Header">
     <w:name w:val="header"/>
-    <w:basedOn w:val="1"/>
+    <w:basedOn w:val="Normal"/>
     <w:qFormat/>
-    <w:uiPriority w:val="0"/>
     <w:pPr>
       <w:pBdr>
-        <w:top w:val="none" w:color="auto" w:sz="0" w:space="0"/>
-        <w:left w:val="none" w:color="auto" w:sz="0" w:space="0"/>
-        <w:bottom w:val="none" w:color="auto" w:sz="0" w:space="0"/>
-        <w:right w:val="none" w:color="auto" w:sz="0" w:space="0"/>
+        <w:top w:val="nil"/>
+        <w:left w:val="nil"/>
+        <w:bottom w:val="nil"/>
+        <w:right w:val="nil"/>
       </w:pBdr>
       <w:tabs>
         <w:tab w:val="center" w:pos="4153"/>
@@ -5136,41 +5041,37 @@
       <w:sz w:val="18"/>
     </w:rPr>
   </w:style>
-  <w:style w:type="paragraph" w:styleId="16">
+  <w:style w:type="paragraph" w:styleId="TOC1">
     <w:name w:val="toc 1"/>
-    <w:basedOn w:val="1"/>
-    <w:next w:val="1"/>
+    <w:basedOn w:val="Normal"/>
+    <w:next w:val="Normal"/>
     <w:qFormat/>
-    <w:uiPriority w:val="0"/>
     <w:rPr>
-      <w:rFonts w:ascii="Arial" w:hAnsi="Arial" w:eastAsia="Microsoft JhengHei"/>
+      <w:rFonts w:ascii="Arial" w:eastAsia="Microsoft JhengHei" w:hAnsi="Arial"/>
       <w:sz w:val="24"/>
     </w:rPr>
   </w:style>
-  <w:style w:type="paragraph" w:styleId="17">
+  <w:style w:type="paragraph" w:styleId="TOC2">
     <w:name w:val="toc 2"/>
-    <w:basedOn w:val="1"/>
-    <w:next w:val="1"/>
+    <w:basedOn w:val="Normal"/>
+    <w:next w:val="Normal"/>
     <w:qFormat/>
-    <w:uiPriority w:val="0"/>
     <w:pPr>
       <w:ind w:left="420" w:leftChars="200"/>
     </w:pPr>
   </w:style>
-  <w:style w:type="paragraph" w:styleId="18">
+  <w:style w:type="paragraph" w:styleId="NormalWeb">
     <w:name w:val="Normal (Web)"/>
-    <w:basedOn w:val="1"/>
+    <w:basedOn w:val="Normal"/>
     <w:qFormat/>
-    <w:uiPriority w:val="0"/>
     <w:rPr>
       <w:sz w:val="24"/>
     </w:rPr>
   </w:style>
-  <w:style w:type="paragraph" w:styleId="19">
+  <w:style w:type="paragraph" w:styleId="Title">
     <w:name w:val="Title"/>
-    <w:basedOn w:val="1"/>
+    <w:basedOn w:val="Normal"/>
     <w:qFormat/>
-    <w:uiPriority w:val="0"/>
     <w:pPr>
       <w:spacing w:before="240" w:beforeLines="0" w:beforeAutospacing="0" w:after="60" w:afterLines="0" w:afterAutospacing="0"/>
       <w:jc w:val="center"/>
@@ -5182,73 +5083,68 @@
       <w:sz w:val="32"/>
     </w:rPr>
   </w:style>
-  <w:style w:type="table" w:styleId="21">
+  <w:style w:type="table" w:styleId="TableGrid">
     <w:name w:val="Table Grid"/>
-    <w:basedOn w:val="20"/>
+    <w:basedOn w:val="TableNormal"/>
     <w:qFormat/>
-    <w:uiPriority w:val="0"/>
     <w:pPr>
       <w:widowControl w:val="0"/>
       <w:jc w:val="both"/>
     </w:pPr>
     <w:tblPr>
       <w:tblBorders>
-        <w:top w:val="single" w:color="auto" w:sz="4" w:space="0"/>
-        <w:left w:val="single" w:color="auto" w:sz="4" w:space="0"/>
-        <w:bottom w:val="single" w:color="auto" w:sz="4" w:space="0"/>
-        <w:right w:val="single" w:color="auto" w:sz="4" w:space="0"/>
-        <w:insideH w:val="single" w:color="auto" w:sz="4" w:space="0"/>
-        <w:insideV w:val="single" w:color="auto" w:sz="4" w:space="0"/>
+        <w:top w:val="single" w:sz="4" w:space="0" w:color="auto"/>
+        <w:left w:val="single" w:sz="4" w:space="0" w:color="auto"/>
+        <w:bottom w:val="single" w:sz="4" w:space="0" w:color="auto"/>
+        <w:right w:val="single" w:sz="4" w:space="0" w:color="auto"/>
+        <w:insideH w:val="single" w:sz="4" w:space="0" w:color="auto"/>
+        <w:insideV w:val="single" w:sz="4" w:space="0" w:color="auto"/>
       </w:tblBorders>
     </w:tblPr>
   </w:style>
-  <w:style w:type="character" w:styleId="23">
+  <w:style w:type="character" w:styleId="Strong">
     <w:name w:val="Strong"/>
-    <w:basedOn w:val="22"/>
+    <w:basedOn w:val="DefaultParagraphFont"/>
     <w:qFormat/>
-    <w:uiPriority w:val="0"/>
     <w:rPr>
       <w:b/>
     </w:rPr>
   </w:style>
-  <w:style w:type="paragraph" w:customStyle="1" w:styleId="24">
+  <w:style w:type="paragraph" w:customStyle="1" w:styleId="a">
     <w:name w:val="柴_公司名"/>
-    <w:basedOn w:val="19"/>
+    <w:basedOn w:val="Title"/>
     <w:qFormat/>
-    <w:uiPriority w:val="0"/>
     <w:pPr>
       <w:spacing w:after="600" w:afterLines="600"/>
     </w:pPr>
     <w:rPr>
-      <w:rFonts w:hint="eastAsia" w:ascii="宋体" w:hAnsi="宋体" w:eastAsia="宋体" w:cs="宋体"/>
+      <w:rFonts w:ascii="宋体" w:eastAsia="宋体" w:hAnsi="宋体" w:cs="宋体" w:hint="eastAsia"/>
       <w:bCs/>
       <w:spacing w:val="-6"/>
       <w:sz w:val="52"/>
       <w:szCs w:val="52"/>
     </w:rPr>
   </w:style>
-  <w:style w:type="paragraph" w:customStyle="1" w:styleId="25">
+  <w:style w:type="paragraph" w:customStyle="1" w:styleId="a0">
     <w:name w:val="柴_文档名"/>
-    <w:basedOn w:val="19"/>
+    <w:basedOn w:val="Title"/>
     <w:qFormat/>
-    <w:uiPriority w:val="0"/>
     <w:pPr>
       <w:spacing w:after="900" w:afterLines="900"/>
     </w:pPr>
     <w:rPr>
-      <w:rFonts w:ascii="黑体" w:hAnsi="黑体" w:eastAsia="黑体" w:cs="黑体"/>
+      <w:rFonts w:ascii="黑体" w:eastAsia="黑体" w:hAnsi="黑体" w:cs="黑体"/>
       <w:bCs/>
       <w:spacing w:val="-7"/>
       <w:sz w:val="52"/>
       <w:szCs w:val="52"/>
     </w:rPr>
   </w:style>
-  <w:style w:type="table" w:customStyle="1" w:styleId="26">
+  <w:style w:type="table" w:customStyle="1" w:styleId="TableNormal0">
     <w:name w:val="Table Normal_0"/>
     <w:semiHidden/>
     <w:unhideWhenUsed/>
     <w:qFormat/>
-    <w:uiPriority w:val="0"/>
     <w:tblPr>
       <w:tblCellMar>
         <w:top w:w="0" w:type="dxa"/>
@@ -5258,87 +5154,81 @@
       </w:tblCellMar>
     </w:tblPr>
   </w:style>
-  <w:style w:type="paragraph" w:customStyle="1" w:styleId="27">
+  <w:style w:type="paragraph" w:customStyle="1" w:styleId="TableText">
     <w:name w:val="Table Text"/>
-    <w:basedOn w:val="1"/>
+    <w:basedOn w:val="Normal"/>
     <w:semiHidden/>
     <w:qFormat/>
-    <w:uiPriority w:val="0"/>
     <w:rPr>
-      <w:rFonts w:ascii="宋体" w:hAnsi="宋体" w:eastAsia="宋体" w:cs="宋体"/>
+      <w:rFonts w:ascii="宋体" w:eastAsia="宋体" w:hAnsi="宋体" w:cs="宋体"/>
       <w:sz w:val="21"/>
       <w:szCs w:val="21"/>
       <w:lang w:val="en-US" w:eastAsia="en-US" w:bidi="ar-SA"/>
     </w:rPr>
   </w:style>
-  <w:style w:type="paragraph" w:customStyle="1" w:styleId="28">
+  <w:style w:type="paragraph" w:customStyle="1" w:styleId="1">
     <w:name w:val="柴_标题1"/>
-    <w:basedOn w:val="2"/>
-    <w:next w:val="29"/>
-    <w:link w:val="38"/>
+    <w:basedOn w:val="Heading1"/>
+    <w:next w:val="a1"/>
+    <w:link w:val="1Char"/>
     <w:qFormat/>
-    <w:uiPriority w:val="0"/>
     <w:pPr>
       <w:spacing w:before="100" w:after="90" w:line="360" w:lineRule="auto"/>
     </w:pPr>
     <w:rPr>
-      <w:rFonts w:ascii="Arial" w:hAnsi="Arial" w:eastAsia="宋体"/>
+      <w:rFonts w:ascii="Arial" w:eastAsia="宋体" w:hAnsi="Arial"/>
       <w:sz w:val="32"/>
     </w:rPr>
   </w:style>
-  <w:style w:type="paragraph" w:customStyle="1" w:styleId="29">
+  <w:style w:type="paragraph" w:customStyle="1" w:styleId="a1">
     <w:name w:val="柴_正文"/>
-    <w:basedOn w:val="12"/>
-    <w:link w:val="42"/>
+    <w:basedOn w:val="BodyText"/>
+    <w:link w:val="Char"/>
     <w:qFormat/>
-    <w:uiPriority w:val="0"/>
     <w:pPr>
       <w:spacing w:line="360" w:lineRule="auto"/>
       <w:ind w:firstLine="470" w:firstLineChars="200"/>
     </w:pPr>
     <w:rPr>
-      <w:rFonts w:ascii="Arial" w:hAnsi="Arial" w:eastAsia="宋体"/>
+      <w:rFonts w:ascii="Arial" w:eastAsia="宋体" w:hAnsi="Arial"/>
       <w:sz w:val="24"/>
       <w:lang w:eastAsia="zh-CN"/>
     </w:rPr>
   </w:style>
-  <w:style w:type="paragraph" w:customStyle="1" w:styleId="30">
+  <w:style w:type="paragraph" w:customStyle="1" w:styleId="2">
     <w:name w:val="柴_标题2"/>
-    <w:basedOn w:val="3"/>
-    <w:next w:val="29"/>
+    <w:basedOn w:val="Heading2"/>
+    <w:next w:val="a1"/>
     <w:qFormat/>
-    <w:uiPriority w:val="0"/>
     <w:pPr>
       <w:spacing w:line="360" w:lineRule="auto"/>
     </w:pPr>
     <w:rPr>
-      <w:rFonts w:ascii="Arial" w:hAnsi="Arial" w:eastAsia="宋体"/>
+      <w:rFonts w:ascii="Arial" w:eastAsia="宋体" w:hAnsi="Arial"/>
       <w:sz w:val="28"/>
     </w:rPr>
   </w:style>
-  <w:style w:type="paragraph" w:customStyle="1" w:styleId="31">
+  <w:style w:type="paragraph" w:customStyle="1" w:styleId="3">
     <w:name w:val="柴_标题3"/>
-    <w:basedOn w:val="4"/>
-    <w:next w:val="29"/>
+    <w:basedOn w:val="Heading3"/>
+    <w:next w:val="a1"/>
     <w:qFormat/>
-    <w:uiPriority w:val="0"/>
     <w:pPr>
       <w:spacing w:line="360" w:lineRule="auto"/>
       <w:ind w:left="0" w:firstLine="472" w:firstLineChars="200"/>
     </w:pPr>
     <w:rPr>
-      <w:rFonts w:ascii="宋体" w:hAnsi="宋体" w:eastAsia="宋体" w:cs="宋体"/>
+      <w:rFonts w:ascii="宋体" w:eastAsia="宋体" w:hAnsi="宋体" w:cs="宋体"/>
       <w:spacing w:val="-2"/>
       <w:sz w:val="24"/>
       <w:szCs w:val="24"/>
     </w:rPr>
   </w:style>
-  <w:style w:type="paragraph" w:customStyle="1" w:styleId="32">
+  <w:style w:type="paragraph" w:customStyle="1" w:styleId="a2">
     <w:name w:val="柴_目录"/>
-    <w:basedOn w:val="1"/>
-    <w:next w:val="12"/>
+    <w:basedOn w:val="Normal"/>
+    <w:next w:val="BodyText"/>
     <w:qFormat/>
-    <w:uiPriority w:val="0"/>
     <w:pPr>
       <w:tabs>
         <w:tab w:val="right" w:leader="dot" w:pos="8442"/>
@@ -5346,64 +5236,59 @@
       <w:ind w:left="0" w:leftChars="0"/>
     </w:pPr>
     <w:rPr>
-      <w:rFonts w:ascii="Arial" w:hAnsi="Arial" w:eastAsia="Microsoft JhengHei"/>
+      <w:rFonts w:ascii="Arial" w:eastAsia="Microsoft JhengHei" w:hAnsi="Arial"/>
       <w:sz w:val="24"/>
     </w:rPr>
   </w:style>
-  <w:style w:type="paragraph" w:customStyle="1" w:styleId="33">
+  <w:style w:type="paragraph" w:customStyle="1" w:styleId="WPSOffice1">
     <w:name w:val="WPSOffice手动目录 1"/>
     <w:qFormat/>
-    <w:uiPriority w:val="0"/>
     <w:pPr>
       <w:ind w:leftChars="0"/>
     </w:pPr>
     <w:rPr>
-      <w:rFonts w:ascii="Times New Roman" w:hAnsi="Times New Roman" w:eastAsia="宋体" w:cs="Times New Roman"/>
+      <w:rFonts w:ascii="Times New Roman" w:eastAsia="宋体" w:hAnsi="Times New Roman" w:cs="Times New Roman"/>
       <w:sz w:val="20"/>
       <w:szCs w:val="20"/>
     </w:rPr>
   </w:style>
-  <w:style w:type="paragraph" w:customStyle="1" w:styleId="34">
+  <w:style w:type="paragraph" w:customStyle="1" w:styleId="WPSOffice2">
     <w:name w:val="WPSOffice手动目录 2"/>
     <w:qFormat/>
-    <w:uiPriority w:val="0"/>
     <w:pPr>
       <w:ind w:leftChars="200"/>
     </w:pPr>
     <w:rPr>
-      <w:rFonts w:ascii="Times New Roman" w:hAnsi="Times New Roman" w:eastAsia="宋体" w:cs="Times New Roman"/>
+      <w:rFonts w:ascii="Times New Roman" w:eastAsia="宋体" w:hAnsi="Times New Roman" w:cs="Times New Roman"/>
       <w:sz w:val="20"/>
       <w:szCs w:val="20"/>
     </w:rPr>
   </w:style>
-  <w:style w:type="paragraph" w:customStyle="1" w:styleId="35">
+  <w:style w:type="paragraph" w:customStyle="1" w:styleId="WPSOffice3">
     <w:name w:val="WPSOffice手动目录 3"/>
     <w:qFormat/>
-    <w:uiPriority w:val="0"/>
     <w:pPr>
       <w:ind w:leftChars="400"/>
     </w:pPr>
     <w:rPr>
-      <w:rFonts w:ascii="Times New Roman" w:hAnsi="Times New Roman" w:eastAsia="宋体" w:cs="Times New Roman"/>
+      <w:rFonts w:ascii="Times New Roman" w:eastAsia="宋体" w:hAnsi="Times New Roman" w:cs="Times New Roman"/>
       <w:sz w:val="20"/>
       <w:szCs w:val="20"/>
     </w:rPr>
   </w:style>
-  <w:style w:type="paragraph" w:customStyle="1" w:styleId="36">
+  <w:style w:type="paragraph" w:customStyle="1" w:styleId="Compact">
     <w:name w:val="Compact"/>
-    <w:basedOn w:val="12"/>
+    <w:basedOn w:val="BodyText"/>
     <w:qFormat/>
-    <w:uiPriority w:val="0"/>
     <w:pPr>
       <w:spacing w:before="36" w:after="36"/>
     </w:pPr>
   </w:style>
-  <w:style w:type="table" w:customStyle="1" w:styleId="37">
+  <w:style w:type="table" w:customStyle="1" w:styleId="Table">
     <w:name w:val="Table"/>
     <w:semiHidden/>
     <w:unhideWhenUsed/>
     <w:qFormat/>
-    <w:uiPriority w:val="0"/>
     <w:tblPr>
       <w:tblCellMar>
         <w:top w:w="0" w:type="dxa"/>
@@ -5415,28 +5300,26 @@
     <w:tblStylePr w:type="firstRow">
       <w:tcPr>
         <w:tcBorders>
-          <w:bottom w:val="single" w:color="auto" w:sz="0" w:space="0"/>
+          <w:bottom w:val="single" w:sz="0" w:space="0" w:color="auto"/>
         </w:tcBorders>
         <w:vAlign w:val="bottom"/>
       </w:tcPr>
     </w:tblStylePr>
   </w:style>
-  <w:style w:type="character" w:customStyle="1" w:styleId="38">
+  <w:style w:type="character" w:customStyle="1" w:styleId="1Char">
     <w:name w:val="柴_标题1 Char"/>
-    <w:link w:val="28"/>
+    <w:link w:val="1"/>
     <w:qFormat/>
-    <w:uiPriority w:val="0"/>
     <w:rPr>
-      <w:rFonts w:ascii="Arial" w:hAnsi="Arial" w:eastAsia="宋体"/>
+      <w:rFonts w:ascii="Arial" w:eastAsia="宋体" w:hAnsi="Arial"/>
       <w:sz w:val="32"/>
     </w:rPr>
   </w:style>
-  <w:style w:type="table" w:customStyle="1" w:styleId="39">
+  <w:style w:type="table" w:customStyle="1" w:styleId="TableNormal1">
     <w:name w:val="Table Normal_1"/>
     <w:semiHidden/>
     <w:unhideWhenUsed/>
     <w:qFormat/>
-    <w:uiPriority w:val="0"/>
     <w:tblPr>
       <w:tblCellMar>
         <w:top w:w="0" w:type="dxa"/>
@@ -5446,11 +5329,10 @@
       </w:tblCellMar>
     </w:tblPr>
   </w:style>
-  <w:style w:type="paragraph" w:customStyle="1" w:styleId="40">
+  <w:style w:type="paragraph" w:customStyle="1" w:styleId="a3">
     <w:name w:val="柴_正文_无缩进"/>
-    <w:basedOn w:val="1"/>
+    <w:basedOn w:val="Normal"/>
     <w:qFormat/>
-    <w:uiPriority w:val="0"/>
     <w:pPr>
       <w:ind w:firstLine="0" w:firstLineChars="0"/>
     </w:pPr>
@@ -5460,31 +5342,29 @@
       <w:lang w:eastAsia="zh-CN"/>
     </w:rPr>
   </w:style>
-  <w:style w:type="paragraph" w:customStyle="1" w:styleId="41">
+  <w:style w:type="paragraph" w:customStyle="1" w:styleId="4">
     <w:name w:val="柴_标题4"/>
-    <w:basedOn w:val="5"/>
-    <w:next w:val="1"/>
+    <w:basedOn w:val="Heading4"/>
+    <w:next w:val="Normal"/>
     <w:qFormat/>
-    <w:uiPriority w:val="0"/>
     <w:pPr>
       <w:widowControl w:val="0"/>
       <w:spacing w:before="160" w:line="360" w:lineRule="auto"/>
-      <w:ind w:left="981" w:leftChars="300" w:hanging="862"/>
+      <w:ind w:left="981" w:hanging="862" w:leftChars="300"/>
     </w:pPr>
     <w:rPr>
-      <w:rFonts w:hint="eastAsia" w:ascii="Calibri" w:hAnsi="Calibri" w:eastAsia="宋体" w:cs="宋体"/>
+      <w:rFonts w:ascii="Calibri" w:eastAsia="宋体" w:hAnsi="Calibri" w:cs="宋体" w:hint="eastAsia"/>
       <w:sz w:val="24"/>
       <w:szCs w:val="24"/>
       <w:lang w:eastAsia="zh-CN" w:bidi="zh-CN"/>
     </w:rPr>
   </w:style>
-  <w:style w:type="character" w:customStyle="1" w:styleId="42">
+  <w:style w:type="character" w:customStyle="1" w:styleId="Char">
     <w:name w:val="柴_正文 Char"/>
-    <w:link w:val="29"/>
+    <w:link w:val="a1"/>
     <w:qFormat/>
-    <w:uiPriority w:val="0"/>
     <w:rPr>
-      <w:rFonts w:ascii="Arial" w:hAnsi="Arial" w:eastAsia="宋体"/>
+      <w:rFonts w:ascii="Arial" w:eastAsia="宋体" w:hAnsi="Arial"/>
       <w:sz w:val="24"/>
       <w:lang w:eastAsia="zh-CN"/>
     </w:rPr>
